--- a/springboot-kafka-microservices.docx
+++ b/springboot-kafka-microservices.docx
@@ -233,6 +233,1763 @@
           <w:iCs/>
         </w:rPr>
       </w:pPr>
+      <w:r>
+        <w:rPr>
+          <w:b/>
+          <w:bCs/>
+          <w:i/>
+          <w:iCs/>
+        </w:rPr>
+        <w:t>@Data</w:t>
+      </w:r>
+      <w:r>
+        <w:rPr>
+          <w:b/>
+          <w:bCs/>
+          <w:i/>
+          <w:iCs/>
+        </w:rPr>
+        <w:br/>
+        <w:t>@AllArgsConstructor</w:t>
+      </w:r>
+      <w:r>
+        <w:rPr>
+          <w:b/>
+          <w:bCs/>
+          <w:i/>
+          <w:iCs/>
+        </w:rPr>
+        <w:br/>
+        <w:t>@NoArgsConstructor</w:t>
+      </w:r>
+      <w:r>
+        <w:rPr>
+          <w:b/>
+          <w:bCs/>
+          <w:i/>
+          <w:iCs/>
+        </w:rPr>
+        <w:br/>
+        <w:t>public class Order {</w:t>
+      </w:r>
+      <w:r>
+        <w:rPr>
+          <w:b/>
+          <w:bCs/>
+          <w:i/>
+          <w:iCs/>
+        </w:rPr>
+        <w:br/>
+      </w:r>
+      <w:r>
+        <w:rPr>
+          <w:b/>
+          <w:bCs/>
+          <w:i/>
+          <w:iCs/>
+        </w:rPr>
+        <w:br/>
+        <w:t xml:space="preserve">    private String </w:t>
+      </w:r>
+      <w:proofErr w:type="spellStart"/>
+      <w:r>
+        <w:rPr>
+          <w:b/>
+          <w:bCs/>
+          <w:i/>
+          <w:iCs/>
+        </w:rPr>
+        <w:t>orderId</w:t>
+      </w:r>
+      <w:proofErr w:type="spellEnd"/>
+      <w:r>
+        <w:rPr>
+          <w:b/>
+          <w:bCs/>
+          <w:i/>
+          <w:iCs/>
+        </w:rPr>
+        <w:t>;</w:t>
+      </w:r>
+      <w:r>
+        <w:rPr>
+          <w:b/>
+          <w:bCs/>
+          <w:i/>
+          <w:iCs/>
+        </w:rPr>
+        <w:br/>
+        <w:t xml:space="preserve">    private String name;</w:t>
+      </w:r>
+      <w:r>
+        <w:rPr>
+          <w:b/>
+          <w:bCs/>
+          <w:i/>
+          <w:iCs/>
+        </w:rPr>
+        <w:br/>
+        <w:t xml:space="preserve">    private </w:t>
+      </w:r>
+      <w:proofErr w:type="spellStart"/>
+      <w:r>
+        <w:rPr>
+          <w:b/>
+          <w:bCs/>
+          <w:i/>
+          <w:iCs/>
+        </w:rPr>
+        <w:t>int</w:t>
+      </w:r>
+      <w:proofErr w:type="spellEnd"/>
+      <w:r>
+        <w:rPr>
+          <w:b/>
+          <w:bCs/>
+          <w:i/>
+          <w:iCs/>
+        </w:rPr>
+        <w:t xml:space="preserve"> </w:t>
+      </w:r>
+      <w:proofErr w:type="spellStart"/>
+      <w:r>
+        <w:rPr>
+          <w:b/>
+          <w:bCs/>
+          <w:i/>
+          <w:iCs/>
+        </w:rPr>
+        <w:t>qty</w:t>
+      </w:r>
+      <w:proofErr w:type="spellEnd"/>
+      <w:r>
+        <w:rPr>
+          <w:b/>
+          <w:bCs/>
+          <w:i/>
+          <w:iCs/>
+        </w:rPr>
+        <w:t>;</w:t>
+      </w:r>
+      <w:r>
+        <w:rPr>
+          <w:b/>
+          <w:bCs/>
+          <w:i/>
+          <w:iCs/>
+        </w:rPr>
+        <w:br/>
+        <w:t xml:space="preserve">    private double price;</w:t>
+      </w:r>
+      <w:r>
+        <w:rPr>
+          <w:b/>
+          <w:bCs/>
+          <w:i/>
+          <w:iCs/>
+        </w:rPr>
+        <w:br/>
+        <w:t>}</w:t>
+      </w:r>
+    </w:p>
+    <w:p>
+      <w:pPr>
+        <w:spacing w:after="0"/>
+        <w:rPr>
+          <w:b/>
+          <w:bCs/>
+          <w:i/>
+          <w:iCs/>
+        </w:rPr>
+      </w:pPr>
+    </w:p>
+    <w:p>
+      <w:pPr>
+        <w:spacing w:after="0"/>
+        <w:rPr>
+          <w:b/>
+          <w:bCs/>
+          <w:i/>
+          <w:iCs/>
+        </w:rPr>
+      </w:pPr>
+      <w:r>
+        <w:rPr>
+          <w:b/>
+          <w:bCs/>
+          <w:i/>
+          <w:iCs/>
+        </w:rPr>
+        <w:t xml:space="preserve">Il file </w:t>
+      </w:r>
+      <w:proofErr w:type="spellStart"/>
+      <w:r>
+        <w:rPr>
+          <w:b/>
+          <w:bCs/>
+          <w:i/>
+          <w:iCs/>
+        </w:rPr>
+        <w:t>pom</w:t>
+      </w:r>
+      <w:proofErr w:type="spellEnd"/>
+      <w:r>
+        <w:rPr>
+          <w:b/>
+          <w:bCs/>
+          <w:i/>
+          <w:iCs/>
+        </w:rPr>
+        <w:t xml:space="preserve"> di </w:t>
+      </w:r>
+      <w:r>
+        <w:rPr>
+          <w:b/>
+          <w:bCs/>
+          <w:i/>
+          <w:iCs/>
+        </w:rPr>
+        <w:t>base</w:t>
+      </w:r>
+      <w:r>
+        <w:rPr>
+          <w:b/>
+          <w:bCs/>
+          <w:i/>
+          <w:iCs/>
+        </w:rPr>
+        <w:t>-</w:t>
+      </w:r>
+      <w:r>
+        <w:rPr>
+          <w:b/>
+          <w:bCs/>
+          <w:i/>
+          <w:iCs/>
+        </w:rPr>
+        <w:t>domains</w:t>
+      </w:r>
+      <w:r>
+        <w:rPr>
+          <w:b/>
+          <w:bCs/>
+          <w:i/>
+          <w:iCs/>
+        </w:rPr>
+        <w:t>:</w:t>
+      </w:r>
+    </w:p>
+    <w:p>
+      <w:pPr>
+        <w:spacing w:after="0"/>
+      </w:pPr>
+      <w:r>
+        <w:t xml:space="preserve">qui stiamo lavorando con </w:t>
+      </w:r>
+      <w:r>
+        <w:rPr>
+          <w:b/>
+          <w:bCs/>
+        </w:rPr>
+        <w:t>Maven e un progetto multi-modulo</w:t>
+      </w:r>
+      <w:r>
+        <w:t>. Ti spiego perché nel pom.xml di base-domains abbiamo inserito queste informazioni.</w:t>
+      </w:r>
+    </w:p>
+    <w:p>
+      <w:pPr>
+        <w:spacing w:after="0"/>
+        <w:rPr>
+          <w:b/>
+          <w:bCs/>
+        </w:rPr>
+      </w:pPr>
+      <w:r>
+        <w:rPr>
+          <w:b/>
+          <w:bCs/>
+        </w:rPr>
+        <w:t>1. COSA FA / COSA OTTIENE</w:t>
+      </w:r>
+    </w:p>
+    <w:p>
+      <w:pPr>
+        <w:spacing w:after="0"/>
+      </w:pPr>
+      <w:r>
+        <w:t>Hai:</w:t>
+      </w:r>
+    </w:p>
+    <w:p>
+      <w:pPr>
+        <w:spacing w:after="0"/>
+      </w:pPr>
+      <w:r>
+        <w:t>&lt;</w:t>
+      </w:r>
+      <w:proofErr w:type="spellStart"/>
+      <w:r>
+        <w:t>groupId</w:t>
+      </w:r>
+      <w:proofErr w:type="spellEnd"/>
+      <w:r>
+        <w:t>&gt;</w:t>
+      </w:r>
+      <w:proofErr w:type="spellStart"/>
+      <w:r>
+        <w:t>net.javaguides</w:t>
+      </w:r>
+      <w:proofErr w:type="spellEnd"/>
+      <w:r>
+        <w:t>&lt;/</w:t>
+      </w:r>
+      <w:proofErr w:type="spellStart"/>
+      <w:r>
+        <w:t>groupId</w:t>
+      </w:r>
+      <w:proofErr w:type="spellEnd"/>
+      <w:r>
+        <w:t>&gt;</w:t>
+      </w:r>
+    </w:p>
+    <w:p>
+      <w:pPr>
+        <w:spacing w:after="0"/>
+      </w:pPr>
+      <w:r>
+        <w:t>&lt;</w:t>
+      </w:r>
+      <w:proofErr w:type="spellStart"/>
+      <w:r>
+        <w:t>artifactId</w:t>
+      </w:r>
+      <w:proofErr w:type="spellEnd"/>
+      <w:r>
+        <w:t>&gt;base-domains&lt;/</w:t>
+      </w:r>
+      <w:proofErr w:type="spellStart"/>
+      <w:r>
+        <w:t>artifactId</w:t>
+      </w:r>
+      <w:proofErr w:type="spellEnd"/>
+      <w:r>
+        <w:t>&gt;</w:t>
+      </w:r>
+    </w:p>
+    <w:p>
+      <w:pPr>
+        <w:spacing w:after="0"/>
+      </w:pPr>
+      <w:r>
+        <w:t>&lt;</w:t>
+      </w:r>
+      <w:proofErr w:type="spellStart"/>
+      <w:r>
+        <w:t>version</w:t>
+      </w:r>
+      <w:proofErr w:type="spellEnd"/>
+      <w:r>
+        <w:t>&gt;0.0.1-SNAPSHOT&lt;/</w:t>
+      </w:r>
+      <w:proofErr w:type="spellStart"/>
+      <w:r>
+        <w:t>version</w:t>
+      </w:r>
+      <w:proofErr w:type="spellEnd"/>
+      <w:r>
+        <w:t>&gt;</w:t>
+      </w:r>
+    </w:p>
+    <w:p>
+      <w:pPr>
+        <w:spacing w:after="0"/>
+      </w:pPr>
+      <w:r>
+        <w:t>&lt;name&gt;base-domains&lt;/name&gt;</w:t>
+      </w:r>
+    </w:p>
+    <w:p>
+      <w:pPr>
+        <w:spacing w:after="0"/>
+      </w:pPr>
+      <w:r>
+        <w:t>&lt;packaging&gt;</w:t>
+      </w:r>
+      <w:proofErr w:type="spellStart"/>
+      <w:r>
+        <w:t>jar</w:t>
+      </w:r>
+      <w:proofErr w:type="spellEnd"/>
+      <w:r>
+        <w:t>&lt;/packaging&gt;</w:t>
+      </w:r>
+    </w:p>
+    <w:p>
+      <w:pPr>
+        <w:spacing w:after="0"/>
+      </w:pPr>
+      <w:r>
+        <w:t xml:space="preserve">Queste informazioni servono a Maven per </w:t>
+      </w:r>
+      <w:r>
+        <w:rPr>
+          <w:b/>
+          <w:bCs/>
+        </w:rPr>
+        <w:t>identificare il progetto base-domains e stabilire come deve essere costruito</w:t>
+      </w:r>
+      <w:r>
+        <w:t>.</w:t>
+      </w:r>
+    </w:p>
+    <w:p>
+      <w:pPr>
+        <w:spacing w:after="0"/>
+      </w:pPr>
+      <w:r>
+        <w:t xml:space="preserve">Nel nostro caso, base-domains è un modulo che può contenere classi Java condivise tra più microservizi, come </w:t>
+      </w:r>
+      <w:proofErr w:type="spellStart"/>
+      <w:r>
+        <w:t>OrderEvent</w:t>
+      </w:r>
+      <w:proofErr w:type="spellEnd"/>
+      <w:r>
+        <w:t>.</w:t>
+      </w:r>
+    </w:p>
+    <w:p>
+      <w:pPr>
+        <w:spacing w:after="0"/>
+        <w:rPr>
+          <w:b/>
+          <w:bCs/>
+        </w:rPr>
+      </w:pPr>
+      <w:r>
+        <w:rPr>
+          <w:b/>
+          <w:bCs/>
+        </w:rPr>
+        <w:t>2. DEV — Spiegazione delle proprietà</w:t>
+      </w:r>
+    </w:p>
+    <w:tbl>
+      <w:tblPr>
+        <w:tblW w:w="0" w:type="auto"/>
+        <w:tblCellSpacing w:w="15" w:type="dxa"/>
+        <w:tblCellMar>
+          <w:top w:w="15" w:type="dxa"/>
+          <w:left w:w="15" w:type="dxa"/>
+          <w:bottom w:w="15" w:type="dxa"/>
+          <w:right w:w="15" w:type="dxa"/>
+        </w:tblCellMar>
+        <w:tblLook w:val="04A0" w:firstRow="1" w:lastRow="0" w:firstColumn="1" w:lastColumn="0" w:noHBand="0" w:noVBand="1"/>
+      </w:tblPr>
+      <w:tblGrid>
+        <w:gridCol w:w="964"/>
+        <w:gridCol w:w="6895"/>
+      </w:tblGrid>
+      <w:tr>
+        <w:trPr>
+          <w:tblHeader/>
+          <w:tblCellSpacing w:w="15" w:type="dxa"/>
+        </w:trPr>
+        <w:tc>
+          <w:tcPr>
+            <w:tcW w:w="0" w:type="auto"/>
+            <w:vAlign w:val="center"/>
+            <w:hideMark/>
+          </w:tcPr>
+          <w:p>
+            <w:pPr>
+              <w:spacing w:after="0"/>
+              <w:rPr>
+                <w:b/>
+                <w:bCs/>
+              </w:rPr>
+            </w:pPr>
+            <w:r>
+              <w:rPr>
+                <w:b/>
+                <w:bCs/>
+              </w:rPr>
+              <w:t>Proprietà</w:t>
+            </w:r>
+          </w:p>
+        </w:tc>
+        <w:tc>
+          <w:tcPr>
+            <w:tcW w:w="0" w:type="auto"/>
+            <w:vAlign w:val="center"/>
+            <w:hideMark/>
+          </w:tcPr>
+          <w:p>
+            <w:pPr>
+              <w:spacing w:after="0"/>
+              <w:rPr>
+                <w:b/>
+                <w:bCs/>
+              </w:rPr>
+            </w:pPr>
+            <w:r>
+              <w:rPr>
+                <w:b/>
+                <w:bCs/>
+              </w:rPr>
+              <w:t>Significato</w:t>
+            </w:r>
+          </w:p>
+        </w:tc>
+      </w:tr>
+      <w:tr>
+        <w:trPr>
+          <w:tblCellSpacing w:w="15" w:type="dxa"/>
+        </w:trPr>
+        <w:tc>
+          <w:tcPr>
+            <w:tcW w:w="0" w:type="auto"/>
+            <w:vAlign w:val="center"/>
+            <w:hideMark/>
+          </w:tcPr>
+          <w:p>
+            <w:pPr>
+              <w:spacing w:after="0"/>
+            </w:pPr>
+            <w:proofErr w:type="spellStart"/>
+            <w:r>
+              <w:t>groupId</w:t>
+            </w:r>
+            <w:proofErr w:type="spellEnd"/>
+          </w:p>
+        </w:tc>
+        <w:tc>
+          <w:tcPr>
+            <w:tcW w:w="0" w:type="auto"/>
+            <w:vAlign w:val="center"/>
+            <w:hideMark/>
+          </w:tcPr>
+          <w:p>
+            <w:pPr>
+              <w:spacing w:after="0"/>
+            </w:pPr>
+            <w:r>
+              <w:t>Identifica il gruppo o l'organizzazione del progetto.</w:t>
+            </w:r>
+          </w:p>
+        </w:tc>
+      </w:tr>
+      <w:tr>
+        <w:trPr>
+          <w:tblCellSpacing w:w="15" w:type="dxa"/>
+        </w:trPr>
+        <w:tc>
+          <w:tcPr>
+            <w:tcW w:w="0" w:type="auto"/>
+            <w:vAlign w:val="center"/>
+            <w:hideMark/>
+          </w:tcPr>
+          <w:p>
+            <w:pPr>
+              <w:spacing w:after="0"/>
+            </w:pPr>
+            <w:proofErr w:type="spellStart"/>
+            <w:r>
+              <w:t>artifactId</w:t>
+            </w:r>
+            <w:proofErr w:type="spellEnd"/>
+          </w:p>
+        </w:tc>
+        <w:tc>
+          <w:tcPr>
+            <w:tcW w:w="0" w:type="auto"/>
+            <w:vAlign w:val="center"/>
+            <w:hideMark/>
+          </w:tcPr>
+          <w:p>
+            <w:pPr>
+              <w:spacing w:after="0"/>
+            </w:pPr>
+            <w:r>
+              <w:t>Identifica il modulo. In questo caso base-domains.</w:t>
+            </w:r>
+          </w:p>
+        </w:tc>
+      </w:tr>
+      <w:tr>
+        <w:trPr>
+          <w:tblCellSpacing w:w="15" w:type="dxa"/>
+        </w:trPr>
+        <w:tc>
+          <w:tcPr>
+            <w:tcW w:w="0" w:type="auto"/>
+            <w:vAlign w:val="center"/>
+            <w:hideMark/>
+          </w:tcPr>
+          <w:p>
+            <w:pPr>
+              <w:spacing w:after="0"/>
+            </w:pPr>
+            <w:proofErr w:type="spellStart"/>
+            <w:r>
+              <w:t>version</w:t>
+            </w:r>
+            <w:proofErr w:type="spellEnd"/>
+          </w:p>
+        </w:tc>
+        <w:tc>
+          <w:tcPr>
+            <w:tcW w:w="0" w:type="auto"/>
+            <w:vAlign w:val="center"/>
+            <w:hideMark/>
+          </w:tcPr>
+          <w:p>
+            <w:pPr>
+              <w:spacing w:after="0"/>
+            </w:pPr>
+            <w:r>
+              <w:t>Identifica la versione del modulo. SNAPSHOT indica una versione in sviluppo.</w:t>
+            </w:r>
+          </w:p>
+        </w:tc>
+      </w:tr>
+      <w:tr>
+        <w:trPr>
+          <w:tblCellSpacing w:w="15" w:type="dxa"/>
+        </w:trPr>
+        <w:tc>
+          <w:tcPr>
+            <w:tcW w:w="0" w:type="auto"/>
+            <w:vAlign w:val="center"/>
+            <w:hideMark/>
+          </w:tcPr>
+          <w:p>
+            <w:pPr>
+              <w:spacing w:after="0"/>
+            </w:pPr>
+            <w:r>
+              <w:t>name</w:t>
+            </w:r>
+          </w:p>
+        </w:tc>
+        <w:tc>
+          <w:tcPr>
+            <w:tcW w:w="0" w:type="auto"/>
+            <w:vAlign w:val="center"/>
+            <w:hideMark/>
+          </w:tcPr>
+          <w:p>
+            <w:pPr>
+              <w:spacing w:after="0"/>
+            </w:pPr>
+            <w:r>
+              <w:t>Nome descrittivo del progetto.</w:t>
+            </w:r>
+          </w:p>
+        </w:tc>
+      </w:tr>
+      <w:tr>
+        <w:trPr>
+          <w:tblCellSpacing w:w="15" w:type="dxa"/>
+        </w:trPr>
+        <w:tc>
+          <w:tcPr>
+            <w:tcW w:w="0" w:type="auto"/>
+            <w:vAlign w:val="center"/>
+            <w:hideMark/>
+          </w:tcPr>
+          <w:p>
+            <w:pPr>
+              <w:spacing w:after="0"/>
+            </w:pPr>
+            <w:r>
+              <w:t>packaging</w:t>
+            </w:r>
+          </w:p>
+        </w:tc>
+        <w:tc>
+          <w:tcPr>
+            <w:tcW w:w="0" w:type="auto"/>
+            <w:vAlign w:val="center"/>
+            <w:hideMark/>
+          </w:tcPr>
+          <w:p>
+            <w:pPr>
+              <w:spacing w:after="0"/>
+            </w:pPr>
+            <w:r>
+              <w:t>Indica a Maven come creare il pacchetto finale. Qui un file .</w:t>
+            </w:r>
+            <w:proofErr w:type="spellStart"/>
+            <w:r>
+              <w:t>jar</w:t>
+            </w:r>
+            <w:proofErr w:type="spellEnd"/>
+            <w:r>
+              <w:t>.</w:t>
+            </w:r>
+          </w:p>
+        </w:tc>
+      </w:tr>
+    </w:tbl>
+    <w:p>
+      <w:pPr>
+        <w:spacing w:after="0"/>
+        <w:rPr>
+          <w:b/>
+          <w:bCs/>
+        </w:rPr>
+      </w:pPr>
+      <w:r>
+        <w:rPr>
+          <w:rFonts w:ascii="Segoe UI Emoji" w:hAnsi="Segoe UI Emoji" w:cs="Segoe UI Emoji"/>
+          <w:b/>
+          <w:bCs/>
+        </w:rPr>
+        <w:t>⭐</w:t>
+      </w:r>
+      <w:r>
+        <w:rPr>
+          <w:b/>
+          <w:bCs/>
+        </w:rPr>
+        <w:t xml:space="preserve"> Perché abbiamo messo packaging a </w:t>
+      </w:r>
+      <w:proofErr w:type="spellStart"/>
+      <w:r>
+        <w:rPr>
+          <w:b/>
+          <w:bCs/>
+        </w:rPr>
+        <w:t>jar</w:t>
+      </w:r>
+      <w:proofErr w:type="spellEnd"/>
+      <w:r>
+        <w:rPr>
+          <w:b/>
+          <w:bCs/>
+        </w:rPr>
+        <w:t>?</w:t>
+      </w:r>
+    </w:p>
+    <w:p>
+      <w:pPr>
+        <w:spacing w:after="0"/>
+      </w:pPr>
+      <w:r>
+        <w:t>Questa è la parte più importante.</w:t>
+      </w:r>
+    </w:p>
+    <w:p>
+      <w:pPr>
+        <w:spacing w:after="0"/>
+      </w:pPr>
+      <w:r>
+        <w:t>&lt;packaging&gt;</w:t>
+      </w:r>
+      <w:proofErr w:type="spellStart"/>
+      <w:r>
+        <w:t>jar</w:t>
+      </w:r>
+      <w:proofErr w:type="spellEnd"/>
+      <w:r>
+        <w:t>&lt;/packaging&gt;</w:t>
+      </w:r>
+    </w:p>
+    <w:p>
+      <w:pPr>
+        <w:spacing w:after="0"/>
+      </w:pPr>
+      <w:r>
+        <w:lastRenderedPageBreak/>
+        <w:t>Significa che Maven deve creare un file JAR contenente le classi compilate di base-domains.</w:t>
+      </w:r>
+    </w:p>
+    <w:p>
+      <w:pPr>
+        <w:spacing w:after="0"/>
+      </w:pPr>
+      <w:r>
+        <w:t>Per esempio:</w:t>
+      </w:r>
+    </w:p>
+    <w:p>
+      <w:pPr>
+        <w:spacing w:after="0"/>
+      </w:pPr>
+      <w:r>
+        <w:t>base-domains</w:t>
+      </w:r>
+    </w:p>
+    <w:p>
+      <w:pPr>
+        <w:spacing w:after="0"/>
+      </w:pPr>
+      <w:r>
+        <w:t xml:space="preserve">    │</w:t>
+      </w:r>
+    </w:p>
+    <w:p>
+      <w:pPr>
+        <w:spacing w:after="0"/>
+      </w:pPr>
+      <w:r>
+        <w:t xml:space="preserve">    └── OrderEvent.java</w:t>
+      </w:r>
+    </w:p>
+    <w:p>
+      <w:pPr>
+        <w:spacing w:after="0"/>
+      </w:pPr>
+      <w:r>
+        <w:t xml:space="preserve">            ↓</w:t>
+      </w:r>
+    </w:p>
+    <w:p>
+      <w:pPr>
+        <w:spacing w:after="0"/>
+      </w:pPr>
+      <w:r>
+        <w:t xml:space="preserve">       Maven build</w:t>
+      </w:r>
+    </w:p>
+    <w:p>
+      <w:pPr>
+        <w:spacing w:after="0"/>
+      </w:pPr>
+      <w:r>
+        <w:t xml:space="preserve">            ↓</w:t>
+      </w:r>
+    </w:p>
+    <w:p>
+      <w:pPr>
+        <w:spacing w:after="0"/>
+      </w:pPr>
+      <w:r>
+        <w:t>base-domains-0.0.1-SNAPSHOT.jar</w:t>
+      </w:r>
+    </w:p>
+    <w:p>
+      <w:pPr>
+        <w:spacing w:after="0"/>
+      </w:pPr>
+      <w:r>
+        <w:rPr>
+          <w:b/>
+          <w:bCs/>
+        </w:rPr>
+        <w:t>Questo JAR può essere utilizzato dagli altri microservizi come dipendenza.</w:t>
+      </w:r>
+    </w:p>
+    <w:p>
+      <w:pPr>
+        <w:spacing w:after="0"/>
+        <w:rPr>
+          <w:b/>
+          <w:bCs/>
+        </w:rPr>
+      </w:pPr>
+      <w:r>
+        <w:rPr>
+          <w:b/>
+          <w:bCs/>
+        </w:rPr>
+        <w:t>3. PERCHÉ SERVE base-domains?</w:t>
+      </w:r>
+    </w:p>
+    <w:p>
+      <w:pPr>
+        <w:spacing w:after="0"/>
+      </w:pPr>
+      <w:r>
+        <w:t>Immagina di avere:</w:t>
+      </w:r>
+    </w:p>
+    <w:p>
+      <w:pPr>
+        <w:spacing w:after="0"/>
+      </w:pPr>
+      <w:proofErr w:type="spellStart"/>
+      <w:r>
+        <w:t>springboot-kafka-microservices</w:t>
+      </w:r>
+      <w:proofErr w:type="spellEnd"/>
+    </w:p>
+    <w:p>
+      <w:pPr>
+        <w:spacing w:after="0"/>
+      </w:pPr>
+      <w:r>
+        <w:t>│</w:t>
+      </w:r>
+    </w:p>
+    <w:p>
+      <w:pPr>
+        <w:spacing w:after="0"/>
+      </w:pPr>
+      <w:r>
+        <w:rPr>
+          <w:rFonts w:ascii="MS Gothic" w:eastAsia="MS Gothic" w:hAnsi="MS Gothic" w:cs="MS Gothic" w:hint="eastAsia"/>
+        </w:rPr>
+        <w:t>├</w:t>
+      </w:r>
+      <w:r>
+        <w:rPr>
+          <w:rFonts w:ascii="Calibri" w:hAnsi="Calibri" w:cs="Calibri"/>
+        </w:rPr>
+        <w:t>──</w:t>
+      </w:r>
+      <w:r>
+        <w:t xml:space="preserve"> base-domains</w:t>
+      </w:r>
+    </w:p>
+    <w:p>
+      <w:pPr>
+        <w:spacing w:after="0"/>
+      </w:pPr>
+      <w:r>
+        <w:t>│      └── OrderEvent.java</w:t>
+      </w:r>
+    </w:p>
+    <w:p>
+      <w:pPr>
+        <w:spacing w:after="0"/>
+      </w:pPr>
+      <w:r>
+        <w:t>│</w:t>
+      </w:r>
+    </w:p>
+    <w:p>
+      <w:pPr>
+        <w:spacing w:after="0"/>
+      </w:pPr>
+      <w:r>
+        <w:rPr>
+          <w:rFonts w:ascii="MS Gothic" w:eastAsia="MS Gothic" w:hAnsi="MS Gothic" w:cs="MS Gothic" w:hint="eastAsia"/>
+        </w:rPr>
+        <w:t>├</w:t>
+      </w:r>
+      <w:r>
+        <w:rPr>
+          <w:rFonts w:ascii="Calibri" w:hAnsi="Calibri" w:cs="Calibri"/>
+        </w:rPr>
+        <w:t>──</w:t>
+      </w:r>
+      <w:r>
+        <w:t xml:space="preserve"> </w:t>
+      </w:r>
+      <w:proofErr w:type="spellStart"/>
+      <w:r>
+        <w:t>order</w:t>
+      </w:r>
+      <w:proofErr w:type="spellEnd"/>
+      <w:r>
+        <w:t>-service</w:t>
+      </w:r>
+    </w:p>
+    <w:p>
+      <w:pPr>
+        <w:spacing w:after="0"/>
+      </w:pPr>
+      <w:r>
+        <w:t>│</w:t>
+      </w:r>
+    </w:p>
+    <w:p>
+      <w:pPr>
+        <w:spacing w:after="0"/>
+      </w:pPr>
+      <w:r>
+        <w:t>└── stock-service</w:t>
+      </w:r>
+    </w:p>
+    <w:p>
+      <w:pPr>
+        <w:spacing w:after="0"/>
+      </w:pPr>
+      <w:r>
+        <w:t xml:space="preserve">Sia </w:t>
+      </w:r>
+      <w:proofErr w:type="spellStart"/>
+      <w:r>
+        <w:t>order</w:t>
+      </w:r>
+      <w:proofErr w:type="spellEnd"/>
+      <w:r>
+        <w:t xml:space="preserve">-service sia stock-service potrebbero avere bisogno della classe </w:t>
+      </w:r>
+      <w:proofErr w:type="spellStart"/>
+      <w:r>
+        <w:t>OrderEvent</w:t>
+      </w:r>
+      <w:proofErr w:type="spellEnd"/>
+      <w:r>
+        <w:t>.</w:t>
+      </w:r>
+    </w:p>
+    <w:p>
+      <w:pPr>
+        <w:spacing w:after="0"/>
+      </w:pPr>
+      <w:r>
+        <w:t>Invece di duplicarla nei due microservizi, la mettiamo in:</w:t>
+      </w:r>
+    </w:p>
+    <w:p>
+      <w:pPr>
+        <w:spacing w:after="0"/>
+      </w:pPr>
+      <w:r>
+        <w:t>base-domains</w:t>
+      </w:r>
+    </w:p>
+    <w:p>
+      <w:pPr>
+        <w:spacing w:after="0"/>
+      </w:pPr>
+      <w:r>
+        <w:t>Poi gli altri moduli possono aggiungere questa dipendenza:</w:t>
+      </w:r>
+    </w:p>
+    <w:p>
+      <w:pPr>
+        <w:spacing w:after="0"/>
+      </w:pPr>
+      <w:r>
+        <w:t>&lt;</w:t>
+      </w:r>
+      <w:proofErr w:type="spellStart"/>
+      <w:r>
+        <w:t>dependency</w:t>
+      </w:r>
+      <w:proofErr w:type="spellEnd"/>
+      <w:r>
+        <w:t>&gt;</w:t>
+      </w:r>
+    </w:p>
+    <w:p>
+      <w:pPr>
+        <w:spacing w:after="0"/>
+      </w:pPr>
+      <w:r>
+        <w:t xml:space="preserve">    &lt;</w:t>
+      </w:r>
+      <w:proofErr w:type="spellStart"/>
+      <w:r>
+        <w:t>groupId</w:t>
+      </w:r>
+      <w:proofErr w:type="spellEnd"/>
+      <w:r>
+        <w:t>&gt;</w:t>
+      </w:r>
+      <w:proofErr w:type="spellStart"/>
+      <w:r>
+        <w:t>net.javaguides</w:t>
+      </w:r>
+      <w:proofErr w:type="spellEnd"/>
+      <w:r>
+        <w:t>&lt;/</w:t>
+      </w:r>
+      <w:proofErr w:type="spellStart"/>
+      <w:r>
+        <w:t>groupId</w:t>
+      </w:r>
+      <w:proofErr w:type="spellEnd"/>
+      <w:r>
+        <w:t>&gt;</w:t>
+      </w:r>
+    </w:p>
+    <w:p>
+      <w:pPr>
+        <w:spacing w:after="0"/>
+      </w:pPr>
+      <w:r>
+        <w:t xml:space="preserve">    &lt;</w:t>
+      </w:r>
+      <w:proofErr w:type="spellStart"/>
+      <w:r>
+        <w:t>artifactId</w:t>
+      </w:r>
+      <w:proofErr w:type="spellEnd"/>
+      <w:r>
+        <w:t>&gt;base-domains&lt;/</w:t>
+      </w:r>
+      <w:proofErr w:type="spellStart"/>
+      <w:r>
+        <w:t>artifactId</w:t>
+      </w:r>
+      <w:proofErr w:type="spellEnd"/>
+      <w:r>
+        <w:t>&gt;</w:t>
+      </w:r>
+    </w:p>
+    <w:p>
+      <w:pPr>
+        <w:spacing w:after="0"/>
+      </w:pPr>
+      <w:r>
+        <w:t xml:space="preserve">    &lt;</w:t>
+      </w:r>
+      <w:proofErr w:type="spellStart"/>
+      <w:r>
+        <w:t>version</w:t>
+      </w:r>
+      <w:proofErr w:type="spellEnd"/>
+      <w:r>
+        <w:t>&gt;0.0.1-SNAPSHOT&lt;/</w:t>
+      </w:r>
+      <w:proofErr w:type="spellStart"/>
+      <w:r>
+        <w:t>version</w:t>
+      </w:r>
+      <w:proofErr w:type="spellEnd"/>
+      <w:r>
+        <w:t>&gt;</w:t>
+      </w:r>
+    </w:p>
+    <w:p>
+      <w:pPr>
+        <w:spacing w:after="0"/>
+      </w:pPr>
+      <w:r>
+        <w:t>&lt;/</w:t>
+      </w:r>
+      <w:proofErr w:type="spellStart"/>
+      <w:r>
+        <w:t>dependency</w:t>
+      </w:r>
+      <w:proofErr w:type="spellEnd"/>
+      <w:r>
+        <w:t>&gt;</w:t>
+      </w:r>
+    </w:p>
+    <w:p>
+      <w:pPr>
+        <w:spacing w:after="0"/>
+      </w:pPr>
+      <w:r>
+        <w:t>Maven utilizza queste tre informazioni:</w:t>
+      </w:r>
+    </w:p>
+    <w:p>
+      <w:pPr>
+        <w:spacing w:after="0"/>
+      </w:pPr>
+      <w:proofErr w:type="spellStart"/>
+      <w:r>
+        <w:t>groupId</w:t>
+      </w:r>
+      <w:proofErr w:type="spellEnd"/>
+    </w:p>
+    <w:p>
+      <w:pPr>
+        <w:spacing w:after="0"/>
+      </w:pPr>
+      <w:r>
+        <w:t xml:space="preserve">   +</w:t>
+      </w:r>
+    </w:p>
+    <w:p>
+      <w:pPr>
+        <w:spacing w:after="0"/>
+      </w:pPr>
+      <w:proofErr w:type="spellStart"/>
+      <w:r>
+        <w:t>artifactId</w:t>
+      </w:r>
+      <w:proofErr w:type="spellEnd"/>
+    </w:p>
+    <w:p>
+      <w:pPr>
+        <w:spacing w:after="0"/>
+      </w:pPr>
+      <w:r>
+        <w:t xml:space="preserve">   +</w:t>
+      </w:r>
+    </w:p>
+    <w:p>
+      <w:pPr>
+        <w:spacing w:after="0"/>
+      </w:pPr>
+      <w:proofErr w:type="spellStart"/>
+      <w:r>
+        <w:t>version</w:t>
+      </w:r>
+      <w:proofErr w:type="spellEnd"/>
+    </w:p>
+    <w:p>
+      <w:pPr>
+        <w:spacing w:after="0"/>
+      </w:pPr>
+      <w:r>
+        <w:t>per identificare la dipendenza corretta.</w:t>
+      </w:r>
+    </w:p>
+    <w:p>
+      <w:pPr>
+        <w:spacing w:after="0"/>
+      </w:pPr>
+      <w:r>
+        <w:t>Il risultato è:</w:t>
+      </w:r>
+    </w:p>
+    <w:p>
+      <w:pPr>
+        <w:spacing w:after="0"/>
+      </w:pPr>
+      <w:r>
+        <w:t xml:space="preserve">             base-domains</w:t>
+      </w:r>
+    </w:p>
+    <w:p>
+      <w:pPr>
+        <w:spacing w:after="0"/>
+      </w:pPr>
+      <w:r>
+        <w:t xml:space="preserve">                  │</w:t>
+      </w:r>
+    </w:p>
+    <w:p>
+      <w:pPr>
+        <w:spacing w:after="0"/>
+      </w:pPr>
+      <w:r>
+        <w:t xml:space="preserve">                  │ </w:t>
+      </w:r>
+      <w:proofErr w:type="spellStart"/>
+      <w:r>
+        <w:t>OrderEvent</w:t>
+      </w:r>
+      <w:proofErr w:type="spellEnd"/>
+    </w:p>
+    <w:p>
+      <w:pPr>
+        <w:spacing w:after="0"/>
+      </w:pPr>
+      <w:r>
+        <w:t xml:space="preserve">                  │</w:t>
+      </w:r>
+    </w:p>
+    <w:p>
+      <w:pPr>
+        <w:spacing w:after="0"/>
+      </w:pPr>
+      <w:r>
+        <w:t xml:space="preserve">          ┌───────</w:t>
+      </w:r>
+      <w:r>
+        <w:rPr>
+          <w:rFonts w:ascii="MS Gothic" w:eastAsia="MS Gothic" w:hAnsi="MS Gothic" w:cs="MS Gothic" w:hint="eastAsia"/>
+        </w:rPr>
+        <w:t>┴</w:t>
+      </w:r>
+      <w:r>
+        <w:rPr>
+          <w:rFonts w:ascii="Calibri" w:hAnsi="Calibri" w:cs="Calibri"/>
+        </w:rPr>
+        <w:t>───────┐</w:t>
+      </w:r>
+    </w:p>
+    <w:p>
+      <w:pPr>
+        <w:spacing w:after="0"/>
+      </w:pPr>
+      <w:r>
+        <w:t xml:space="preserve">          </w:t>
+      </w:r>
+      <w:r>
+        <w:rPr>
+          <w:rFonts w:ascii="Arial" w:hAnsi="Arial" w:cs="Arial"/>
+        </w:rPr>
+        <w:t>▼</w:t>
+      </w:r>
+      <w:r>
+        <w:t xml:space="preserve">               </w:t>
+      </w:r>
+      <w:r>
+        <w:rPr>
+          <w:rFonts w:ascii="Arial" w:hAnsi="Arial" w:cs="Arial"/>
+        </w:rPr>
+        <w:t>▼</w:t>
+      </w:r>
+    </w:p>
+    <w:p>
+      <w:pPr>
+        <w:spacing w:after="0"/>
+      </w:pPr>
+      <w:r>
+        <w:t xml:space="preserve">    </w:t>
+      </w:r>
+      <w:proofErr w:type="spellStart"/>
+      <w:r>
+        <w:t>order</w:t>
+      </w:r>
+      <w:proofErr w:type="spellEnd"/>
+      <w:r>
+        <w:t>-service    stock-service</w:t>
+      </w:r>
+    </w:p>
+    <w:p>
+      <w:pPr>
+        <w:spacing w:after="0"/>
+      </w:pPr>
+      <w:r>
+        <w:t xml:space="preserve">Entrambi i microservizi possono utilizzare la stessa classe </w:t>
+      </w:r>
+      <w:proofErr w:type="spellStart"/>
+      <w:r>
+        <w:t>OrderEvent</w:t>
+      </w:r>
+      <w:proofErr w:type="spellEnd"/>
+      <w:r>
+        <w:t>.</w:t>
+      </w:r>
+    </w:p>
+    <w:p>
+      <w:pPr>
+        <w:spacing w:after="0"/>
+      </w:pPr>
+      <w:r>
+        <w:rPr>
+          <w:b/>
+          <w:bCs/>
+        </w:rPr>
+        <w:t>Attenzione:</w:t>
+      </w:r>
+      <w:r>
+        <w:t xml:space="preserve"> il fatto di avere packaging=</w:t>
+      </w:r>
+      <w:proofErr w:type="spellStart"/>
+      <w:r>
+        <w:t>jar</w:t>
+      </w:r>
+      <w:proofErr w:type="spellEnd"/>
+      <w:r>
+        <w:t xml:space="preserve"> non rende automaticamente il modulo disponibile agli altri microservizi. Bisogna anche dichiararlo come dipendenza e renderlo disponibile a Maven, per esempio tramite </w:t>
+      </w:r>
+      <w:proofErr w:type="spellStart"/>
+      <w:r>
+        <w:t>mvn</w:t>
+      </w:r>
+      <w:proofErr w:type="spellEnd"/>
+      <w:r>
+        <w:t xml:space="preserve"> </w:t>
+      </w:r>
+      <w:proofErr w:type="spellStart"/>
+      <w:r>
+        <w:t>install</w:t>
+      </w:r>
+      <w:proofErr w:type="spellEnd"/>
+      <w:r>
+        <w:t xml:space="preserve"> o una build multi-modulo correttamente configurata.</w:t>
+      </w:r>
+    </w:p>
+    <w:p>
+      <w:pPr>
+        <w:spacing w:after="0"/>
+        <w:rPr>
+          <w:b/>
+          <w:bCs/>
+        </w:rPr>
+      </w:pPr>
+    </w:p>
+    <w:p>
+      <w:pPr>
+        <w:spacing w:after="0"/>
+        <w:rPr>
+          <w:b/>
+          <w:bCs/>
+        </w:rPr>
+      </w:pPr>
+      <w:r>
+        <w:rPr>
+          <w:b/>
+          <w:bCs/>
+        </w:rPr>
+        <w:lastRenderedPageBreak/>
+        <w:t>4. TEORIA ESSENZIALE</w:t>
+      </w:r>
+    </w:p>
+    <w:p>
+      <w:pPr>
+        <w:spacing w:after="0"/>
+      </w:pPr>
+      <w:r>
+        <w:t>La differenza da ricordare è:</w:t>
+      </w:r>
+    </w:p>
+    <w:p>
+      <w:pPr>
+        <w:spacing w:after="0"/>
+      </w:pPr>
+      <w:r>
+        <w:rPr>
+          <w:b/>
+          <w:bCs/>
+        </w:rPr>
+        <w:t>base-domains non deve necessariamente essere un microservizio autonomo.</w:t>
+      </w:r>
+    </w:p>
+    <w:p>
+      <w:pPr>
+        <w:spacing w:after="0"/>
+      </w:pPr>
+      <w:r>
+        <w:t>Può essere semplicemente una libreria Java condivisa.</w:t>
+      </w:r>
+    </w:p>
+    <w:p>
+      <w:pPr>
+        <w:spacing w:after="0"/>
+      </w:pPr>
+      <w:r>
+        <w:t>base-domains</w:t>
+      </w:r>
+    </w:p>
+    <w:p>
+      <w:pPr>
+        <w:spacing w:after="0"/>
+      </w:pPr>
+      <w:r>
+        <w:t xml:space="preserve">    ↓</w:t>
+      </w:r>
+    </w:p>
+    <w:p>
+      <w:pPr>
+        <w:spacing w:after="0"/>
+      </w:pPr>
+      <w:r>
+        <w:t>Contiene classi comuni</w:t>
+      </w:r>
+    </w:p>
+    <w:p>
+      <w:pPr>
+        <w:spacing w:after="0"/>
+      </w:pPr>
+      <w:r>
+        <w:t xml:space="preserve">    ↓</w:t>
+      </w:r>
+    </w:p>
+    <w:p>
+      <w:pPr>
+        <w:spacing w:after="0"/>
+      </w:pPr>
+      <w:r>
+        <w:t>Maven genera un JAR</w:t>
+      </w:r>
+    </w:p>
+    <w:p>
+      <w:pPr>
+        <w:spacing w:after="0"/>
+      </w:pPr>
+      <w:r>
+        <w:t xml:space="preserve">    ↓</w:t>
+      </w:r>
+    </w:p>
+    <w:p>
+      <w:pPr>
+        <w:spacing w:after="0"/>
+      </w:pPr>
+      <w:r>
+        <w:t>Altri microservizi usano il JAR</w:t>
+      </w:r>
+    </w:p>
+    <w:p>
+      <w:pPr>
+        <w:spacing w:after="0"/>
+        <w:rPr>
+          <w:b/>
+          <w:bCs/>
+        </w:rPr>
+      </w:pPr>
+      <w:r>
+        <w:rPr>
+          <w:rFonts w:ascii="Segoe UI Emoji" w:hAnsi="Segoe UI Emoji" w:cs="Segoe UI Emoji"/>
+          <w:b/>
+          <w:bCs/>
+        </w:rPr>
+        <w:t>🎯</w:t>
+      </w:r>
+      <w:r>
+        <w:rPr>
+          <w:b/>
+          <w:bCs/>
+        </w:rPr>
+        <w:t xml:space="preserve"> COLLOQUIO</w:t>
+      </w:r>
+    </w:p>
+    <w:p>
+      <w:pPr>
+        <w:spacing w:after="0"/>
+      </w:pPr>
+      <w:r>
+        <w:rPr>
+          <w:b/>
+          <w:bCs/>
+        </w:rPr>
+        <w:t>Domanda: Perché creiamo un modulo base-domains con packaging JAR?</w:t>
+      </w:r>
+    </w:p>
+    <w:p>
+      <w:pPr>
+        <w:spacing w:after="0"/>
+      </w:pPr>
+      <w:r>
+        <w:t>Creiamo un modulo base-domains per centralizzare le classi Java condivise tra più microservizi, come gli eventi Kafka. Utilizziamo il packaging JAR perché vogliamo distribuire queste classi come libreria riutilizzabile. Gli altri microservizi possono importarla dichiarando la relativa dipendenza Maven.</w:t>
+      </w:r>
+    </w:p>
+    <w:p>
+      <w:pPr>
+        <w:spacing w:after="0"/>
+        <w:rPr>
+          <w:b/>
+          <w:bCs/>
+        </w:rPr>
+      </w:pPr>
+      <w:r>
+        <w:rPr>
+          <w:rFonts w:ascii="Segoe UI Emoji" w:hAnsi="Segoe UI Emoji" w:cs="Segoe UI Emoji"/>
+          <w:b/>
+          <w:bCs/>
+        </w:rPr>
+        <w:t>🧠</w:t>
+      </w:r>
+      <w:r>
+        <w:rPr>
+          <w:b/>
+          <w:bCs/>
+        </w:rPr>
+        <w:t xml:space="preserve"> DA RICORDARE</w:t>
+      </w:r>
+    </w:p>
+    <w:p>
+      <w:pPr>
+        <w:spacing w:after="0"/>
+      </w:pPr>
+      <w:r>
+        <w:t>base-domains</w:t>
+      </w:r>
+    </w:p>
+    <w:p>
+      <w:pPr>
+        <w:spacing w:after="0"/>
+      </w:pPr>
+      <w:r>
+        <w:t xml:space="preserve">     ↓</w:t>
+      </w:r>
+    </w:p>
+    <w:p>
+      <w:pPr>
+        <w:spacing w:after="0"/>
+      </w:pPr>
+      <w:r>
+        <w:t>Classi Java condivise</w:t>
+      </w:r>
+    </w:p>
+    <w:p>
+      <w:pPr>
+        <w:spacing w:after="0"/>
+      </w:pPr>
+      <w:r>
+        <w:t xml:space="preserve">     ↓</w:t>
+      </w:r>
+    </w:p>
+    <w:p>
+      <w:pPr>
+        <w:spacing w:after="0"/>
+      </w:pPr>
+      <w:r>
+        <w:t xml:space="preserve">packaging = </w:t>
+      </w:r>
+      <w:proofErr w:type="spellStart"/>
+      <w:r>
+        <w:t>jar</w:t>
+      </w:r>
+      <w:proofErr w:type="spellEnd"/>
+    </w:p>
+    <w:p>
+      <w:pPr>
+        <w:spacing w:after="0"/>
+      </w:pPr>
+      <w:r>
+        <w:t xml:space="preserve">     ↓</w:t>
+      </w:r>
+    </w:p>
+    <w:p>
+      <w:pPr>
+        <w:spacing w:after="0"/>
+      </w:pPr>
+      <w:r>
+        <w:t>Maven crea una libreria JAR</w:t>
+      </w:r>
+    </w:p>
+    <w:p>
+      <w:pPr>
+        <w:spacing w:after="0"/>
+      </w:pPr>
+      <w:r>
+        <w:t xml:space="preserve">     ↓</w:t>
+      </w:r>
+    </w:p>
+    <w:p>
+      <w:pPr>
+        <w:spacing w:after="0"/>
+      </w:pPr>
+      <w:proofErr w:type="spellStart"/>
+      <w:r>
+        <w:t>order</w:t>
+      </w:r>
+      <w:proofErr w:type="spellEnd"/>
+      <w:r>
+        <w:t>-service e stock-service</w:t>
+      </w:r>
+    </w:p>
+    <w:p>
+      <w:pPr>
+        <w:spacing w:after="0"/>
+      </w:pPr>
+      <w:r>
+        <w:t>possono utilizzarla</w:t>
+      </w:r>
+    </w:p>
+    <w:p>
+      <w:pPr>
+        <w:spacing w:after="0"/>
+      </w:pPr>
+      <w:r>
+        <w:rPr>
+          <w:b/>
+          <w:bCs/>
+        </w:rPr>
+        <w:t>Quindi bro, il motivo principale è evitare di duplicare le stesse classi Java nei diversi microservizi.</w:t>
+      </w:r>
+    </w:p>
+    <w:p>
+      <w:pPr>
+        <w:spacing w:after="0"/>
+        <w:rPr>
+          <w:b/>
+          <w:bCs/>
+          <w:i/>
+          <w:iCs/>
+        </w:rPr>
+      </w:pPr>
+    </w:p>
+    <w:p>
+      <w:pPr>
+        <w:spacing w:after="0"/>
+        <w:rPr>
+          <w:b/>
+          <w:bCs/>
+          <w:i/>
+          <w:iCs/>
+        </w:rPr>
+      </w:pPr>
+      <w:r>
+        <w:rPr>
+          <w:b/>
+          <w:bCs/>
+          <w:i/>
+          <w:iCs/>
+        </w:rPr>
+        <w:t xml:space="preserve">Il file </w:t>
+      </w:r>
+      <w:proofErr w:type="spellStart"/>
+      <w:r>
+        <w:rPr>
+          <w:b/>
+          <w:bCs/>
+          <w:i/>
+          <w:iCs/>
+        </w:rPr>
+        <w:t>application.properties</w:t>
+      </w:r>
+      <w:proofErr w:type="spellEnd"/>
+      <w:r>
+        <w:rPr>
+          <w:b/>
+          <w:bCs/>
+          <w:i/>
+          <w:iCs/>
+        </w:rPr>
+        <w:t xml:space="preserve"> di </w:t>
+      </w:r>
+      <w:proofErr w:type="spellStart"/>
+      <w:r>
+        <w:rPr>
+          <w:b/>
+          <w:bCs/>
+          <w:i/>
+          <w:iCs/>
+        </w:rPr>
+        <w:t>order</w:t>
+      </w:r>
+      <w:proofErr w:type="spellEnd"/>
+      <w:r>
+        <w:rPr>
+          <w:b/>
+          <w:bCs/>
+          <w:i/>
+          <w:iCs/>
+        </w:rPr>
+        <w:t>-service</w:t>
+      </w:r>
+    </w:p>
+    <w:p>
+      <w:pPr>
+        <w:spacing w:after="0"/>
+      </w:pPr>
+      <w:r>
+        <w:t>spring.application.name=</w:t>
+      </w:r>
+      <w:proofErr w:type="spellStart"/>
+      <w:r>
+        <w:t>order</w:t>
+      </w:r>
+      <w:proofErr w:type="spellEnd"/>
+      <w:r>
+        <w:t>-service</w:t>
+      </w:r>
+      <w:r>
+        <w:br/>
+      </w:r>
+      <w:proofErr w:type="spellStart"/>
+      <w:r>
+        <w:t>spring.kafka.producer.bootstrap</w:t>
+      </w:r>
+      <w:proofErr w:type="spellEnd"/>
+      <w:r>
+        <w:t>-servers=localhost:9092</w:t>
+      </w:r>
+      <w:r>
+        <w:br/>
+        <w:t>spring.kafka.producer.key-serializer=org.apache.kafka.common.serialization.StringSerializer</w:t>
+      </w:r>
+      <w:r>
+        <w:br/>
+        <w:t>spring.kafka.producer.value-serializer=org.springframework.kafka.support.serializer.JsonSerializer</w:t>
+      </w:r>
+      <w:r>
+        <w:br/>
+        <w:t>spring.kafka.topic.name=</w:t>
+      </w:r>
+      <w:proofErr w:type="spellStart"/>
+      <w:r>
+        <w:t>order_topics</w:t>
+      </w:r>
+      <w:proofErr w:type="spellEnd"/>
+    </w:p>
+    <w:p>
+      <w:pPr>
+        <w:spacing w:after="0"/>
+        <w:rPr>
+          <w:b/>
+          <w:bCs/>
+          <w:i/>
+          <w:iCs/>
+        </w:rPr>
+      </w:pPr>
     </w:p>
     <w:p>
       <w:pPr>
@@ -273,17 +2030,6 @@
         </w:rPr>
         <w:t>;</w:t>
       </w:r>
-    </w:p>
-    <w:p>
-      <w:pPr>
-        <w:spacing w:after="0"/>
-        <w:rPr>
-          <w:b/>
-          <w:bCs/>
-          <w:i/>
-          <w:iCs/>
-        </w:rPr>
-      </w:pPr>
     </w:p>
     <w:p>
       <w:pPr>
@@ -342,15 +2088,6 @@
           <w:iCs/>
         </w:rPr>
         <w:br/>
-      </w:r>
-      <w:r>
-        <w:rPr>
-          <w:b/>
-          <w:bCs/>
-          <w:i/>
-          <w:iCs/>
-        </w:rPr>
-        <w:br/>
         <w:t xml:space="preserve">    @Value("${spring.kafka.topic.name}")</w:t>
       </w:r>
       <w:r>
@@ -604,35 +2341,14 @@
           <w:iCs/>
         </w:rPr>
       </w:pPr>
-    </w:p>
-    <w:p>
-      <w:pPr>
-        <w:spacing w:after="0"/>
-        <w:rPr>
-          <w:b/>
-          <w:bCs/>
-          <w:i/>
-          <w:iCs/>
-        </w:rPr>
-      </w:pPr>
-    </w:p>
-    <w:p>
-      <w:pPr>
-        <w:spacing w:after="0"/>
-        <w:rPr>
-          <w:b/>
-          <w:bCs/>
-          <w:i/>
-          <w:iCs/>
-        </w:rPr>
-      </w:pPr>
-      <w:r>
-        <w:rPr>
-          <w:b/>
-          <w:bCs/>
-          <w:i/>
-          <w:iCs/>
-        </w:rPr>
+      <w:r>
+        <w:rPr>
+          <w:b/>
+          <w:bCs/>
+          <w:i/>
+          <w:iCs/>
+        </w:rPr>
+        <w:lastRenderedPageBreak/>
         <w:t xml:space="preserve">package </w:t>
       </w:r>
       <w:proofErr w:type="spellStart"/>
@@ -1230,47 +2946,26 @@
           <w:iCs/>
         </w:rPr>
         <w:br/>
-      </w:r>
-      <w:r>
-        <w:rPr>
-          <w:b/>
-          <w:bCs/>
-          <w:i/>
-          <w:iCs/>
-        </w:rPr>
-        <w:br/>
-        <w:t xml:space="preserve">    </w:t>
-      </w:r>
-    </w:p>
-    <w:p>
-      <w:pPr>
-        <w:spacing w:after="0"/>
-        <w:rPr>
-          <w:b/>
-          <w:bCs/>
-          <w:i/>
-          <w:iCs/>
-        </w:rPr>
-      </w:pPr>
-    </w:p>
-    <w:p>
-      <w:pPr>
-        <w:spacing w:after="0"/>
-        <w:rPr>
-          <w:b/>
-          <w:bCs/>
-          <w:i/>
-          <w:iCs/>
-        </w:rPr>
-      </w:pPr>
-      <w:r>
-        <w:rPr>
-          <w:b/>
-          <w:bCs/>
-          <w:i/>
-          <w:iCs/>
-        </w:rPr>
-        <w:lastRenderedPageBreak/>
+        <w:t xml:space="preserve">  </w:t>
+      </w:r>
+    </w:p>
+    <w:p>
+      <w:pPr>
+        <w:spacing w:after="0"/>
+        <w:rPr>
+          <w:b/>
+          <w:bCs/>
+          <w:i/>
+          <w:iCs/>
+        </w:rPr>
+      </w:pPr>
+      <w:r>
+        <w:rPr>
+          <w:b/>
+          <w:bCs/>
+          <w:i/>
+          <w:iCs/>
+        </w:rPr>
         <w:t xml:space="preserve">public </w:t>
       </w:r>
       <w:proofErr w:type="spellStart"/>
@@ -1664,7 +3359,17 @@
         <w:t>}</w:t>
       </w:r>
     </w:p>
-    <w:p/>
+    <w:p>
+      <w:pPr>
+        <w:spacing w:after="0"/>
+        <w:rPr>
+          <w:b/>
+          <w:bCs/>
+          <w:i/>
+          <w:iCs/>
+        </w:rPr>
+      </w:pPr>
+    </w:p>
     <w:p>
       <w:r>
         <w:t xml:space="preserve">Qui siamo tornati a un </w:t>
@@ -1706,6 +3411,7 @@
     </w:p>
     <w:p>
       <w:pPr>
+        <w:spacing w:after="0"/>
         <w:rPr>
           <w:b/>
           <w:bCs/>
@@ -1720,6 +3426,12 @@
       </w:r>
     </w:p>
     <w:p>
+      <w:pPr>
+        <w:rPr>
+          <w:b/>
+          <w:bCs/>
+        </w:rPr>
+      </w:pPr>
       <w:r>
         <w:t>Questa classe:</w:t>
       </w:r>
@@ -1754,8 +3466,9 @@
         <w:t>OrderEvent</w:t>
       </w:r>
       <w:proofErr w:type="spellEnd"/>
-    </w:p>
-    <w:p>
+      <w:r>
+        <w:t xml:space="preserve"> e </w:t>
+      </w:r>
       <w:r>
         <w:t>lo inserisce in un Message&lt;</w:t>
       </w:r>
@@ -1785,11 +3498,17 @@
       </w:r>
     </w:p>
     <w:p>
+      <w:pPr>
+        <w:spacing w:after="0"/>
+      </w:pPr>
       <w:r>
         <w:t>Il flusso è:</w:t>
       </w:r>
     </w:p>
     <w:p>
+      <w:pPr>
+        <w:spacing w:after="0"/>
+      </w:pPr>
       <w:proofErr w:type="spellStart"/>
       <w:r>
         <w:t>OrderEvent</w:t>
@@ -1797,11 +3516,17 @@
       <w:proofErr w:type="spellEnd"/>
     </w:p>
     <w:p>
+      <w:pPr>
+        <w:spacing w:after="0"/>
+      </w:pPr>
       <w:r>
         <w:t xml:space="preserve">    ↓</w:t>
       </w:r>
     </w:p>
     <w:p>
+      <w:pPr>
+        <w:spacing w:after="0"/>
+      </w:pPr>
       <w:proofErr w:type="spellStart"/>
       <w:r>
         <w:t>sendMessage</w:t>
@@ -1820,11 +3545,17 @@
       </w:r>
     </w:p>
     <w:p>
+      <w:pPr>
+        <w:spacing w:after="0"/>
+      </w:pPr>
       <w:r>
         <w:t xml:space="preserve">    ↓</w:t>
       </w:r>
     </w:p>
     <w:p>
+      <w:pPr>
+        <w:spacing w:after="0"/>
+      </w:pPr>
       <w:r>
         <w:t>Message&lt;</w:t>
       </w:r>
@@ -1838,11 +3569,17 @@
       </w:r>
     </w:p>
     <w:p>
+      <w:pPr>
+        <w:spacing w:after="0"/>
+      </w:pPr>
       <w:r>
         <w:t xml:space="preserve">    ↓</w:t>
       </w:r>
     </w:p>
     <w:p>
+      <w:pPr>
+        <w:spacing w:after="0"/>
+      </w:pPr>
       <w:proofErr w:type="spellStart"/>
       <w:r>
         <w:t>KafkaTemplate</w:t>
@@ -1850,11 +3587,17 @@
       <w:proofErr w:type="spellEnd"/>
     </w:p>
     <w:p>
+      <w:pPr>
+        <w:spacing w:after="0"/>
+      </w:pPr>
       <w:r>
         <w:t xml:space="preserve">    ↓</w:t>
       </w:r>
     </w:p>
     <w:p>
+      <w:pPr>
+        <w:spacing w:after="0"/>
+      </w:pPr>
       <w:r>
         <w:t>KAFKA</w:t>
       </w:r>
@@ -1862,7 +3605,7 @@
     <w:p>
       <w:r>
         <w:pict w14:anchorId="13AB9D4C">
-          <v:rect id="_x0000_i1079" style="width:0;height:1.5pt" o:hralign="center" o:hrstd="t" o:hr="t" fillcolor="#a0a0a0" stroked="f"/>
+          <v:rect id="_x0000_i1025" style="width:0;height:1.5pt" o:hralign="center" o:hrstd="t" o:hr="t" fillcolor="#a0a0a0" stroked="f"/>
         </w:pict>
       </w:r>
     </w:p>
@@ -1878,6 +3621,7 @@
           <w:b/>
           <w:bCs/>
         </w:rPr>
+        <w:lastRenderedPageBreak/>
         <w:t>DEV — Le due variabili importanti</w:t>
       </w:r>
     </w:p>
@@ -1942,9 +3686,11 @@
       </w:r>
     </w:p>
     <w:p>
-      <w:proofErr w:type="spellStart"/>
-      <w:r>
-        <w:lastRenderedPageBreak/>
+      <w:pPr>
+        <w:spacing w:after="0"/>
+      </w:pPr>
+      <w:proofErr w:type="spellStart"/>
+      <w:r>
         <w:t>NewTopic</w:t>
       </w:r>
       <w:proofErr w:type="spellEnd"/>
@@ -1958,11 +3704,17 @@
       <w:proofErr w:type="spellEnd"/>
     </w:p>
     <w:p>
+      <w:pPr>
+        <w:spacing w:after="0"/>
+      </w:pPr>
       <w:r>
         <w:t xml:space="preserve">     ↓</w:t>
       </w:r>
     </w:p>
     <w:p>
+      <w:pPr>
+        <w:spacing w:after="0"/>
+      </w:pPr>
       <w:r>
         <w:t xml:space="preserve">rappresenta il </w:t>
       </w:r>
@@ -1975,8 +3727,15 @@
         <w:t xml:space="preserve"> Kafka</w:t>
       </w:r>
     </w:p>
-    <w:p/>
-    <w:p>
+    <w:p>
+      <w:pPr>
+        <w:spacing w:after="0"/>
+      </w:pPr>
+    </w:p>
+    <w:p>
+      <w:pPr>
+        <w:spacing w:after="0"/>
+      </w:pPr>
       <w:proofErr w:type="spellStart"/>
       <w:r>
         <w:t>KafkaTemplate</w:t>
@@ -1995,6 +3754,9 @@
       </w:r>
     </w:p>
     <w:p>
+      <w:pPr>
+        <w:spacing w:after="0"/>
+      </w:pPr>
       <w:r>
         <w:t xml:space="preserve">     ↓</w:t>
       </w:r>
@@ -2055,7 +3817,7 @@
       </w:pPr>
       <w:r>
         <w:pict w14:anchorId="39BE1D50">
-          <v:rect id="_x0000_i1080" style="width:0;height:1.5pt" o:hralign="center" o:hrstd="t" o:hr="t" fillcolor="#a0a0a0" stroked="f"/>
+          <v:rect id="_x0000_i1026" style="width:0;height:1.5pt" o:hralign="center" o:hrstd="t" o:hr="t" fillcolor="#a0a0a0" stroked="f"/>
         </w:pict>
       </w:r>
     </w:p>
@@ -2131,6 +3893,9 @@
       </w:r>
     </w:p>
     <w:p>
+      <w:pPr>
+        <w:spacing w:after="0"/>
+      </w:pPr>
       <w:r>
         <w:t xml:space="preserve">    </w:t>
       </w:r>
@@ -2311,7 +4076,7 @@
       </w:pPr>
       <w:r>
         <w:pict w14:anchorId="4D776273">
-          <v:rect id="_x0000_i1081" style="width:0;height:1.5pt" o:hralign="center" o:hrstd="t" o:hr="t" fillcolor="#a0a0a0" stroked="f"/>
+          <v:rect id="_x0000_i1027" style="width:0;height:1.5pt" o:hralign="center" o:hrstd="t" o:hr="t" fillcolor="#a0a0a0" stroked="f"/>
         </w:pict>
       </w:r>
     </w:p>
@@ -2412,8 +4177,9 @@
       <w:r>
         <w:t>Questo metodo riceve:</w:t>
       </w:r>
-    </w:p>
-    <w:p>
+      <w:r>
+        <w:t xml:space="preserve"> </w:t>
+      </w:r>
       <w:proofErr w:type="spellStart"/>
       <w:r>
         <w:t>OrderEvent</w:t>
@@ -2468,33 +4234,11 @@
     <w:p>
       <w:r>
         <w:pict w14:anchorId="7808AE31">
-          <v:rect id="_x0000_i1082" style="width:0;height:1.5pt" o:hralign="center" o:hrstd="t" o:hr="t" fillcolor="#a0a0a0" stroked="f"/>
+          <v:rect id="_x0000_i1036" style="width:0;height:1.5pt" o:hralign="center" o:bullet="t" o:hrstd="t" o:hr="t" fillcolor="#a0a0a0" stroked="f"/>
         </w:pict>
       </w:r>
     </w:p>
     <w:p>
-      <w:pPr>
-        <w:rPr>
-          <w:b/>
-          <w:bCs/>
-        </w:rPr>
-      </w:pPr>
-    </w:p>
-    <w:p>
-      <w:pPr>
-        <w:rPr>
-          <w:b/>
-          <w:bCs/>
-        </w:rPr>
-      </w:pPr>
-    </w:p>
-    <w:p>
-      <w:pPr>
-        <w:rPr>
-          <w:b/>
-          <w:bCs/>
-        </w:rPr>
-      </w:pPr>
       <w:proofErr w:type="spellStart"/>
       <w:r>
         <w:rPr>
@@ -2548,7 +4292,7 @@
     <w:p>
       <w:r>
         <w:pict w14:anchorId="000F7488">
-          <v:rect id="_x0000_i1083" style="width:0;height:1.5pt" o:hralign="center" o:hrstd="t" o:hr="t" fillcolor="#a0a0a0" stroked="f"/>
+          <v:rect id="_x0000_i1029" style="width:0;height:1.5pt" o:hralign="center" o:hrstd="t" o:hr="t" fillcolor="#a0a0a0" stroked="f"/>
         </w:pict>
       </w:r>
     </w:p>
@@ -2795,7 +4539,7 @@
     <w:p>
       <w:r>
         <w:pict w14:anchorId="6BF63A14">
-          <v:rect id="_x0000_i1084" style="width:0;height:1.5pt" o:hralign="center" o:hrstd="t" o:hr="t" fillcolor="#a0a0a0" stroked="f"/>
+          <v:rect id="_x0000_i1030" style="width:0;height:1.5pt" o:hralign="center" o:hrstd="t" o:hr="t" fillcolor="#a0a0a0" stroked="f"/>
         </w:pict>
       </w:r>
     </w:p>
@@ -3115,7 +4859,7 @@
       </w:pPr>
       <w:r>
         <w:pict w14:anchorId="601F05B4">
-          <v:rect id="_x0000_i1085" style="width:0;height:1.5pt" o:hralign="center" o:hrstd="t" o:hr="t" fillcolor="#a0a0a0" stroked="f"/>
+          <v:rect id="_x0000_i1031" style="width:0;height:1.5pt" o:hralign="center" o:hrstd="t" o:hr="t" fillcolor="#a0a0a0" stroked="f"/>
         </w:pict>
       </w:r>
     </w:p>
@@ -3293,7 +5037,7 @@
     <w:p>
       <w:r>
         <w:pict w14:anchorId="212ABC5C">
-          <v:rect id="_x0000_i1086" style="width:0;height:1.5pt" o:hralign="center" o:hrstd="t" o:hr="t" fillcolor="#a0a0a0" stroked="f"/>
+          <v:rect id="_x0000_i1032" style="width:0;height:1.5pt" o:hralign="center" o:hrstd="t" o:hr="t" fillcolor="#a0a0a0" stroked="f"/>
         </w:pict>
       </w:r>
     </w:p>
@@ -3465,7 +5209,7 @@
     <w:p>
       <w:r>
         <w:pict w14:anchorId="7F88D375">
-          <v:rect id="_x0000_i1087" style="width:0;height:1.5pt" o:hralign="center" o:hrstd="t" o:hr="t" fillcolor="#a0a0a0" stroked="f"/>
+          <v:rect id="_x0000_i1033" style="width:0;height:1.5pt" o:hralign="center" o:hrstd="t" o:hr="t" fillcolor="#a0a0a0" stroked="f"/>
         </w:pict>
       </w:r>
     </w:p>
@@ -3899,6 +5643,9 @@
       </w:r>
     </w:p>
     <w:p>
+      <w:pPr>
+        <w:spacing w:after="0"/>
+      </w:pPr>
       <w:r>
         <w:t>.</w:t>
       </w:r>
@@ -3920,6 +5667,9 @@
       </w:r>
     </w:p>
     <w:p>
+      <w:pPr>
+        <w:spacing w:after="0"/>
+      </w:pPr>
       <w:r>
         <w:t>.</w:t>
       </w:r>
@@ -3941,6 +5691,9 @@
       </w:r>
     </w:p>
     <w:p>
+      <w:pPr>
+        <w:spacing w:after="0"/>
+      </w:pPr>
       <w:r>
         <w:t>e successivamente:</w:t>
       </w:r>
@@ -4083,6 +5836,9 @@
       </w:r>
     </w:p>
     <w:p>
+      <w:pPr>
+        <w:spacing w:after="0"/>
+      </w:pPr>
       <w:r>
         <w:t>.</w:t>
       </w:r>
@@ -4104,6 +5860,9 @@
       </w:r>
     </w:p>
     <w:p>
+      <w:pPr>
+        <w:spacing w:after="0"/>
+      </w:pPr>
       <w:r>
         <w:t>.</w:t>
       </w:r>
@@ -4153,6 +5912,5229 @@
       <w:proofErr w:type="spellEnd"/>
       <w:r>
         <w:t>.</w:t>
+      </w:r>
+    </w:p>
+    <w:p>
+      <w:pPr>
+        <w:rPr>
+          <w:b/>
+          <w:bCs/>
+          <w:i/>
+          <w:iCs/>
+        </w:rPr>
+      </w:pPr>
+    </w:p>
+    <w:p>
+      <w:pPr>
+        <w:rPr>
+          <w:b/>
+          <w:bCs/>
+          <w:i/>
+          <w:iCs/>
+        </w:rPr>
+      </w:pPr>
+      <w:r>
+        <w:rPr>
+          <w:b/>
+          <w:bCs/>
+          <w:i/>
+          <w:iCs/>
+        </w:rPr>
+        <w:t xml:space="preserve">package </w:t>
+      </w:r>
+      <w:proofErr w:type="spellStart"/>
+      <w:r>
+        <w:rPr>
+          <w:b/>
+          <w:bCs/>
+          <w:i/>
+          <w:iCs/>
+        </w:rPr>
+        <w:t>net.javaguides.orderservice.controller</w:t>
+      </w:r>
+      <w:proofErr w:type="spellEnd"/>
+      <w:r>
+        <w:rPr>
+          <w:b/>
+          <w:bCs/>
+          <w:i/>
+          <w:iCs/>
+        </w:rPr>
+        <w:t>;</w:t>
+      </w:r>
+      <w:r>
+        <w:rPr>
+          <w:b/>
+          <w:bCs/>
+          <w:i/>
+          <w:iCs/>
+        </w:rPr>
+        <w:br/>
+      </w:r>
+      <w:r>
+        <w:rPr>
+          <w:b/>
+          <w:bCs/>
+          <w:i/>
+          <w:iCs/>
+        </w:rPr>
+        <w:br/>
+        <w:t>@RestController</w:t>
+      </w:r>
+      <w:r>
+        <w:rPr>
+          <w:b/>
+          <w:bCs/>
+          <w:i/>
+          <w:iCs/>
+        </w:rPr>
+        <w:br/>
+        <w:t>@RequestMapping("/api/v1")</w:t>
+      </w:r>
+      <w:r>
+        <w:rPr>
+          <w:b/>
+          <w:bCs/>
+          <w:i/>
+          <w:iCs/>
+        </w:rPr>
+        <w:br/>
+        <w:t xml:space="preserve">public class </w:t>
+      </w:r>
+      <w:proofErr w:type="spellStart"/>
+      <w:r>
+        <w:rPr>
+          <w:b/>
+          <w:bCs/>
+          <w:i/>
+          <w:iCs/>
+        </w:rPr>
+        <w:t>OrderController</w:t>
+      </w:r>
+      <w:proofErr w:type="spellEnd"/>
+      <w:r>
+        <w:rPr>
+          <w:b/>
+          <w:bCs/>
+          <w:i/>
+          <w:iCs/>
+        </w:rPr>
+        <w:t xml:space="preserve"> {</w:t>
+      </w:r>
+      <w:r>
+        <w:rPr>
+          <w:b/>
+          <w:bCs/>
+          <w:i/>
+          <w:iCs/>
+        </w:rPr>
+        <w:br/>
+        <w:t xml:space="preserve">    private </w:t>
+      </w:r>
+      <w:proofErr w:type="spellStart"/>
+      <w:r>
+        <w:rPr>
+          <w:b/>
+          <w:bCs/>
+          <w:i/>
+          <w:iCs/>
+        </w:rPr>
+        <w:t>OrderProducer</w:t>
+      </w:r>
+      <w:proofErr w:type="spellEnd"/>
+      <w:r>
+        <w:rPr>
+          <w:b/>
+          <w:bCs/>
+          <w:i/>
+          <w:iCs/>
+        </w:rPr>
+        <w:t xml:space="preserve"> </w:t>
+      </w:r>
+      <w:proofErr w:type="spellStart"/>
+      <w:r>
+        <w:rPr>
+          <w:b/>
+          <w:bCs/>
+          <w:i/>
+          <w:iCs/>
+        </w:rPr>
+        <w:t>orderProducer</w:t>
+      </w:r>
+      <w:proofErr w:type="spellEnd"/>
+      <w:r>
+        <w:rPr>
+          <w:b/>
+          <w:bCs/>
+          <w:i/>
+          <w:iCs/>
+        </w:rPr>
+        <w:t>;</w:t>
+      </w:r>
+      <w:r>
+        <w:rPr>
+          <w:b/>
+          <w:bCs/>
+          <w:i/>
+          <w:iCs/>
+        </w:rPr>
+        <w:br/>
+        <w:t xml:space="preserve">    public </w:t>
+      </w:r>
+      <w:proofErr w:type="spellStart"/>
+      <w:r>
+        <w:rPr>
+          <w:b/>
+          <w:bCs/>
+          <w:i/>
+          <w:iCs/>
+        </w:rPr>
+        <w:t>OrderController</w:t>
+      </w:r>
+      <w:proofErr w:type="spellEnd"/>
+      <w:r>
+        <w:rPr>
+          <w:b/>
+          <w:bCs/>
+          <w:i/>
+          <w:iCs/>
+        </w:rPr>
+        <w:t>(</w:t>
+      </w:r>
+      <w:proofErr w:type="spellStart"/>
+      <w:r>
+        <w:rPr>
+          <w:b/>
+          <w:bCs/>
+          <w:i/>
+          <w:iCs/>
+        </w:rPr>
+        <w:t>OrderProducer</w:t>
+      </w:r>
+      <w:proofErr w:type="spellEnd"/>
+      <w:r>
+        <w:rPr>
+          <w:b/>
+          <w:bCs/>
+          <w:i/>
+          <w:iCs/>
+        </w:rPr>
+        <w:t xml:space="preserve"> </w:t>
+      </w:r>
+      <w:proofErr w:type="spellStart"/>
+      <w:r>
+        <w:rPr>
+          <w:b/>
+          <w:bCs/>
+          <w:i/>
+          <w:iCs/>
+        </w:rPr>
+        <w:t>orderProducer</w:t>
+      </w:r>
+      <w:proofErr w:type="spellEnd"/>
+      <w:r>
+        <w:rPr>
+          <w:b/>
+          <w:bCs/>
+          <w:i/>
+          <w:iCs/>
+        </w:rPr>
+        <w:t>) {</w:t>
+      </w:r>
+      <w:r>
+        <w:rPr>
+          <w:b/>
+          <w:bCs/>
+          <w:i/>
+          <w:iCs/>
+        </w:rPr>
+        <w:br/>
+        <w:t xml:space="preserve">        </w:t>
+      </w:r>
+      <w:proofErr w:type="spellStart"/>
+      <w:r>
+        <w:rPr>
+          <w:b/>
+          <w:bCs/>
+          <w:i/>
+          <w:iCs/>
+        </w:rPr>
+        <w:t>this.orderProducer</w:t>
+      </w:r>
+      <w:proofErr w:type="spellEnd"/>
+      <w:r>
+        <w:rPr>
+          <w:b/>
+          <w:bCs/>
+          <w:i/>
+          <w:iCs/>
+        </w:rPr>
+        <w:t xml:space="preserve"> = </w:t>
+      </w:r>
+      <w:proofErr w:type="spellStart"/>
+      <w:r>
+        <w:rPr>
+          <w:b/>
+          <w:bCs/>
+          <w:i/>
+          <w:iCs/>
+        </w:rPr>
+        <w:t>orderProducer</w:t>
+      </w:r>
+      <w:proofErr w:type="spellEnd"/>
+      <w:r>
+        <w:rPr>
+          <w:b/>
+          <w:bCs/>
+          <w:i/>
+          <w:iCs/>
+        </w:rPr>
+        <w:t>;</w:t>
+      </w:r>
+      <w:r>
+        <w:rPr>
+          <w:b/>
+          <w:bCs/>
+          <w:i/>
+          <w:iCs/>
+        </w:rPr>
+        <w:br/>
+        <w:t xml:space="preserve">    }</w:t>
+      </w:r>
+      <w:r>
+        <w:rPr>
+          <w:b/>
+          <w:bCs/>
+          <w:i/>
+          <w:iCs/>
+        </w:rPr>
+        <w:br/>
+      </w:r>
+      <w:r>
+        <w:rPr>
+          <w:b/>
+          <w:bCs/>
+          <w:i/>
+          <w:iCs/>
+        </w:rPr>
+        <w:br/>
+        <w:t xml:space="preserve">    @PostMapping("/orders")</w:t>
+      </w:r>
+      <w:r>
+        <w:rPr>
+          <w:b/>
+          <w:bCs/>
+          <w:i/>
+          <w:iCs/>
+        </w:rPr>
+        <w:br/>
+        <w:t xml:space="preserve">    public String </w:t>
+      </w:r>
+      <w:proofErr w:type="spellStart"/>
+      <w:r>
+        <w:rPr>
+          <w:b/>
+          <w:bCs/>
+          <w:i/>
+          <w:iCs/>
+        </w:rPr>
+        <w:t>placeOrder</w:t>
+      </w:r>
+      <w:proofErr w:type="spellEnd"/>
+      <w:r>
+        <w:rPr>
+          <w:b/>
+          <w:bCs/>
+          <w:i/>
+          <w:iCs/>
+        </w:rPr>
+        <w:t xml:space="preserve">(@RequestBody Order </w:t>
+      </w:r>
+      <w:proofErr w:type="spellStart"/>
+      <w:r>
+        <w:rPr>
+          <w:b/>
+          <w:bCs/>
+          <w:i/>
+          <w:iCs/>
+        </w:rPr>
+        <w:t>order</w:t>
+      </w:r>
+      <w:proofErr w:type="spellEnd"/>
+      <w:r>
+        <w:rPr>
+          <w:b/>
+          <w:bCs/>
+          <w:i/>
+          <w:iCs/>
+        </w:rPr>
+        <w:t>) {</w:t>
+      </w:r>
+      <w:r>
+        <w:rPr>
+          <w:b/>
+          <w:bCs/>
+          <w:i/>
+          <w:iCs/>
+        </w:rPr>
+        <w:br/>
+        <w:t xml:space="preserve">        </w:t>
+      </w:r>
+      <w:proofErr w:type="spellStart"/>
+      <w:r>
+        <w:rPr>
+          <w:b/>
+          <w:bCs/>
+          <w:i/>
+          <w:iCs/>
+        </w:rPr>
+        <w:t>order.setOrderId</w:t>
+      </w:r>
+      <w:proofErr w:type="spellEnd"/>
+      <w:r>
+        <w:rPr>
+          <w:b/>
+          <w:bCs/>
+          <w:i/>
+          <w:iCs/>
+        </w:rPr>
+        <w:t>(</w:t>
+      </w:r>
+      <w:proofErr w:type="spellStart"/>
+      <w:r>
+        <w:rPr>
+          <w:b/>
+          <w:bCs/>
+          <w:i/>
+          <w:iCs/>
+        </w:rPr>
+        <w:t>UUID.randomUUID</w:t>
+      </w:r>
+      <w:proofErr w:type="spellEnd"/>
+      <w:r>
+        <w:rPr>
+          <w:b/>
+          <w:bCs/>
+          <w:i/>
+          <w:iCs/>
+        </w:rPr>
+        <w:t>().</w:t>
+      </w:r>
+      <w:proofErr w:type="spellStart"/>
+      <w:r>
+        <w:rPr>
+          <w:b/>
+          <w:bCs/>
+          <w:i/>
+          <w:iCs/>
+        </w:rPr>
+        <w:t>toString</w:t>
+      </w:r>
+      <w:proofErr w:type="spellEnd"/>
+      <w:r>
+        <w:rPr>
+          <w:b/>
+          <w:bCs/>
+          <w:i/>
+          <w:iCs/>
+        </w:rPr>
+        <w:t>());</w:t>
+      </w:r>
+      <w:r>
+        <w:rPr>
+          <w:b/>
+          <w:bCs/>
+          <w:i/>
+          <w:iCs/>
+        </w:rPr>
+        <w:br/>
+      </w:r>
+      <w:r>
+        <w:rPr>
+          <w:b/>
+          <w:bCs/>
+          <w:i/>
+          <w:iCs/>
+        </w:rPr>
+        <w:br/>
+        <w:t xml:space="preserve">        </w:t>
+      </w:r>
+      <w:proofErr w:type="spellStart"/>
+      <w:r>
+        <w:rPr>
+          <w:b/>
+          <w:bCs/>
+          <w:i/>
+          <w:iCs/>
+        </w:rPr>
+        <w:t>OrderEvent</w:t>
+      </w:r>
+      <w:proofErr w:type="spellEnd"/>
+      <w:r>
+        <w:rPr>
+          <w:b/>
+          <w:bCs/>
+          <w:i/>
+          <w:iCs/>
+        </w:rPr>
+        <w:t xml:space="preserve"> </w:t>
+      </w:r>
+      <w:proofErr w:type="spellStart"/>
+      <w:r>
+        <w:rPr>
+          <w:b/>
+          <w:bCs/>
+          <w:i/>
+          <w:iCs/>
+        </w:rPr>
+        <w:t>orderEvent</w:t>
+      </w:r>
+      <w:proofErr w:type="spellEnd"/>
+      <w:r>
+        <w:rPr>
+          <w:b/>
+          <w:bCs/>
+          <w:i/>
+          <w:iCs/>
+        </w:rPr>
+        <w:t xml:space="preserve"> = new </w:t>
+      </w:r>
+      <w:proofErr w:type="spellStart"/>
+      <w:r>
+        <w:rPr>
+          <w:b/>
+          <w:bCs/>
+          <w:i/>
+          <w:iCs/>
+        </w:rPr>
+        <w:t>OrderEvent</w:t>
+      </w:r>
+      <w:proofErr w:type="spellEnd"/>
+      <w:r>
+        <w:rPr>
+          <w:b/>
+          <w:bCs/>
+          <w:i/>
+          <w:iCs/>
+        </w:rPr>
+        <w:t>();</w:t>
+      </w:r>
+      <w:r>
+        <w:rPr>
+          <w:b/>
+          <w:bCs/>
+          <w:i/>
+          <w:iCs/>
+        </w:rPr>
+        <w:br/>
+        <w:t xml:space="preserve">        </w:t>
+      </w:r>
+      <w:proofErr w:type="spellStart"/>
+      <w:r>
+        <w:rPr>
+          <w:b/>
+          <w:bCs/>
+          <w:i/>
+          <w:iCs/>
+        </w:rPr>
+        <w:t>orderEvent.setStatus</w:t>
+      </w:r>
+      <w:proofErr w:type="spellEnd"/>
+      <w:r>
+        <w:rPr>
+          <w:b/>
+          <w:bCs/>
+          <w:i/>
+          <w:iCs/>
+        </w:rPr>
+        <w:t>("PENDING");</w:t>
+      </w:r>
+      <w:r>
+        <w:rPr>
+          <w:b/>
+          <w:bCs/>
+          <w:i/>
+          <w:iCs/>
+        </w:rPr>
+        <w:br/>
+        <w:t xml:space="preserve">        </w:t>
+      </w:r>
+      <w:proofErr w:type="spellStart"/>
+      <w:r>
+        <w:rPr>
+          <w:b/>
+          <w:bCs/>
+          <w:i/>
+          <w:iCs/>
+        </w:rPr>
+        <w:t>orderEvent.setMessage</w:t>
+      </w:r>
+      <w:proofErr w:type="spellEnd"/>
+      <w:r>
+        <w:rPr>
+          <w:b/>
+          <w:bCs/>
+          <w:i/>
+          <w:iCs/>
+        </w:rPr>
+        <w:t>("</w:t>
+      </w:r>
+      <w:proofErr w:type="spellStart"/>
+      <w:r>
+        <w:rPr>
+          <w:b/>
+          <w:bCs/>
+          <w:i/>
+          <w:iCs/>
+        </w:rPr>
+        <w:t>order</w:t>
+      </w:r>
+      <w:proofErr w:type="spellEnd"/>
+      <w:r>
+        <w:rPr>
+          <w:b/>
+          <w:bCs/>
+          <w:i/>
+          <w:iCs/>
+        </w:rPr>
+        <w:t xml:space="preserve"> status </w:t>
+      </w:r>
+      <w:proofErr w:type="spellStart"/>
+      <w:r>
+        <w:rPr>
+          <w:b/>
+          <w:bCs/>
+          <w:i/>
+          <w:iCs/>
+        </w:rPr>
+        <w:t>is</w:t>
+      </w:r>
+      <w:proofErr w:type="spellEnd"/>
+      <w:r>
+        <w:rPr>
+          <w:b/>
+          <w:bCs/>
+          <w:i/>
+          <w:iCs/>
+        </w:rPr>
+        <w:t xml:space="preserve"> in </w:t>
+      </w:r>
+      <w:proofErr w:type="spellStart"/>
+      <w:r>
+        <w:rPr>
+          <w:b/>
+          <w:bCs/>
+          <w:i/>
+          <w:iCs/>
+        </w:rPr>
+        <w:t>pending</w:t>
+      </w:r>
+      <w:proofErr w:type="spellEnd"/>
+      <w:r>
+        <w:rPr>
+          <w:b/>
+          <w:bCs/>
+          <w:i/>
+          <w:iCs/>
+        </w:rPr>
+        <w:t xml:space="preserve"> state");</w:t>
+      </w:r>
+      <w:r>
+        <w:rPr>
+          <w:b/>
+          <w:bCs/>
+          <w:i/>
+          <w:iCs/>
+        </w:rPr>
+        <w:br/>
+        <w:t xml:space="preserve">        </w:t>
+      </w:r>
+      <w:proofErr w:type="spellStart"/>
+      <w:r>
+        <w:rPr>
+          <w:b/>
+          <w:bCs/>
+          <w:i/>
+          <w:iCs/>
+        </w:rPr>
+        <w:t>orderEvent.setOrder</w:t>
+      </w:r>
+      <w:proofErr w:type="spellEnd"/>
+      <w:r>
+        <w:rPr>
+          <w:b/>
+          <w:bCs/>
+          <w:i/>
+          <w:iCs/>
+        </w:rPr>
+        <w:t>(</w:t>
+      </w:r>
+      <w:proofErr w:type="spellStart"/>
+      <w:r>
+        <w:rPr>
+          <w:b/>
+          <w:bCs/>
+          <w:i/>
+          <w:iCs/>
+        </w:rPr>
+        <w:t>order</w:t>
+      </w:r>
+      <w:proofErr w:type="spellEnd"/>
+      <w:r>
+        <w:rPr>
+          <w:b/>
+          <w:bCs/>
+          <w:i/>
+          <w:iCs/>
+        </w:rPr>
+        <w:t>);</w:t>
+      </w:r>
+      <w:r>
+        <w:rPr>
+          <w:b/>
+          <w:bCs/>
+          <w:i/>
+          <w:iCs/>
+        </w:rPr>
+        <w:br/>
+      </w:r>
+      <w:r>
+        <w:rPr>
+          <w:b/>
+          <w:bCs/>
+          <w:i/>
+          <w:iCs/>
+        </w:rPr>
+        <w:br/>
+        <w:t xml:space="preserve">        </w:t>
+      </w:r>
+      <w:proofErr w:type="spellStart"/>
+      <w:r>
+        <w:rPr>
+          <w:b/>
+          <w:bCs/>
+          <w:i/>
+          <w:iCs/>
+        </w:rPr>
+        <w:t>orderProducer.sendMessage</w:t>
+      </w:r>
+      <w:proofErr w:type="spellEnd"/>
+      <w:r>
+        <w:rPr>
+          <w:b/>
+          <w:bCs/>
+          <w:i/>
+          <w:iCs/>
+        </w:rPr>
+        <w:t>(</w:t>
+      </w:r>
+      <w:proofErr w:type="spellStart"/>
+      <w:r>
+        <w:rPr>
+          <w:b/>
+          <w:bCs/>
+          <w:i/>
+          <w:iCs/>
+        </w:rPr>
+        <w:t>orderEvent</w:t>
+      </w:r>
+      <w:proofErr w:type="spellEnd"/>
+      <w:r>
+        <w:rPr>
+          <w:b/>
+          <w:bCs/>
+          <w:i/>
+          <w:iCs/>
+        </w:rPr>
+        <w:t>);</w:t>
+      </w:r>
+      <w:r>
+        <w:rPr>
+          <w:b/>
+          <w:bCs/>
+          <w:i/>
+          <w:iCs/>
+        </w:rPr>
+        <w:br/>
+        <w:t xml:space="preserve">        </w:t>
+      </w:r>
+      <w:proofErr w:type="spellStart"/>
+      <w:r>
+        <w:rPr>
+          <w:b/>
+          <w:bCs/>
+          <w:i/>
+          <w:iCs/>
+        </w:rPr>
+        <w:t>return</w:t>
+      </w:r>
+      <w:proofErr w:type="spellEnd"/>
+      <w:r>
+        <w:rPr>
+          <w:b/>
+          <w:bCs/>
+          <w:i/>
+          <w:iCs/>
+        </w:rPr>
+        <w:t xml:space="preserve"> "Order </w:t>
+      </w:r>
+      <w:proofErr w:type="spellStart"/>
+      <w:r>
+        <w:rPr>
+          <w:b/>
+          <w:bCs/>
+          <w:i/>
+          <w:iCs/>
+        </w:rPr>
+        <w:t>placed</w:t>
+      </w:r>
+      <w:proofErr w:type="spellEnd"/>
+      <w:r>
+        <w:rPr>
+          <w:b/>
+          <w:bCs/>
+          <w:i/>
+          <w:iCs/>
+        </w:rPr>
+        <w:t xml:space="preserve"> </w:t>
+      </w:r>
+      <w:proofErr w:type="spellStart"/>
+      <w:r>
+        <w:rPr>
+          <w:b/>
+          <w:bCs/>
+          <w:i/>
+          <w:iCs/>
+        </w:rPr>
+        <w:t>succesfully</w:t>
+      </w:r>
+      <w:proofErr w:type="spellEnd"/>
+      <w:r>
+        <w:rPr>
+          <w:b/>
+          <w:bCs/>
+          <w:i/>
+          <w:iCs/>
+        </w:rPr>
+        <w:t xml:space="preserve"> ...";</w:t>
+      </w:r>
+      <w:r>
+        <w:rPr>
+          <w:b/>
+          <w:bCs/>
+          <w:i/>
+          <w:iCs/>
+        </w:rPr>
+        <w:br/>
+        <w:t xml:space="preserve">    }</w:t>
+      </w:r>
+      <w:r>
+        <w:rPr>
+          <w:b/>
+          <w:bCs/>
+          <w:i/>
+          <w:iCs/>
+        </w:rPr>
+        <w:br/>
+        <w:t>}</w:t>
+      </w:r>
+    </w:p>
+    <w:p>
+      <w:r>
+        <w:lastRenderedPageBreak/>
+        <w:t xml:space="preserve">adesso stiamo collegando </w:t>
+      </w:r>
+      <w:r>
+        <w:rPr>
+          <w:b/>
+          <w:bCs/>
+        </w:rPr>
+        <w:t>il Controller REST con il Producer Kafka</w:t>
+      </w:r>
+      <w:r>
+        <w:t xml:space="preserve"> che abbiamo studiato prima. </w:t>
+      </w:r>
+      <w:r>
+        <w:rPr>
+          <w:rFonts w:ascii="Segoe UI Emoji" w:hAnsi="Segoe UI Emoji" w:cs="Segoe UI Emoji"/>
+        </w:rPr>
+        <w:t>🔥</w:t>
+      </w:r>
+    </w:p>
+    <w:p>
+      <w:r>
+        <w:t xml:space="preserve">La cosa interessante è che qui utilizziamo anche le classi Order e </w:t>
+      </w:r>
+      <w:proofErr w:type="spellStart"/>
+      <w:r>
+        <w:t>OrderEvent</w:t>
+      </w:r>
+      <w:proofErr w:type="spellEnd"/>
+      <w:r>
+        <w:t xml:space="preserve"> del modulo base-domains.</w:t>
+      </w:r>
+    </w:p>
+    <w:p>
+      <w:pPr>
+        <w:rPr>
+          <w:b/>
+          <w:bCs/>
+        </w:rPr>
+      </w:pPr>
+      <w:r>
+        <w:rPr>
+          <w:b/>
+          <w:bCs/>
+        </w:rPr>
+        <w:t>1. COSA FA / COSA OTTIENE</w:t>
+      </w:r>
+    </w:p>
+    <w:p>
+      <w:r>
+        <w:t xml:space="preserve">La classe </w:t>
+      </w:r>
+      <w:proofErr w:type="spellStart"/>
+      <w:r>
+        <w:t>OrderController</w:t>
+      </w:r>
+      <w:proofErr w:type="spellEnd"/>
+      <w:r>
+        <w:t xml:space="preserve"> riceve una richiesta HTTP per creare un ordine.</w:t>
+      </w:r>
+    </w:p>
+    <w:p>
+      <w:r>
+        <w:t>Successivamente:</w:t>
+      </w:r>
+    </w:p>
+    <w:p>
+      <w:pPr>
+        <w:numPr>
+          <w:ilvl w:val="0"/>
+          <w:numId w:val="1"/>
+        </w:numPr>
+        <w:spacing w:after="0"/>
+      </w:pPr>
+      <w:r>
+        <w:t xml:space="preserve">Riceve un oggetto Order. </w:t>
+      </w:r>
+    </w:p>
+    <w:p>
+      <w:pPr>
+        <w:numPr>
+          <w:ilvl w:val="0"/>
+          <w:numId w:val="1"/>
+        </w:numPr>
+        <w:spacing w:after="0"/>
+      </w:pPr>
+      <w:r>
+        <w:t xml:space="preserve">Genera un identificativo univoco per l'ordine. </w:t>
+      </w:r>
+    </w:p>
+    <w:p>
+      <w:pPr>
+        <w:numPr>
+          <w:ilvl w:val="0"/>
+          <w:numId w:val="1"/>
+        </w:numPr>
+        <w:spacing w:after="0"/>
+      </w:pPr>
+      <w:r>
+        <w:t xml:space="preserve">Crea un oggetto </w:t>
+      </w:r>
+      <w:proofErr w:type="spellStart"/>
+      <w:r>
+        <w:t>OrderEvent</w:t>
+      </w:r>
+      <w:proofErr w:type="spellEnd"/>
+      <w:r>
+        <w:t xml:space="preserve">. </w:t>
+      </w:r>
+    </w:p>
+    <w:p>
+      <w:pPr>
+        <w:numPr>
+          <w:ilvl w:val="0"/>
+          <w:numId w:val="1"/>
+        </w:numPr>
+        <w:spacing w:after="0"/>
+      </w:pPr>
+      <w:r>
+        <w:t xml:space="preserve">Imposta lo stato dell'ordine su PENDING. </w:t>
+      </w:r>
+    </w:p>
+    <w:p>
+      <w:pPr>
+        <w:numPr>
+          <w:ilvl w:val="0"/>
+          <w:numId w:val="1"/>
+        </w:numPr>
+        <w:spacing w:after="0"/>
+      </w:pPr>
+      <w:r>
+        <w:t xml:space="preserve">Passa l'evento a </w:t>
+      </w:r>
+      <w:proofErr w:type="spellStart"/>
+      <w:r>
+        <w:t>OrderProducer</w:t>
+      </w:r>
+      <w:proofErr w:type="spellEnd"/>
+      <w:r>
+        <w:t xml:space="preserve">. </w:t>
+      </w:r>
+    </w:p>
+    <w:p>
+      <w:pPr>
+        <w:numPr>
+          <w:ilvl w:val="0"/>
+          <w:numId w:val="1"/>
+        </w:numPr>
+      </w:pPr>
+      <w:r>
+        <w:t xml:space="preserve">Restituisce una risposta HTTP. </w:t>
+      </w:r>
+    </w:p>
+    <w:p>
+      <w:pPr>
+        <w:spacing w:after="0"/>
+      </w:pPr>
+      <w:r>
+        <w:rPr>
+          <w:b/>
+          <w:bCs/>
+        </w:rPr>
+        <w:t>Flusso generale:</w:t>
+      </w:r>
+    </w:p>
+    <w:p>
+      <w:pPr>
+        <w:spacing w:after="0"/>
+      </w:pPr>
+      <w:r>
+        <w:t>CLIENT (Postman)</w:t>
+      </w:r>
+    </w:p>
+    <w:p>
+      <w:pPr>
+        <w:spacing w:after="0"/>
+      </w:pPr>
+      <w:r>
+        <w:t xml:space="preserve">      |</w:t>
+      </w:r>
+    </w:p>
+    <w:p>
+      <w:pPr>
+        <w:spacing w:after="0"/>
+      </w:pPr>
+      <w:r>
+        <w:t xml:space="preserve">      | POST /api/v1/</w:t>
+      </w:r>
+      <w:proofErr w:type="spellStart"/>
+      <w:r>
+        <w:t>orders</w:t>
+      </w:r>
+      <w:proofErr w:type="spellEnd"/>
+    </w:p>
+    <w:p>
+      <w:pPr>
+        <w:spacing w:after="0"/>
+      </w:pPr>
+      <w:r>
+        <w:t xml:space="preserve">      | JSON ordine</w:t>
+      </w:r>
+    </w:p>
+    <w:p>
+      <w:pPr>
+        <w:spacing w:after="0"/>
+      </w:pPr>
+      <w:r>
+        <w:t xml:space="preserve">      </w:t>
+      </w:r>
+      <w:r>
+        <w:rPr>
+          <w:rFonts w:ascii="Arial" w:hAnsi="Arial" w:cs="Arial"/>
+        </w:rPr>
+        <w:t>▼</w:t>
+      </w:r>
+    </w:p>
+    <w:p>
+      <w:pPr>
+        <w:spacing w:after="0"/>
+      </w:pPr>
+      <w:proofErr w:type="spellStart"/>
+      <w:r>
+        <w:t>OrderController</w:t>
+      </w:r>
+      <w:proofErr w:type="spellEnd"/>
+    </w:p>
+    <w:p>
+      <w:pPr>
+        <w:spacing w:after="0"/>
+      </w:pPr>
+      <w:r>
+        <w:t xml:space="preserve">      |</w:t>
+      </w:r>
+    </w:p>
+    <w:p>
+      <w:pPr>
+        <w:spacing w:after="0"/>
+      </w:pPr>
+      <w:r>
+        <w:t xml:space="preserve">      | @RequestBody Order </w:t>
+      </w:r>
+      <w:proofErr w:type="spellStart"/>
+      <w:r>
+        <w:t>order</w:t>
+      </w:r>
+      <w:proofErr w:type="spellEnd"/>
+    </w:p>
+    <w:p>
+      <w:pPr>
+        <w:spacing w:after="0"/>
+      </w:pPr>
+      <w:r>
+        <w:t xml:space="preserve">      </w:t>
+      </w:r>
+      <w:r>
+        <w:rPr>
+          <w:rFonts w:ascii="Arial" w:hAnsi="Arial" w:cs="Arial"/>
+        </w:rPr>
+        <w:t>▼</w:t>
+      </w:r>
+    </w:p>
+    <w:p>
+      <w:pPr>
+        <w:spacing w:after="0"/>
+      </w:pPr>
+      <w:r>
+        <w:t xml:space="preserve">Genera </w:t>
+      </w:r>
+      <w:proofErr w:type="spellStart"/>
+      <w:r>
+        <w:t>OrderId</w:t>
+      </w:r>
+      <w:proofErr w:type="spellEnd"/>
+    </w:p>
+    <w:p>
+      <w:pPr>
+        <w:spacing w:after="0"/>
+      </w:pPr>
+      <w:r>
+        <w:t xml:space="preserve">      |</w:t>
+      </w:r>
+    </w:p>
+    <w:p>
+      <w:pPr>
+        <w:spacing w:after="0"/>
+      </w:pPr>
+      <w:r>
+        <w:t xml:space="preserve">      </w:t>
+      </w:r>
+      <w:r>
+        <w:rPr>
+          <w:rFonts w:ascii="Arial" w:hAnsi="Arial" w:cs="Arial"/>
+        </w:rPr>
+        <w:t>▼</w:t>
+      </w:r>
+    </w:p>
+    <w:p>
+      <w:pPr>
+        <w:spacing w:after="0"/>
+      </w:pPr>
+      <w:r>
+        <w:t xml:space="preserve">Crea </w:t>
+      </w:r>
+      <w:proofErr w:type="spellStart"/>
+      <w:r>
+        <w:t>OrderEvent</w:t>
+      </w:r>
+      <w:proofErr w:type="spellEnd"/>
+    </w:p>
+    <w:p>
+      <w:pPr>
+        <w:spacing w:after="0"/>
+      </w:pPr>
+      <w:r>
+        <w:t xml:space="preserve">      |</w:t>
+      </w:r>
+    </w:p>
+    <w:p>
+      <w:pPr>
+        <w:spacing w:after="0"/>
+      </w:pPr>
+      <w:r>
+        <w:t xml:space="preserve">      | status = PENDING</w:t>
+      </w:r>
+    </w:p>
+    <w:p>
+      <w:pPr>
+        <w:spacing w:after="0"/>
+      </w:pPr>
+      <w:r>
+        <w:t xml:space="preserve">      | </w:t>
+      </w:r>
+      <w:proofErr w:type="spellStart"/>
+      <w:r>
+        <w:t>message</w:t>
+      </w:r>
+      <w:proofErr w:type="spellEnd"/>
+      <w:r>
+        <w:t xml:space="preserve"> = "</w:t>
+      </w:r>
+      <w:proofErr w:type="spellStart"/>
+      <w:r>
+        <w:t>order</w:t>
+      </w:r>
+      <w:proofErr w:type="spellEnd"/>
+      <w:r>
+        <w:t xml:space="preserve"> status </w:t>
+      </w:r>
+      <w:proofErr w:type="spellStart"/>
+      <w:r>
+        <w:t>is</w:t>
+      </w:r>
+      <w:proofErr w:type="spellEnd"/>
+      <w:r>
+        <w:t xml:space="preserve"> in </w:t>
+      </w:r>
+      <w:proofErr w:type="spellStart"/>
+      <w:r>
+        <w:t>pending</w:t>
+      </w:r>
+      <w:proofErr w:type="spellEnd"/>
+      <w:r>
+        <w:t xml:space="preserve"> state"</w:t>
+      </w:r>
+    </w:p>
+    <w:p>
+      <w:pPr>
+        <w:spacing w:after="0"/>
+      </w:pPr>
+      <w:r>
+        <w:t xml:space="preserve">      | </w:t>
+      </w:r>
+      <w:proofErr w:type="spellStart"/>
+      <w:r>
+        <w:t>order</w:t>
+      </w:r>
+      <w:proofErr w:type="spellEnd"/>
+      <w:r>
+        <w:t xml:space="preserve"> = Order</w:t>
+      </w:r>
+    </w:p>
+    <w:p>
+      <w:pPr>
+        <w:spacing w:after="0"/>
+      </w:pPr>
+      <w:r>
+        <w:t xml:space="preserve">      </w:t>
+      </w:r>
+      <w:r>
+        <w:rPr>
+          <w:rFonts w:ascii="Arial" w:hAnsi="Arial" w:cs="Arial"/>
+        </w:rPr>
+        <w:t>▼</w:t>
+      </w:r>
+    </w:p>
+    <w:p>
+      <w:pPr>
+        <w:spacing w:after="0"/>
+      </w:pPr>
+      <w:proofErr w:type="spellStart"/>
+      <w:r>
+        <w:t>OrderProducer.sendMessage</w:t>
+      </w:r>
+      <w:proofErr w:type="spellEnd"/>
+      <w:r>
+        <w:t>(</w:t>
+      </w:r>
+      <w:proofErr w:type="spellStart"/>
+      <w:r>
+        <w:t>orderEvent</w:t>
+      </w:r>
+      <w:proofErr w:type="spellEnd"/>
+      <w:r>
+        <w:t>)</w:t>
+      </w:r>
+    </w:p>
+    <w:p>
+      <w:pPr>
+        <w:spacing w:after="0"/>
+      </w:pPr>
+      <w:r>
+        <w:t xml:space="preserve">      |</w:t>
+      </w:r>
+    </w:p>
+    <w:p>
+      <w:pPr>
+        <w:spacing w:after="0"/>
+      </w:pPr>
+      <w:r>
+        <w:t xml:space="preserve">      </w:t>
+      </w:r>
+      <w:r>
+        <w:rPr>
+          <w:rFonts w:ascii="Arial" w:hAnsi="Arial" w:cs="Arial"/>
+        </w:rPr>
+        <w:t>▼</w:t>
+      </w:r>
+    </w:p>
+    <w:p>
+      <w:pPr>
+        <w:spacing w:after="0"/>
+      </w:pPr>
+      <w:proofErr w:type="spellStart"/>
+      <w:r>
+        <w:t>KafkaTemplate.send</w:t>
+      </w:r>
+      <w:proofErr w:type="spellEnd"/>
+      <w:r>
+        <w:t>(</w:t>
+      </w:r>
+      <w:proofErr w:type="spellStart"/>
+      <w:r>
+        <w:t>message</w:t>
+      </w:r>
+      <w:proofErr w:type="spellEnd"/>
+      <w:r>
+        <w:t>)</w:t>
+      </w:r>
+    </w:p>
+    <w:p>
+      <w:pPr>
+        <w:spacing w:after="0"/>
+      </w:pPr>
+      <w:r>
+        <w:t xml:space="preserve">      |</w:t>
+      </w:r>
+    </w:p>
+    <w:p>
+      <w:pPr>
+        <w:spacing w:after="0"/>
+      </w:pPr>
+      <w:r>
+        <w:t xml:space="preserve">      </w:t>
+      </w:r>
+      <w:r>
+        <w:rPr>
+          <w:rFonts w:ascii="Arial" w:hAnsi="Arial" w:cs="Arial"/>
+        </w:rPr>
+        <w:t>▼</w:t>
+      </w:r>
+    </w:p>
+    <w:p>
+      <w:pPr>
+        <w:spacing w:after="0"/>
+      </w:pPr>
+      <w:r>
+        <w:t>KAFKA</w:t>
+      </w:r>
+    </w:p>
+    <w:p>
+      <w:pPr>
+        <w:spacing w:after="0"/>
+      </w:pPr>
+      <w:r>
+        <w:pict w14:anchorId="6B82B273">
+          <v:rect id="_x0000_i1091" style="width:0;height:1.5pt" o:hralign="center" o:hrstd="t" o:hr="t" fillcolor="#a0a0a0" stroked="f"/>
+        </w:pict>
+      </w:r>
+    </w:p>
+    <w:p>
+      <w:pPr>
+        <w:spacing w:after="0"/>
+        <w:rPr>
+          <w:b/>
+          <w:bCs/>
+        </w:rPr>
+      </w:pPr>
+      <w:r>
+        <w:rPr>
+          <w:b/>
+          <w:bCs/>
+        </w:rPr>
+        <w:t>2. DEV — Spiegazione del codice</w:t>
+      </w:r>
+    </w:p>
+    <w:p>
+      <w:pPr>
+        <w:rPr>
+          <w:b/>
+          <w:bCs/>
+        </w:rPr>
+      </w:pPr>
+      <w:r>
+        <w:rPr>
+          <w:b/>
+          <w:bCs/>
+        </w:rPr>
+        <w:t>A. Le annotazioni del Controller</w:t>
+      </w:r>
+    </w:p>
+    <w:p>
+      <w:pPr>
+        <w:spacing w:after="0"/>
+      </w:pPr>
+      <w:r>
+        <w:t>@RestController</w:t>
+      </w:r>
+    </w:p>
+    <w:p>
+      <w:pPr>
+        <w:spacing w:after="0"/>
+      </w:pPr>
+      <w:r>
+        <w:t>@RequestMapping("/api/v1")</w:t>
+      </w:r>
+    </w:p>
+    <w:p>
+      <w:r>
+        <w:t xml:space="preserve">public class </w:t>
+      </w:r>
+      <w:proofErr w:type="spellStart"/>
+      <w:r>
+        <w:t>OrderController</w:t>
+      </w:r>
+      <w:proofErr w:type="spellEnd"/>
+      <w:r>
+        <w:t xml:space="preserve"> {</w:t>
+      </w:r>
+    </w:p>
+    <w:p>
+      <w:pPr>
+        <w:spacing w:after="0"/>
+      </w:pPr>
+      <w:r>
+        <w:rPr>
+          <w:b/>
+          <w:bCs/>
+        </w:rPr>
+        <w:t>@RestController</w:t>
+      </w:r>
+    </w:p>
+    <w:p>
+      <w:r>
+        <w:t>Indica a Spring che questa classe gestisce richieste HTTP REST.</w:t>
+      </w:r>
+    </w:p>
+    <w:p>
+      <w:r>
+        <w:rPr>
+          <w:b/>
+          <w:bCs/>
+        </w:rPr>
+        <w:lastRenderedPageBreak/>
+        <w:t>@RequestMapping("/api/v1")</w:t>
+      </w:r>
+    </w:p>
+    <w:p>
+      <w:r>
+        <w:t>Definisce il percorso iniziale degli endpoint.</w:t>
+      </w:r>
+    </w:p>
+    <w:p>
+      <w:pPr>
+        <w:spacing w:after="0"/>
+      </w:pPr>
+      <w:r>
+        <w:t>Quindi tutti gli endpoint di questa classe inizieranno con:</w:t>
+      </w:r>
+      <w:r>
+        <w:t xml:space="preserve"> </w:t>
+      </w:r>
+      <w:r>
+        <w:t>/api/v1</w:t>
+      </w:r>
+    </w:p>
+    <w:p>
+      <w:pPr>
+        <w:spacing w:after="0"/>
+      </w:pPr>
+      <w:r>
+        <w:pict w14:anchorId="1004C71D">
+          <v:rect id="_x0000_i1092" style="width:0;height:1.5pt" o:hralign="center" o:hrstd="t" o:hr="t" fillcolor="#a0a0a0" stroked="f"/>
+        </w:pict>
+      </w:r>
+    </w:p>
+    <w:p>
+      <w:pPr>
+        <w:rPr>
+          <w:b/>
+          <w:bCs/>
+        </w:rPr>
+      </w:pPr>
+      <w:r>
+        <w:rPr>
+          <w:b/>
+          <w:bCs/>
+        </w:rPr>
+        <w:t xml:space="preserve">B. </w:t>
+      </w:r>
+      <w:proofErr w:type="spellStart"/>
+      <w:r>
+        <w:rPr>
+          <w:b/>
+          <w:bCs/>
+        </w:rPr>
+        <w:t>Dependency</w:t>
+      </w:r>
+      <w:proofErr w:type="spellEnd"/>
+      <w:r>
+        <w:rPr>
+          <w:b/>
+          <w:bCs/>
+        </w:rPr>
+        <w:t xml:space="preserve"> Injection</w:t>
+      </w:r>
+    </w:p>
+    <w:p>
+      <w:r>
+        <w:t xml:space="preserve">private </w:t>
+      </w:r>
+      <w:proofErr w:type="spellStart"/>
+      <w:r>
+        <w:t>OrderProducer</w:t>
+      </w:r>
+      <w:proofErr w:type="spellEnd"/>
+      <w:r>
+        <w:t xml:space="preserve"> </w:t>
+      </w:r>
+      <w:proofErr w:type="spellStart"/>
+      <w:r>
+        <w:t>orderProducer</w:t>
+      </w:r>
+      <w:proofErr w:type="spellEnd"/>
+      <w:r>
+        <w:t>;</w:t>
+      </w:r>
+    </w:p>
+    <w:p>
+      <w:r>
+        <w:t xml:space="preserve">public </w:t>
+      </w:r>
+      <w:proofErr w:type="spellStart"/>
+      <w:r>
+        <w:t>OrderController</w:t>
+      </w:r>
+      <w:proofErr w:type="spellEnd"/>
+      <w:r>
+        <w:t>(</w:t>
+      </w:r>
+      <w:proofErr w:type="spellStart"/>
+      <w:r>
+        <w:t>OrderProducer</w:t>
+      </w:r>
+      <w:proofErr w:type="spellEnd"/>
+      <w:r>
+        <w:t xml:space="preserve"> </w:t>
+      </w:r>
+      <w:proofErr w:type="spellStart"/>
+      <w:r>
+        <w:t>orderProducer</w:t>
+      </w:r>
+      <w:proofErr w:type="spellEnd"/>
+      <w:r>
+        <w:t>) {</w:t>
+      </w:r>
+    </w:p>
+    <w:p>
+      <w:r>
+        <w:t xml:space="preserve">    </w:t>
+      </w:r>
+      <w:proofErr w:type="spellStart"/>
+      <w:r>
+        <w:t>this.orderProducer</w:t>
+      </w:r>
+      <w:proofErr w:type="spellEnd"/>
+      <w:r>
+        <w:t xml:space="preserve"> = </w:t>
+      </w:r>
+      <w:proofErr w:type="spellStart"/>
+      <w:r>
+        <w:t>orderProducer</w:t>
+      </w:r>
+      <w:proofErr w:type="spellEnd"/>
+      <w:r>
+        <w:t>;</w:t>
+      </w:r>
+    </w:p>
+    <w:p>
+      <w:r>
+        <w:t>}</w:t>
+      </w:r>
+    </w:p>
+    <w:p>
+      <w:r>
+        <w:t xml:space="preserve">Qui utilizziamo la </w:t>
+      </w:r>
+      <w:proofErr w:type="spellStart"/>
+      <w:r>
+        <w:rPr>
+          <w:b/>
+          <w:bCs/>
+        </w:rPr>
+        <w:t>Constructor</w:t>
+      </w:r>
+      <w:proofErr w:type="spellEnd"/>
+      <w:r>
+        <w:rPr>
+          <w:b/>
+          <w:bCs/>
+        </w:rPr>
+        <w:t xml:space="preserve"> Injection</w:t>
+      </w:r>
+      <w:r>
+        <w:t>.</w:t>
+      </w:r>
+    </w:p>
+    <w:p>
+      <w:r>
+        <w:t>Ricordi che precedentemente avevamo:</w:t>
+      </w:r>
+    </w:p>
+    <w:p>
+      <w:pPr>
+        <w:spacing w:after="0"/>
+      </w:pPr>
+      <w:r>
+        <w:t>@Service</w:t>
+      </w:r>
+    </w:p>
+    <w:p>
+      <w:r>
+        <w:t xml:space="preserve">public class </w:t>
+      </w:r>
+      <w:proofErr w:type="spellStart"/>
+      <w:r>
+        <w:t>OrderProducer</w:t>
+      </w:r>
+      <w:proofErr w:type="spellEnd"/>
+      <w:r>
+        <w:t xml:space="preserve"> {</w:t>
+      </w:r>
+    </w:p>
+    <w:p>
+      <w:r>
+        <w:t xml:space="preserve">Spring crea e gestisce l'oggetto </w:t>
+      </w:r>
+      <w:proofErr w:type="spellStart"/>
+      <w:r>
+        <w:t>OrderProducer</w:t>
+      </w:r>
+      <w:proofErr w:type="spellEnd"/>
+      <w:r>
+        <w:t>.</w:t>
+      </w:r>
+    </w:p>
+    <w:p>
+      <w:r>
+        <w:t xml:space="preserve">Quando crea </w:t>
+      </w:r>
+      <w:proofErr w:type="spellStart"/>
+      <w:r>
+        <w:t>OrderController</w:t>
+      </w:r>
+      <w:proofErr w:type="spellEnd"/>
+      <w:r>
+        <w:t>, Spring gli passa quell'oggetto attraverso il costruttore.</w:t>
+      </w:r>
+    </w:p>
+    <w:p>
+      <w:pPr>
+        <w:spacing w:after="0"/>
+      </w:pPr>
+      <w:r>
+        <w:t>SPRING</w:t>
+      </w:r>
+    </w:p>
+    <w:p>
+      <w:pPr>
+        <w:spacing w:after="0"/>
+      </w:pPr>
+      <w:r>
+        <w:t xml:space="preserve">   |</w:t>
+      </w:r>
+    </w:p>
+    <w:p>
+      <w:pPr>
+        <w:spacing w:after="0"/>
+      </w:pPr>
+      <w:r>
+        <w:t xml:space="preserve">   | crea </w:t>
+      </w:r>
+      <w:proofErr w:type="spellStart"/>
+      <w:r>
+        <w:t>OrderProducer</w:t>
+      </w:r>
+      <w:proofErr w:type="spellEnd"/>
+    </w:p>
+    <w:p>
+      <w:pPr>
+        <w:spacing w:after="0"/>
+      </w:pPr>
+      <w:r>
+        <w:t xml:space="preserve">   </w:t>
+      </w:r>
+      <w:r>
+        <w:rPr>
+          <w:rFonts w:ascii="Arial" w:hAnsi="Arial" w:cs="Arial"/>
+        </w:rPr>
+        <w:t>▼</w:t>
+      </w:r>
+    </w:p>
+    <w:p>
+      <w:pPr>
+        <w:spacing w:after="0"/>
+      </w:pPr>
+      <w:proofErr w:type="spellStart"/>
+      <w:r>
+        <w:t>OrderProducer</w:t>
+      </w:r>
+      <w:proofErr w:type="spellEnd"/>
+    </w:p>
+    <w:p>
+      <w:pPr>
+        <w:spacing w:after="0"/>
+      </w:pPr>
+      <w:r>
+        <w:t xml:space="preserve">   |</w:t>
+      </w:r>
+    </w:p>
+    <w:p>
+      <w:pPr>
+        <w:spacing w:after="0"/>
+      </w:pPr>
+      <w:r>
+        <w:t xml:space="preserve">   | </w:t>
+      </w:r>
+      <w:proofErr w:type="spellStart"/>
+      <w:r>
+        <w:t>Constructor</w:t>
+      </w:r>
+      <w:proofErr w:type="spellEnd"/>
+      <w:r>
+        <w:t xml:space="preserve"> Injection</w:t>
+      </w:r>
+    </w:p>
+    <w:p>
+      <w:pPr>
+        <w:spacing w:after="0"/>
+      </w:pPr>
+      <w:r>
+        <w:t xml:space="preserve">   </w:t>
+      </w:r>
+      <w:r>
+        <w:rPr>
+          <w:rFonts w:ascii="Arial" w:hAnsi="Arial" w:cs="Arial"/>
+        </w:rPr>
+        <w:t>▼</w:t>
+      </w:r>
+    </w:p>
+    <w:p>
+      <w:proofErr w:type="spellStart"/>
+      <w:r>
+        <w:t>OrderController</w:t>
+      </w:r>
+      <w:proofErr w:type="spellEnd"/>
+    </w:p>
+    <w:p>
+      <w:r>
+        <w:rPr>
+          <w:b/>
+          <w:bCs/>
+        </w:rPr>
+        <w:t>PERCHÉ?</w:t>
+      </w:r>
+    </w:p>
+    <w:p>
+      <w:r>
+        <w:t>Perché il Controller deve poter chiamare:</w:t>
+      </w:r>
+    </w:p>
+    <w:p>
+      <w:proofErr w:type="spellStart"/>
+      <w:r>
+        <w:t>orderProducer.sendMessage</w:t>
+      </w:r>
+      <w:proofErr w:type="spellEnd"/>
+      <w:r>
+        <w:t>(</w:t>
+      </w:r>
+      <w:proofErr w:type="spellStart"/>
+      <w:r>
+        <w:t>orderEvent</w:t>
+      </w:r>
+      <w:proofErr w:type="spellEnd"/>
+      <w:r>
+        <w:t>);</w:t>
+      </w:r>
+    </w:p>
+    <w:p>
+      <w:r>
+        <w:t xml:space="preserve">senza creare manualmente un </w:t>
+      </w:r>
+      <w:proofErr w:type="spellStart"/>
+      <w:r>
+        <w:t>OrderProducer</w:t>
+      </w:r>
+      <w:proofErr w:type="spellEnd"/>
+      <w:r>
+        <w:t>.</w:t>
+      </w:r>
+    </w:p>
+    <w:p>
+      <w:r>
+        <w:pict w14:anchorId="22575537">
+          <v:rect id="_x0000_i1093" style="width:0;height:1.5pt" o:hralign="center" o:hrstd="t" o:hr="t" fillcolor="#a0a0a0" stroked="f"/>
+        </w:pict>
+      </w:r>
+    </w:p>
+    <w:p>
+      <w:pPr>
+        <w:rPr>
+          <w:b/>
+          <w:bCs/>
+        </w:rPr>
+      </w:pPr>
+      <w:r>
+        <w:rPr>
+          <w:b/>
+          <w:bCs/>
+        </w:rPr>
+        <w:t>C. Endpoint POST</w:t>
+      </w:r>
+    </w:p>
+    <w:p>
+      <w:r>
+        <w:t>@PostMapping("/orders")</w:t>
+      </w:r>
+    </w:p>
+    <w:p>
+      <w:r>
+        <w:t xml:space="preserve">public String </w:t>
+      </w:r>
+      <w:proofErr w:type="spellStart"/>
+      <w:r>
+        <w:t>placeOrder</w:t>
+      </w:r>
+      <w:proofErr w:type="spellEnd"/>
+      <w:r>
+        <w:t xml:space="preserve">(@RequestBody Order </w:t>
+      </w:r>
+      <w:proofErr w:type="spellStart"/>
+      <w:r>
+        <w:t>order</w:t>
+      </w:r>
+      <w:proofErr w:type="spellEnd"/>
+      <w:r>
+        <w:t>) {</w:t>
+      </w:r>
+    </w:p>
+    <w:p>
+      <w:r>
+        <w:t>Analizziamo ogni elemento.</w:t>
+      </w:r>
+    </w:p>
+    <w:p>
+      <w:r>
+        <w:rPr>
+          <w:b/>
+          <w:bCs/>
+        </w:rPr>
+        <w:t>@PostMapping("/orders")</w:t>
+      </w:r>
+    </w:p>
+    <w:p>
+      <w:r>
+        <w:t>Gestisce una richiesta HTTP POST all'indirizzo:</w:t>
+      </w:r>
+    </w:p>
+    <w:p>
+      <w:r>
+        <w:t>POST /api/v1/</w:t>
+      </w:r>
+      <w:proofErr w:type="spellStart"/>
+      <w:r>
+        <w:t>orders</w:t>
+      </w:r>
+      <w:proofErr w:type="spellEnd"/>
+    </w:p>
+    <w:p>
+      <w:r>
+        <w:rPr>
+          <w:b/>
+          <w:bCs/>
+        </w:rPr>
+        <w:lastRenderedPageBreak/>
+        <w:t xml:space="preserve">@RequestBody Order </w:t>
+      </w:r>
+      <w:proofErr w:type="spellStart"/>
+      <w:r>
+        <w:rPr>
+          <w:b/>
+          <w:bCs/>
+        </w:rPr>
+        <w:t>order</w:t>
+      </w:r>
+      <w:proofErr w:type="spellEnd"/>
+    </w:p>
+    <w:p>
+      <w:r>
+        <w:t>Questa parte è importante.</w:t>
+      </w:r>
+    </w:p>
+    <w:p>
+      <w:r>
+        <w:t xml:space="preserve">@RequestBody Order </w:t>
+      </w:r>
+      <w:proofErr w:type="spellStart"/>
+      <w:r>
+        <w:t>order</w:t>
+      </w:r>
+      <w:proofErr w:type="spellEnd"/>
+    </w:p>
+    <w:p>
+      <w:r>
+        <w:t>Significa:</w:t>
+      </w:r>
+    </w:p>
+    <w:p>
+      <w:r>
+        <w:t>Spring prende il JSON presente nel body della richiesta HTTP e lo converte in un oggetto Java Order.</w:t>
+      </w:r>
+    </w:p>
+    <w:p>
+      <w:r>
+        <w:t>Per esempio, da Postman inviamo:</w:t>
+      </w:r>
+    </w:p>
+    <w:p>
+      <w:r>
+        <w:t>{</w:t>
+      </w:r>
+    </w:p>
+    <w:p>
+      <w:r>
+        <w:t xml:space="preserve">  "name": "Laptop",</w:t>
+      </w:r>
+    </w:p>
+    <w:p>
+      <w:r>
+        <w:t xml:space="preserve">  "</w:t>
+      </w:r>
+      <w:proofErr w:type="spellStart"/>
+      <w:r>
+        <w:t>qty</w:t>
+      </w:r>
+      <w:proofErr w:type="spellEnd"/>
+      <w:r>
+        <w:t>": 1,</w:t>
+      </w:r>
+    </w:p>
+    <w:p>
+      <w:r>
+        <w:t xml:space="preserve">  "price": 1200</w:t>
+      </w:r>
+    </w:p>
+    <w:p>
+      <w:r>
+        <w:t>}</w:t>
+      </w:r>
+    </w:p>
+    <w:p>
+      <w:r>
+        <w:t>Supponendo che la classe Order abbia questi campi, Spring costruisce un oggetto equivalente a:</w:t>
+      </w:r>
+    </w:p>
+    <w:p>
+      <w:r>
+        <w:t xml:space="preserve">Order </w:t>
+      </w:r>
+      <w:proofErr w:type="spellStart"/>
+      <w:r>
+        <w:t>order</w:t>
+      </w:r>
+      <w:proofErr w:type="spellEnd"/>
+      <w:r>
+        <w:t xml:space="preserve"> = new Order();</w:t>
+      </w:r>
+    </w:p>
+    <w:p>
+      <w:proofErr w:type="spellStart"/>
+      <w:r>
+        <w:t>order.setName</w:t>
+      </w:r>
+      <w:proofErr w:type="spellEnd"/>
+      <w:r>
+        <w:t>("Laptop");</w:t>
+      </w:r>
+    </w:p>
+    <w:p>
+      <w:proofErr w:type="spellStart"/>
+      <w:r>
+        <w:t>order.setQty</w:t>
+      </w:r>
+      <w:proofErr w:type="spellEnd"/>
+      <w:r>
+        <w:t>(1);</w:t>
+      </w:r>
+    </w:p>
+    <w:p>
+      <w:proofErr w:type="spellStart"/>
+      <w:r>
+        <w:t>order.setPrice</w:t>
+      </w:r>
+      <w:proofErr w:type="spellEnd"/>
+      <w:r>
+        <w:t>(1200);</w:t>
+      </w:r>
+    </w:p>
+    <w:p>
+      <w:r>
+        <w:rPr>
+          <w:b/>
+          <w:bCs/>
+        </w:rPr>
+        <w:t>Attenzione:</w:t>
+      </w:r>
+      <w:r>
+        <w:t xml:space="preserve"> Order non è una classe fornita da Spring.</w:t>
+      </w:r>
+    </w:p>
+    <w:p>
+      <w:r>
+        <w:t>È una classe definita nel nostro modulo:</w:t>
+      </w:r>
+    </w:p>
+    <w:p>
+      <w:r>
+        <w:t xml:space="preserve">import </w:t>
+      </w:r>
+      <w:proofErr w:type="spellStart"/>
+      <w:r>
+        <w:t>net.javaguides.basedomains.dto.Order</w:t>
+      </w:r>
+      <w:proofErr w:type="spellEnd"/>
+      <w:r>
+        <w:t>;</w:t>
+      </w:r>
+    </w:p>
+    <w:p>
+      <w:r>
+        <w:t>Ed ecco perché avevamo creato base-domains!</w:t>
+      </w:r>
+    </w:p>
+    <w:p>
+      <w:r>
+        <w:pict w14:anchorId="0B6CE2DE">
+          <v:rect id="_x0000_i1094" style="width:0;height:1.5pt" o:hralign="center" o:hrstd="t" o:hr="t" fillcolor="#a0a0a0" stroked="f"/>
+        </w:pict>
+      </w:r>
+    </w:p>
+    <w:p>
+      <w:pPr>
+        <w:rPr>
+          <w:b/>
+          <w:bCs/>
+        </w:rPr>
+      </w:pPr>
+      <w:r>
+        <w:rPr>
+          <w:b/>
+          <w:bCs/>
+        </w:rPr>
+        <w:t>3. Generazione dell'ID dell'ordine</w:t>
+      </w:r>
+    </w:p>
+    <w:p>
+      <w:proofErr w:type="spellStart"/>
+      <w:r>
+        <w:t>order.setOrderId</w:t>
+      </w:r>
+      <w:proofErr w:type="spellEnd"/>
+      <w:r>
+        <w:t>(</w:t>
+      </w:r>
+      <w:proofErr w:type="spellStart"/>
+      <w:r>
+        <w:t>UUID.randomUUID</w:t>
+      </w:r>
+      <w:proofErr w:type="spellEnd"/>
+      <w:r>
+        <w:t>().</w:t>
+      </w:r>
+      <w:proofErr w:type="spellStart"/>
+      <w:r>
+        <w:t>toString</w:t>
+      </w:r>
+      <w:proofErr w:type="spellEnd"/>
+      <w:r>
+        <w:t>());</w:t>
+      </w:r>
+    </w:p>
+    <w:p>
+      <w:r>
+        <w:t>Questa riga contiene tre operazioni.</w:t>
+      </w:r>
+    </w:p>
+    <w:p>
+      <w:pPr>
+        <w:rPr>
+          <w:b/>
+          <w:bCs/>
+        </w:rPr>
+      </w:pPr>
+      <w:r>
+        <w:rPr>
+          <w:b/>
+          <w:bCs/>
+        </w:rPr>
+        <w:t xml:space="preserve">1. </w:t>
+      </w:r>
+      <w:proofErr w:type="spellStart"/>
+      <w:r>
+        <w:rPr>
+          <w:b/>
+          <w:bCs/>
+        </w:rPr>
+        <w:t>UUID.randomUUID</w:t>
+      </w:r>
+      <w:proofErr w:type="spellEnd"/>
+      <w:r>
+        <w:rPr>
+          <w:b/>
+          <w:bCs/>
+        </w:rPr>
+        <w:t>()</w:t>
+      </w:r>
+    </w:p>
+    <w:p>
+      <w:r>
+        <w:t>Genera un identificativo UUID casuale.</w:t>
+      </w:r>
+    </w:p>
+    <w:p>
+      <w:r>
+        <w:t>Per esempio:</w:t>
+      </w:r>
+    </w:p>
+    <w:p>
+      <w:r>
+        <w:t>f47ac10b-58cc-4372-a567-0e02b2c3d479</w:t>
+      </w:r>
+    </w:p>
+    <w:p>
+      <w:pPr>
+        <w:rPr>
+          <w:b/>
+          <w:bCs/>
+        </w:rPr>
+      </w:pPr>
+      <w:r>
+        <w:rPr>
+          <w:b/>
+          <w:bCs/>
+        </w:rPr>
+        <w:t>2. .</w:t>
+      </w:r>
+      <w:proofErr w:type="spellStart"/>
+      <w:r>
+        <w:rPr>
+          <w:b/>
+          <w:bCs/>
+        </w:rPr>
+        <w:t>toString</w:t>
+      </w:r>
+      <w:proofErr w:type="spellEnd"/>
+      <w:r>
+        <w:rPr>
+          <w:b/>
+          <w:bCs/>
+        </w:rPr>
+        <w:t>()</w:t>
+      </w:r>
+    </w:p>
+    <w:p>
+      <w:r>
+        <w:t>Converte l'UUID in una String.</w:t>
+      </w:r>
+    </w:p>
+    <w:p>
+      <w:pPr>
+        <w:rPr>
+          <w:b/>
+          <w:bCs/>
+        </w:rPr>
+      </w:pPr>
+      <w:r>
+        <w:rPr>
+          <w:b/>
+          <w:bCs/>
+        </w:rPr>
+        <w:t xml:space="preserve">3. </w:t>
+      </w:r>
+      <w:proofErr w:type="spellStart"/>
+      <w:r>
+        <w:rPr>
+          <w:b/>
+          <w:bCs/>
+        </w:rPr>
+        <w:t>order.setOrderId</w:t>
+      </w:r>
+      <w:proofErr w:type="spellEnd"/>
+      <w:r>
+        <w:rPr>
+          <w:b/>
+          <w:bCs/>
+        </w:rPr>
+        <w:t>(...)</w:t>
+      </w:r>
+    </w:p>
+    <w:p>
+      <w:r>
+        <w:t>Assegna l'identificativo all'oggetto Order.</w:t>
+      </w:r>
+    </w:p>
+    <w:p>
+      <w:pPr>
+        <w:spacing w:after="0"/>
+      </w:pPr>
+      <w:r>
+        <w:lastRenderedPageBreak/>
+        <w:t>Quindi:</w:t>
+      </w:r>
+    </w:p>
+    <w:p>
+      <w:pPr>
+        <w:spacing w:after="0"/>
+      </w:pPr>
+      <w:r>
+        <w:t>Order</w:t>
+      </w:r>
+    </w:p>
+    <w:p>
+      <w:pPr>
+        <w:spacing w:after="0"/>
+      </w:pPr>
+      <w:r>
+        <w:t xml:space="preserve">  |</w:t>
+      </w:r>
+    </w:p>
+    <w:p>
+      <w:pPr>
+        <w:spacing w:after="0"/>
+      </w:pPr>
+      <w:r>
+        <w:t xml:space="preserve">  | prima</w:t>
+      </w:r>
+    </w:p>
+    <w:p>
+      <w:pPr>
+        <w:spacing w:after="0"/>
+      </w:pPr>
+      <w:r>
+        <w:t xml:space="preserve">  </w:t>
+      </w:r>
+      <w:r>
+        <w:rPr>
+          <w:rFonts w:ascii="Arial" w:hAnsi="Arial" w:cs="Arial"/>
+        </w:rPr>
+        <w:t>▼</w:t>
+      </w:r>
+    </w:p>
+    <w:p>
+      <w:pPr>
+        <w:spacing w:after="0"/>
+      </w:pPr>
+      <w:proofErr w:type="spellStart"/>
+      <w:r>
+        <w:t>orderId</w:t>
+      </w:r>
+      <w:proofErr w:type="spellEnd"/>
+      <w:r>
+        <w:t xml:space="preserve"> = </w:t>
+      </w:r>
+      <w:proofErr w:type="spellStart"/>
+      <w:r>
+        <w:t>null</w:t>
+      </w:r>
+      <w:proofErr w:type="spellEnd"/>
+    </w:p>
+    <w:p>
+      <w:pPr>
+        <w:spacing w:after="0"/>
+      </w:pPr>
+      <w:r>
+        <w:t xml:space="preserve">  |</w:t>
+      </w:r>
+    </w:p>
+    <w:p>
+      <w:pPr>
+        <w:spacing w:after="0"/>
+      </w:pPr>
+      <w:r>
+        <w:t xml:space="preserve">  | </w:t>
+      </w:r>
+      <w:proofErr w:type="spellStart"/>
+      <w:r>
+        <w:t>UUID.randomUUID</w:t>
+      </w:r>
+      <w:proofErr w:type="spellEnd"/>
+      <w:r>
+        <w:t>()</w:t>
+      </w:r>
+    </w:p>
+    <w:p>
+      <w:pPr>
+        <w:spacing w:after="0"/>
+      </w:pPr>
+      <w:r>
+        <w:t xml:space="preserve">  </w:t>
+      </w:r>
+      <w:r>
+        <w:rPr>
+          <w:rFonts w:ascii="Arial" w:hAnsi="Arial" w:cs="Arial"/>
+        </w:rPr>
+        <w:t>▼</w:t>
+      </w:r>
+    </w:p>
+    <w:p>
+      <w:pPr>
+        <w:spacing w:after="0"/>
+      </w:pPr>
+      <w:r>
+        <w:t>Order</w:t>
+      </w:r>
+    </w:p>
+    <w:p>
+      <w:pPr>
+        <w:spacing w:after="0"/>
+      </w:pPr>
+      <w:r>
+        <w:t xml:space="preserve">  |</w:t>
+      </w:r>
+    </w:p>
+    <w:p>
+      <w:pPr>
+        <w:spacing w:after="0"/>
+      </w:pPr>
+      <w:r>
+        <w:t xml:space="preserve">  | dopo</w:t>
+      </w:r>
+    </w:p>
+    <w:p>
+      <w:pPr>
+        <w:spacing w:after="0"/>
+      </w:pPr>
+      <w:r>
+        <w:t xml:space="preserve">  </w:t>
+      </w:r>
+      <w:r>
+        <w:rPr>
+          <w:rFonts w:ascii="Arial" w:hAnsi="Arial" w:cs="Arial"/>
+        </w:rPr>
+        <w:t>▼</w:t>
+      </w:r>
+    </w:p>
+    <w:p>
+      <w:proofErr w:type="spellStart"/>
+      <w:r>
+        <w:t>orderId</w:t>
+      </w:r>
+      <w:proofErr w:type="spellEnd"/>
+      <w:r>
+        <w:t xml:space="preserve"> = "f47ac10b-58cc-4372-a567-0e02b2c3d479"</w:t>
+      </w:r>
+    </w:p>
+    <w:p>
+      <w:r>
+        <w:rPr>
+          <w:b/>
+          <w:bCs/>
+        </w:rPr>
+        <w:t>PERCHÉ?</w:t>
+      </w:r>
+    </w:p>
+    <w:p>
+      <w:r>
+        <w:t>Per identificare l'ordine con un ID univoco, con una probabilità estremamente bassa di collisione.</w:t>
+      </w:r>
+    </w:p>
+    <w:p>
+      <w:r>
+        <w:pict w14:anchorId="6B4827DA">
+          <v:rect id="_x0000_i1095" style="width:0;height:1.5pt" o:hralign="center" o:hrstd="t" o:hr="t" fillcolor="#a0a0a0" stroked="f"/>
+        </w:pict>
+      </w:r>
+    </w:p>
+    <w:p>
+      <w:pPr>
+        <w:rPr>
+          <w:b/>
+          <w:bCs/>
+        </w:rPr>
+      </w:pPr>
+      <w:r>
+        <w:rPr>
+          <w:b/>
+          <w:bCs/>
+        </w:rPr>
+        <w:t>4. Creazione dell'evento Kafka</w:t>
+      </w:r>
+    </w:p>
+    <w:p>
+      <w:r>
+        <w:t>Adesso arriviamo alla parte principale.</w:t>
+      </w:r>
+    </w:p>
+    <w:p>
+      <w:proofErr w:type="spellStart"/>
+      <w:r>
+        <w:t>OrderEvent</w:t>
+      </w:r>
+      <w:proofErr w:type="spellEnd"/>
+      <w:r>
+        <w:t xml:space="preserve"> </w:t>
+      </w:r>
+      <w:proofErr w:type="spellStart"/>
+      <w:r>
+        <w:t>orderEvent</w:t>
+      </w:r>
+      <w:proofErr w:type="spellEnd"/>
+      <w:r>
+        <w:t xml:space="preserve"> = new </w:t>
+      </w:r>
+      <w:proofErr w:type="spellStart"/>
+      <w:r>
+        <w:t>OrderEvent</w:t>
+      </w:r>
+      <w:proofErr w:type="spellEnd"/>
+      <w:r>
+        <w:t>();</w:t>
+      </w:r>
+    </w:p>
+    <w:p>
+      <w:r>
+        <w:t xml:space="preserve">Qui creiamo un nuovo oggetto </w:t>
+      </w:r>
+      <w:proofErr w:type="spellStart"/>
+      <w:r>
+        <w:t>OrderEvent</w:t>
+      </w:r>
+      <w:proofErr w:type="spellEnd"/>
+      <w:r>
+        <w:t>.</w:t>
+      </w:r>
+    </w:p>
+    <w:p>
+      <w:r>
+        <w:t>Ricorda la differenza:</w:t>
+      </w:r>
+    </w:p>
+    <w:p>
+      <w:pPr>
+        <w:numPr>
+          <w:ilvl w:val="0"/>
+          <w:numId w:val="2"/>
+        </w:numPr>
+      </w:pPr>
+      <w:r>
+        <w:t xml:space="preserve">Order rappresenta i dati dell'ordine. </w:t>
+      </w:r>
+    </w:p>
+    <w:p>
+      <w:pPr>
+        <w:numPr>
+          <w:ilvl w:val="0"/>
+          <w:numId w:val="2"/>
+        </w:numPr>
+      </w:pPr>
+      <w:proofErr w:type="spellStart"/>
+      <w:r>
+        <w:t>OrderEvent</w:t>
+      </w:r>
+      <w:proofErr w:type="spellEnd"/>
+      <w:r>
+        <w:t xml:space="preserve"> rappresenta l'evento relativo all'ordine. </w:t>
+      </w:r>
+    </w:p>
+    <w:p>
+      <w:r>
+        <w:t xml:space="preserve">Anche </w:t>
+      </w:r>
+      <w:proofErr w:type="spellStart"/>
+      <w:r>
+        <w:t>OrderEvent</w:t>
+      </w:r>
+      <w:proofErr w:type="spellEnd"/>
+      <w:r>
+        <w:t xml:space="preserve"> arriva da base-domains:</w:t>
+      </w:r>
+    </w:p>
+    <w:p>
+      <w:r>
+        <w:t xml:space="preserve">import </w:t>
+      </w:r>
+      <w:proofErr w:type="spellStart"/>
+      <w:r>
+        <w:t>net.javaguides.basedomains.dto.OrderEvent</w:t>
+      </w:r>
+      <w:proofErr w:type="spellEnd"/>
+      <w:r>
+        <w:t>;</w:t>
+      </w:r>
+    </w:p>
+    <w:p>
+      <w:pPr>
+        <w:rPr>
+          <w:b/>
+          <w:bCs/>
+        </w:rPr>
+      </w:pPr>
+      <w:r>
+        <w:rPr>
+          <w:b/>
+          <w:bCs/>
+        </w:rPr>
+        <w:t>Impostazione dello stato</w:t>
+      </w:r>
+    </w:p>
+    <w:p>
+      <w:proofErr w:type="spellStart"/>
+      <w:r>
+        <w:t>orderEvent.setStatus</w:t>
+      </w:r>
+      <w:proofErr w:type="spellEnd"/>
+      <w:r>
+        <w:t>("PENDING");</w:t>
+      </w:r>
+    </w:p>
+    <w:p>
+      <w:r>
+        <w:t>Significa:</w:t>
+      </w:r>
+    </w:p>
+    <w:p>
+      <w:r>
+        <w:t>Imposta lo stato dell'evento su PENDING.</w:t>
+      </w:r>
+    </w:p>
+    <w:p>
+      <w:r>
+        <w:t>PENDING significa che l'ordine è in attesa.</w:t>
+      </w:r>
+    </w:p>
+    <w:p>
+      <w:pPr>
+        <w:rPr>
+          <w:b/>
+          <w:bCs/>
+        </w:rPr>
+      </w:pPr>
+      <w:r>
+        <w:rPr>
+          <w:b/>
+          <w:bCs/>
+        </w:rPr>
+        <w:t>Impostazione del messaggio</w:t>
+      </w:r>
+    </w:p>
+    <w:p>
+      <w:proofErr w:type="spellStart"/>
+      <w:r>
+        <w:t>orderEvent.setMessage</w:t>
+      </w:r>
+      <w:proofErr w:type="spellEnd"/>
+      <w:r>
+        <w:t>("</w:t>
+      </w:r>
+      <w:proofErr w:type="spellStart"/>
+      <w:r>
+        <w:t>order</w:t>
+      </w:r>
+      <w:proofErr w:type="spellEnd"/>
+      <w:r>
+        <w:t xml:space="preserve"> status </w:t>
+      </w:r>
+      <w:proofErr w:type="spellStart"/>
+      <w:r>
+        <w:t>is</w:t>
+      </w:r>
+      <w:proofErr w:type="spellEnd"/>
+      <w:r>
+        <w:t xml:space="preserve"> in </w:t>
+      </w:r>
+      <w:proofErr w:type="spellStart"/>
+      <w:r>
+        <w:t>pending</w:t>
+      </w:r>
+      <w:proofErr w:type="spellEnd"/>
+      <w:r>
+        <w:t xml:space="preserve"> state");</w:t>
+      </w:r>
+    </w:p>
+    <w:p>
+      <w:r>
+        <w:t>Qui inseriamo un messaggio descrittivo relativo allo stato dell'ordine.</w:t>
+      </w:r>
+    </w:p>
+    <w:p>
+      <w:pPr>
+        <w:rPr>
+          <w:b/>
+          <w:bCs/>
+        </w:rPr>
+      </w:pPr>
+      <w:r>
+        <w:rPr>
+          <w:b/>
+          <w:bCs/>
+        </w:rPr>
+        <w:t>Collegamento dell'ordine all'evento</w:t>
+      </w:r>
+    </w:p>
+    <w:p>
+      <w:proofErr w:type="spellStart"/>
+      <w:r>
+        <w:t>orderEvent.setOrder</w:t>
+      </w:r>
+      <w:proofErr w:type="spellEnd"/>
+      <w:r>
+        <w:t>(</w:t>
+      </w:r>
+      <w:proofErr w:type="spellStart"/>
+      <w:r>
+        <w:t>order</w:t>
+      </w:r>
+      <w:proofErr w:type="spellEnd"/>
+      <w:r>
+        <w:t>);</w:t>
+      </w:r>
+    </w:p>
+    <w:p>
+      <w:r>
+        <w:rPr>
+          <w:rFonts w:ascii="Segoe UI Emoji" w:hAnsi="Segoe UI Emoji" w:cs="Segoe UI Emoji"/>
+        </w:rPr>
+        <w:lastRenderedPageBreak/>
+        <w:t>⭐</w:t>
+      </w:r>
+      <w:r>
+        <w:t xml:space="preserve"> </w:t>
+      </w:r>
+      <w:r>
+        <w:rPr>
+          <w:b/>
+          <w:bCs/>
+        </w:rPr>
+        <w:t>Questa è una delle righe più importanti.</w:t>
+      </w:r>
+    </w:p>
+    <w:p>
+      <w:r>
+        <w:t xml:space="preserve">Stiamo inserendo l'oggetto Order ricevuto dal Controller all'interno dell'oggetto </w:t>
+      </w:r>
+      <w:proofErr w:type="spellStart"/>
+      <w:r>
+        <w:t>OrderEvent</w:t>
+      </w:r>
+      <w:proofErr w:type="spellEnd"/>
+      <w:r>
+        <w:t>.</w:t>
+      </w:r>
+    </w:p>
+    <w:p>
+      <w:r>
+        <w:t>Quindi:</w:t>
+      </w:r>
+    </w:p>
+    <w:p>
+      <w:proofErr w:type="spellStart"/>
+      <w:r>
+        <w:t>OrderEvent</w:t>
+      </w:r>
+      <w:proofErr w:type="spellEnd"/>
+    </w:p>
+    <w:p>
+      <w:r>
+        <w:t>│</w:t>
+      </w:r>
+    </w:p>
+    <w:p>
+      <w:r>
+        <w:rPr>
+          <w:rFonts w:ascii="MS Gothic" w:eastAsia="MS Gothic" w:hAnsi="MS Gothic" w:cs="MS Gothic" w:hint="eastAsia"/>
+        </w:rPr>
+        <w:t>├</w:t>
+      </w:r>
+      <w:r>
+        <w:rPr>
+          <w:rFonts w:ascii="Calibri" w:hAnsi="Calibri" w:cs="Calibri"/>
+        </w:rPr>
+        <w:t>──</w:t>
+      </w:r>
+      <w:r>
+        <w:t xml:space="preserve"> status = "PENDING"</w:t>
+      </w:r>
+    </w:p>
+    <w:p>
+      <w:r>
+        <w:t>│</w:t>
+      </w:r>
+    </w:p>
+    <w:p>
+      <w:r>
+        <w:rPr>
+          <w:rFonts w:ascii="MS Gothic" w:eastAsia="MS Gothic" w:hAnsi="MS Gothic" w:cs="MS Gothic" w:hint="eastAsia"/>
+        </w:rPr>
+        <w:t>├</w:t>
+      </w:r>
+      <w:r>
+        <w:rPr>
+          <w:rFonts w:ascii="Calibri" w:hAnsi="Calibri" w:cs="Calibri"/>
+        </w:rPr>
+        <w:t>──</w:t>
+      </w:r>
+      <w:r>
+        <w:t xml:space="preserve"> </w:t>
+      </w:r>
+      <w:proofErr w:type="spellStart"/>
+      <w:r>
+        <w:t>message</w:t>
+      </w:r>
+      <w:proofErr w:type="spellEnd"/>
+      <w:r>
+        <w:t xml:space="preserve"> = "</w:t>
+      </w:r>
+      <w:proofErr w:type="spellStart"/>
+      <w:r>
+        <w:t>order</w:t>
+      </w:r>
+      <w:proofErr w:type="spellEnd"/>
+      <w:r>
+        <w:t xml:space="preserve"> status </w:t>
+      </w:r>
+      <w:proofErr w:type="spellStart"/>
+      <w:r>
+        <w:t>is</w:t>
+      </w:r>
+      <w:proofErr w:type="spellEnd"/>
+      <w:r>
+        <w:t xml:space="preserve"> in </w:t>
+      </w:r>
+      <w:proofErr w:type="spellStart"/>
+      <w:r>
+        <w:t>pending</w:t>
+      </w:r>
+      <w:proofErr w:type="spellEnd"/>
+      <w:r>
+        <w:t xml:space="preserve"> state"</w:t>
+      </w:r>
+    </w:p>
+    <w:p>
+      <w:r>
+        <w:t>│</w:t>
+      </w:r>
+    </w:p>
+    <w:p>
+      <w:r>
+        <w:t xml:space="preserve">└── </w:t>
+      </w:r>
+      <w:proofErr w:type="spellStart"/>
+      <w:r>
+        <w:t>order</w:t>
+      </w:r>
+      <w:proofErr w:type="spellEnd"/>
+    </w:p>
+    <w:p>
+      <w:r>
+        <w:t xml:space="preserve">      │</w:t>
+      </w:r>
+    </w:p>
+    <w:p>
+      <w:r>
+        <w:t xml:space="preserve">      </w:t>
+      </w:r>
+      <w:r>
+        <w:rPr>
+          <w:rFonts w:ascii="MS Gothic" w:eastAsia="MS Gothic" w:hAnsi="MS Gothic" w:cs="MS Gothic" w:hint="eastAsia"/>
+        </w:rPr>
+        <w:t>├</w:t>
+      </w:r>
+      <w:r>
+        <w:rPr>
+          <w:rFonts w:ascii="Calibri" w:hAnsi="Calibri" w:cs="Calibri"/>
+        </w:rPr>
+        <w:t>──</w:t>
+      </w:r>
+      <w:r>
+        <w:t xml:space="preserve"> </w:t>
+      </w:r>
+      <w:proofErr w:type="spellStart"/>
+      <w:r>
+        <w:t>orderId</w:t>
+      </w:r>
+      <w:proofErr w:type="spellEnd"/>
+    </w:p>
+    <w:p>
+      <w:r>
+        <w:t xml:space="preserve">      </w:t>
+      </w:r>
+      <w:r>
+        <w:rPr>
+          <w:rFonts w:ascii="MS Gothic" w:eastAsia="MS Gothic" w:hAnsi="MS Gothic" w:cs="MS Gothic" w:hint="eastAsia"/>
+        </w:rPr>
+        <w:t>├</w:t>
+      </w:r>
+      <w:r>
+        <w:rPr>
+          <w:rFonts w:ascii="Calibri" w:hAnsi="Calibri" w:cs="Calibri"/>
+        </w:rPr>
+        <w:t>──</w:t>
+      </w:r>
+      <w:r>
+        <w:t xml:space="preserve"> name</w:t>
+      </w:r>
+    </w:p>
+    <w:p>
+      <w:r>
+        <w:t xml:space="preserve">      </w:t>
+      </w:r>
+      <w:r>
+        <w:rPr>
+          <w:rFonts w:ascii="MS Gothic" w:eastAsia="MS Gothic" w:hAnsi="MS Gothic" w:cs="MS Gothic" w:hint="eastAsia"/>
+        </w:rPr>
+        <w:t>├</w:t>
+      </w:r>
+      <w:r>
+        <w:rPr>
+          <w:rFonts w:ascii="Calibri" w:hAnsi="Calibri" w:cs="Calibri"/>
+        </w:rPr>
+        <w:t>──</w:t>
+      </w:r>
+      <w:r>
+        <w:t xml:space="preserve"> </w:t>
+      </w:r>
+      <w:proofErr w:type="spellStart"/>
+      <w:r>
+        <w:t>qty</w:t>
+      </w:r>
+      <w:proofErr w:type="spellEnd"/>
+    </w:p>
+    <w:p>
+      <w:r>
+        <w:t xml:space="preserve">      └── price</w:t>
+      </w:r>
+    </w:p>
+    <w:p>
+      <w:r>
+        <w:t>I campi dell'ordine sono illustrativi e dipendono dalla tua classe Order.</w:t>
+      </w:r>
+    </w:p>
+    <w:p>
+      <w:r>
+        <w:t xml:space="preserve">In pratica, </w:t>
+      </w:r>
+      <w:proofErr w:type="spellStart"/>
+      <w:r>
+        <w:t>OrderEvent</w:t>
+      </w:r>
+      <w:proofErr w:type="spellEnd"/>
+      <w:r>
+        <w:t xml:space="preserve"> contiene </w:t>
+      </w:r>
+      <w:r>
+        <w:rPr>
+          <w:b/>
+          <w:bCs/>
+        </w:rPr>
+        <w:t>sia le informazioni sull'evento sia l'ordine a cui si riferisce</w:t>
+      </w:r>
+      <w:r>
+        <w:t>.</w:t>
+      </w:r>
+    </w:p>
+    <w:p>
+      <w:r>
+        <w:pict w14:anchorId="4A2DC1CB">
+          <v:rect id="_x0000_i1096" style="width:0;height:1.5pt" o:hralign="center" o:hrstd="t" o:hr="t" fillcolor="#a0a0a0" stroked="f"/>
+        </w:pict>
+      </w:r>
+    </w:p>
+    <w:p>
+      <w:pPr>
+        <w:rPr>
+          <w:b/>
+          <w:bCs/>
+        </w:rPr>
+      </w:pPr>
+      <w:r>
+        <w:rPr>
+          <w:b/>
+          <w:bCs/>
+        </w:rPr>
+        <w:t>5. Invio dell'evento al Producer</w:t>
+      </w:r>
+    </w:p>
+    <w:p>
+      <w:proofErr w:type="spellStart"/>
+      <w:r>
+        <w:t>orderProducer.sendMessage</w:t>
+      </w:r>
+      <w:proofErr w:type="spellEnd"/>
+      <w:r>
+        <w:t>(</w:t>
+      </w:r>
+      <w:proofErr w:type="spellStart"/>
+      <w:r>
+        <w:t>orderEvent</w:t>
+      </w:r>
+      <w:proofErr w:type="spellEnd"/>
+      <w:r>
+        <w:t>);</w:t>
+      </w:r>
+    </w:p>
+    <w:p>
+      <w:r>
+        <w:t>Bro, qui si collega tutto quello che abbiamo studiato nella lezione precedente.</w:t>
+      </w:r>
+    </w:p>
+    <w:p>
+      <w:r>
+        <w:t xml:space="preserve">Ricordi il metodo di </w:t>
+      </w:r>
+      <w:proofErr w:type="spellStart"/>
+      <w:r>
+        <w:t>OrderProducer</w:t>
+      </w:r>
+      <w:proofErr w:type="spellEnd"/>
+      <w:r>
+        <w:t>?</w:t>
+      </w:r>
+    </w:p>
+    <w:p>
+      <w:r>
+        <w:t xml:space="preserve">public </w:t>
+      </w:r>
+      <w:proofErr w:type="spellStart"/>
+      <w:r>
+        <w:t>void</w:t>
+      </w:r>
+      <w:proofErr w:type="spellEnd"/>
+      <w:r>
+        <w:t xml:space="preserve"> </w:t>
+      </w:r>
+      <w:proofErr w:type="spellStart"/>
+      <w:r>
+        <w:t>sendMessage</w:t>
+      </w:r>
+      <w:proofErr w:type="spellEnd"/>
+      <w:r>
+        <w:t>(</w:t>
+      </w:r>
+      <w:proofErr w:type="spellStart"/>
+      <w:r>
+        <w:t>OrderEvent</w:t>
+      </w:r>
+      <w:proofErr w:type="spellEnd"/>
+      <w:r>
+        <w:t xml:space="preserve"> </w:t>
+      </w:r>
+      <w:proofErr w:type="spellStart"/>
+      <w:r>
+        <w:t>orderEvent</w:t>
+      </w:r>
+      <w:proofErr w:type="spellEnd"/>
+      <w:r>
+        <w:t>) {</w:t>
+      </w:r>
+    </w:p>
+    <w:p/>
+    <w:p>
+      <w:r>
+        <w:t xml:space="preserve">    Message&lt;</w:t>
+      </w:r>
+      <w:proofErr w:type="spellStart"/>
+      <w:r>
+        <w:t>OrderEvent</w:t>
+      </w:r>
+      <w:proofErr w:type="spellEnd"/>
+      <w:r>
+        <w:t xml:space="preserve">&gt; </w:t>
+      </w:r>
+      <w:proofErr w:type="spellStart"/>
+      <w:r>
+        <w:t>message</w:t>
+      </w:r>
+      <w:proofErr w:type="spellEnd"/>
+      <w:r>
+        <w:t xml:space="preserve"> = </w:t>
+      </w:r>
+      <w:proofErr w:type="spellStart"/>
+      <w:r>
+        <w:t>MessageBuilder</w:t>
+      </w:r>
+      <w:proofErr w:type="spellEnd"/>
+    </w:p>
+    <w:p>
+      <w:r>
+        <w:t xml:space="preserve">            .</w:t>
+      </w:r>
+      <w:proofErr w:type="spellStart"/>
+      <w:r>
+        <w:t>withPayload</w:t>
+      </w:r>
+      <w:proofErr w:type="spellEnd"/>
+      <w:r>
+        <w:t>(</w:t>
+      </w:r>
+      <w:proofErr w:type="spellStart"/>
+      <w:r>
+        <w:t>orderEvent</w:t>
+      </w:r>
+      <w:proofErr w:type="spellEnd"/>
+      <w:r>
+        <w:t>)</w:t>
+      </w:r>
+    </w:p>
+    <w:p>
+      <w:r>
+        <w:t xml:space="preserve">            .</w:t>
+      </w:r>
+      <w:proofErr w:type="spellStart"/>
+      <w:r>
+        <w:t>setHeader</w:t>
+      </w:r>
+      <w:proofErr w:type="spellEnd"/>
+      <w:r>
+        <w:t>(</w:t>
+      </w:r>
+      <w:proofErr w:type="spellStart"/>
+      <w:r>
+        <w:t>KafkaHeaders.TOPIC</w:t>
+      </w:r>
+      <w:proofErr w:type="spellEnd"/>
+      <w:r>
+        <w:t>, topic.name())</w:t>
+      </w:r>
+    </w:p>
+    <w:p>
+      <w:r>
+        <w:t xml:space="preserve">            .build();</w:t>
+      </w:r>
+    </w:p>
+    <w:p/>
+    <w:p>
+      <w:r>
+        <w:t xml:space="preserve">    </w:t>
+      </w:r>
+      <w:proofErr w:type="spellStart"/>
+      <w:r>
+        <w:t>kafkaTemplate.send</w:t>
+      </w:r>
+      <w:proofErr w:type="spellEnd"/>
+      <w:r>
+        <w:t>(</w:t>
+      </w:r>
+      <w:proofErr w:type="spellStart"/>
+      <w:r>
+        <w:t>message</w:t>
+      </w:r>
+      <w:proofErr w:type="spellEnd"/>
+      <w:r>
+        <w:t>);</w:t>
+      </w:r>
+    </w:p>
+    <w:p>
+      <w:r>
+        <w:t>}</w:t>
+      </w:r>
+    </w:p>
+    <w:p>
+      <w:r>
+        <w:lastRenderedPageBreak/>
+        <w:t>Il Controller chiama:</w:t>
+      </w:r>
+    </w:p>
+    <w:p>
+      <w:proofErr w:type="spellStart"/>
+      <w:r>
+        <w:t>orderProducer.sendMessage</w:t>
+      </w:r>
+      <w:proofErr w:type="spellEnd"/>
+      <w:r>
+        <w:t>(</w:t>
+      </w:r>
+      <w:proofErr w:type="spellStart"/>
+      <w:r>
+        <w:t>orderEvent</w:t>
+      </w:r>
+      <w:proofErr w:type="spellEnd"/>
+      <w:r>
+        <w:t>);</w:t>
+      </w:r>
+    </w:p>
+    <w:p>
+      <w:r>
+        <w:t>Il Producer riceve quell'oggetto nel parametro:</w:t>
+      </w:r>
+    </w:p>
+    <w:p>
+      <w:proofErr w:type="spellStart"/>
+      <w:r>
+        <w:t>OrderEvent</w:t>
+      </w:r>
+      <w:proofErr w:type="spellEnd"/>
+      <w:r>
+        <w:t xml:space="preserve"> </w:t>
+      </w:r>
+      <w:proofErr w:type="spellStart"/>
+      <w:r>
+        <w:t>orderEvent</w:t>
+      </w:r>
+      <w:proofErr w:type="spellEnd"/>
+    </w:p>
+    <w:p>
+      <w:r>
+        <w:t>Poi costruisce il messaggio Kafka.</w:t>
+      </w:r>
+    </w:p>
+    <w:p>
+      <w:pPr>
+        <w:spacing w:after="0"/>
+      </w:pPr>
+      <w:proofErr w:type="spellStart"/>
+      <w:r>
+        <w:t>OrderController</w:t>
+      </w:r>
+      <w:proofErr w:type="spellEnd"/>
+    </w:p>
+    <w:p>
+      <w:pPr>
+        <w:spacing w:after="0"/>
+      </w:pPr>
+      <w:r>
+        <w:t xml:space="preserve">      |</w:t>
+      </w:r>
+    </w:p>
+    <w:p>
+      <w:pPr>
+        <w:spacing w:after="0"/>
+      </w:pPr>
+      <w:r>
+        <w:t xml:space="preserve">      | </w:t>
+      </w:r>
+      <w:proofErr w:type="spellStart"/>
+      <w:r>
+        <w:t>orderProducer.sendMessage</w:t>
+      </w:r>
+      <w:proofErr w:type="spellEnd"/>
+      <w:r>
+        <w:t>(</w:t>
+      </w:r>
+      <w:proofErr w:type="spellStart"/>
+      <w:r>
+        <w:t>orderEvent</w:t>
+      </w:r>
+      <w:proofErr w:type="spellEnd"/>
+      <w:r>
+        <w:t>)</w:t>
+      </w:r>
+    </w:p>
+    <w:p>
+      <w:pPr>
+        <w:spacing w:after="0"/>
+      </w:pPr>
+      <w:r>
+        <w:t xml:space="preserve">      </w:t>
+      </w:r>
+      <w:r>
+        <w:rPr>
+          <w:rFonts w:ascii="Arial" w:hAnsi="Arial" w:cs="Arial"/>
+        </w:rPr>
+        <w:t>▼</w:t>
+      </w:r>
+    </w:p>
+    <w:p>
+      <w:pPr>
+        <w:spacing w:after="0"/>
+      </w:pPr>
+      <w:proofErr w:type="spellStart"/>
+      <w:r>
+        <w:t>OrderProducer</w:t>
+      </w:r>
+      <w:proofErr w:type="spellEnd"/>
+    </w:p>
+    <w:p>
+      <w:pPr>
+        <w:spacing w:after="0"/>
+      </w:pPr>
+      <w:r>
+        <w:t xml:space="preserve">      |</w:t>
+      </w:r>
+    </w:p>
+    <w:p>
+      <w:pPr>
+        <w:spacing w:after="0"/>
+      </w:pPr>
+      <w:r>
+        <w:t xml:space="preserve">      | </w:t>
+      </w:r>
+      <w:proofErr w:type="spellStart"/>
+      <w:r>
+        <w:t>withPayload</w:t>
+      </w:r>
+      <w:proofErr w:type="spellEnd"/>
+      <w:r>
+        <w:t>(</w:t>
+      </w:r>
+      <w:proofErr w:type="spellStart"/>
+      <w:r>
+        <w:t>orderEvent</w:t>
+      </w:r>
+      <w:proofErr w:type="spellEnd"/>
+      <w:r>
+        <w:t>)</w:t>
+      </w:r>
+    </w:p>
+    <w:p>
+      <w:pPr>
+        <w:spacing w:after="0"/>
+      </w:pPr>
+      <w:r>
+        <w:t xml:space="preserve">      |</w:t>
+      </w:r>
+    </w:p>
+    <w:p>
+      <w:pPr>
+        <w:spacing w:after="0"/>
+      </w:pPr>
+      <w:r>
+        <w:t xml:space="preserve">      | </w:t>
+      </w:r>
+      <w:proofErr w:type="spellStart"/>
+      <w:r>
+        <w:t>setHeader</w:t>
+      </w:r>
+      <w:proofErr w:type="spellEnd"/>
+      <w:r>
+        <w:t>(</w:t>
+      </w:r>
+      <w:proofErr w:type="spellStart"/>
+      <w:r>
+        <w:t>KafkaHeaders.TOPIC</w:t>
+      </w:r>
+      <w:proofErr w:type="spellEnd"/>
+      <w:r>
+        <w:t>, topic.name())</w:t>
+      </w:r>
+    </w:p>
+    <w:p>
+      <w:pPr>
+        <w:spacing w:after="0"/>
+      </w:pPr>
+      <w:r>
+        <w:t xml:space="preserve">      </w:t>
+      </w:r>
+      <w:r>
+        <w:rPr>
+          <w:rFonts w:ascii="Arial" w:hAnsi="Arial" w:cs="Arial"/>
+        </w:rPr>
+        <w:t>▼</w:t>
+      </w:r>
+    </w:p>
+    <w:p>
+      <w:pPr>
+        <w:spacing w:after="0"/>
+      </w:pPr>
+      <w:r>
+        <w:t>Message&lt;</w:t>
+      </w:r>
+      <w:proofErr w:type="spellStart"/>
+      <w:r>
+        <w:t>OrderEvent</w:t>
+      </w:r>
+      <w:proofErr w:type="spellEnd"/>
+      <w:r>
+        <w:t>&gt;</w:t>
+      </w:r>
+    </w:p>
+    <w:p>
+      <w:pPr>
+        <w:spacing w:after="0"/>
+      </w:pPr>
+      <w:r>
+        <w:t xml:space="preserve">      |</w:t>
+      </w:r>
+    </w:p>
+    <w:p>
+      <w:pPr>
+        <w:spacing w:after="0"/>
+      </w:pPr>
+      <w:r>
+        <w:t xml:space="preserve">      | </w:t>
+      </w:r>
+      <w:proofErr w:type="spellStart"/>
+      <w:r>
+        <w:t>kafkaTemplate.send</w:t>
+      </w:r>
+      <w:proofErr w:type="spellEnd"/>
+      <w:r>
+        <w:t>(</w:t>
+      </w:r>
+      <w:proofErr w:type="spellStart"/>
+      <w:r>
+        <w:t>message</w:t>
+      </w:r>
+      <w:proofErr w:type="spellEnd"/>
+      <w:r>
+        <w:t>)</w:t>
+      </w:r>
+    </w:p>
+    <w:p>
+      <w:pPr>
+        <w:spacing w:after="0"/>
+      </w:pPr>
+      <w:r>
+        <w:t xml:space="preserve">      </w:t>
+      </w:r>
+      <w:r>
+        <w:rPr>
+          <w:rFonts w:ascii="Arial" w:hAnsi="Arial" w:cs="Arial"/>
+        </w:rPr>
+        <w:t>▼</w:t>
+      </w:r>
+    </w:p>
+    <w:p>
+      <w:r>
+        <w:t>KAFKA</w:t>
+      </w:r>
+    </w:p>
+    <w:p>
+      <w:r>
+        <w:rPr>
+          <w:b/>
+          <w:bCs/>
+        </w:rPr>
+        <w:t xml:space="preserve">PERCHÉ non utilizziamo direttamente </w:t>
+      </w:r>
+      <w:proofErr w:type="spellStart"/>
+      <w:r>
+        <w:rPr>
+          <w:b/>
+          <w:bCs/>
+        </w:rPr>
+        <w:t>KafkaTemplate</w:t>
+      </w:r>
+      <w:proofErr w:type="spellEnd"/>
+      <w:r>
+        <w:rPr>
+          <w:b/>
+          <w:bCs/>
+        </w:rPr>
+        <w:t xml:space="preserve"> nel Controller?</w:t>
+      </w:r>
+    </w:p>
+    <w:p>
+      <w:r>
+        <w:t>Perché abbiamo separato le responsabilità:</w:t>
+      </w:r>
+    </w:p>
+    <w:tbl>
+      <w:tblPr>
+        <w:tblW w:w="6516" w:type="dxa"/>
+        <w:tblCellSpacing w:w="15" w:type="dxa"/>
+        <w:tblCellMar>
+          <w:top w:w="15" w:type="dxa"/>
+          <w:left w:w="15" w:type="dxa"/>
+          <w:bottom w:w="15" w:type="dxa"/>
+          <w:right w:w="15" w:type="dxa"/>
+        </w:tblCellMar>
+        <w:tblLook w:val="04A0" w:firstRow="1" w:lastRow="0" w:firstColumn="1" w:lastColumn="0" w:noHBand="0" w:noVBand="1"/>
+      </w:tblPr>
+      <w:tblGrid>
+        <w:gridCol w:w="1683"/>
+        <w:gridCol w:w="4833"/>
+      </w:tblGrid>
+      <w:tr>
+        <w:trPr>
+          <w:trHeight w:val="526"/>
+          <w:tblHeader/>
+          <w:tblCellSpacing w:w="15" w:type="dxa"/>
+        </w:trPr>
+        <w:tc>
+          <w:tcPr>
+            <w:tcW w:w="0" w:type="auto"/>
+            <w:vAlign w:val="center"/>
+            <w:hideMark/>
+          </w:tcPr>
+          <w:p>
+            <w:pPr>
+              <w:rPr>
+                <w:b/>
+                <w:bCs/>
+              </w:rPr>
+            </w:pPr>
+            <w:r>
+              <w:rPr>
+                <w:b/>
+                <w:bCs/>
+              </w:rPr>
+              <w:t>Classe</w:t>
+            </w:r>
+          </w:p>
+        </w:tc>
+        <w:tc>
+          <w:tcPr>
+            <w:tcW w:w="0" w:type="auto"/>
+            <w:vAlign w:val="center"/>
+            <w:hideMark/>
+          </w:tcPr>
+          <w:p>
+            <w:pPr>
+              <w:rPr>
+                <w:b/>
+                <w:bCs/>
+              </w:rPr>
+            </w:pPr>
+            <w:r>
+              <w:rPr>
+                <w:b/>
+                <w:bCs/>
+              </w:rPr>
+              <w:t>Responsabilità</w:t>
+            </w:r>
+          </w:p>
+        </w:tc>
+      </w:tr>
+      <w:tr>
+        <w:trPr>
+          <w:trHeight w:val="510"/>
+          <w:tblCellSpacing w:w="15" w:type="dxa"/>
+        </w:trPr>
+        <w:tc>
+          <w:tcPr>
+            <w:tcW w:w="0" w:type="auto"/>
+            <w:vAlign w:val="center"/>
+            <w:hideMark/>
+          </w:tcPr>
+          <w:p>
+            <w:proofErr w:type="spellStart"/>
+            <w:r>
+              <w:t>OrderController</w:t>
+            </w:r>
+            <w:proofErr w:type="spellEnd"/>
+          </w:p>
+        </w:tc>
+        <w:tc>
+          <w:tcPr>
+            <w:tcW w:w="0" w:type="auto"/>
+            <w:vAlign w:val="center"/>
+            <w:hideMark/>
+          </w:tcPr>
+          <w:p>
+            <w:r>
+              <w:t>Ricevere la richiesta HTTP e preparare l'evento.</w:t>
+            </w:r>
+          </w:p>
+        </w:tc>
+      </w:tr>
+      <w:tr>
+        <w:trPr>
+          <w:trHeight w:val="526"/>
+          <w:tblCellSpacing w:w="15" w:type="dxa"/>
+        </w:trPr>
+        <w:tc>
+          <w:tcPr>
+            <w:tcW w:w="0" w:type="auto"/>
+            <w:vAlign w:val="center"/>
+            <w:hideMark/>
+          </w:tcPr>
+          <w:p>
+            <w:proofErr w:type="spellStart"/>
+            <w:r>
+              <w:t>OrderProducer</w:t>
+            </w:r>
+            <w:proofErr w:type="spellEnd"/>
+          </w:p>
+        </w:tc>
+        <w:tc>
+          <w:tcPr>
+            <w:tcW w:w="0" w:type="auto"/>
+            <w:vAlign w:val="center"/>
+            <w:hideMark/>
+          </w:tcPr>
+          <w:p>
+            <w:r>
+              <w:t>Costruire e inviare il messaggio a Kafka.</w:t>
+            </w:r>
+          </w:p>
+        </w:tc>
+      </w:tr>
+      <w:tr>
+        <w:trPr>
+          <w:trHeight w:val="510"/>
+          <w:tblCellSpacing w:w="15" w:type="dxa"/>
+        </w:trPr>
+        <w:tc>
+          <w:tcPr>
+            <w:tcW w:w="0" w:type="auto"/>
+            <w:vAlign w:val="center"/>
+            <w:hideMark/>
+          </w:tcPr>
+          <w:p>
+            <w:proofErr w:type="spellStart"/>
+            <w:r>
+              <w:t>OrderEvent</w:t>
+            </w:r>
+            <w:proofErr w:type="spellEnd"/>
+          </w:p>
+        </w:tc>
+        <w:tc>
+          <w:tcPr>
+            <w:tcW w:w="0" w:type="auto"/>
+            <w:vAlign w:val="center"/>
+            <w:hideMark/>
+          </w:tcPr>
+          <w:p>
+            <w:r>
+              <w:t>Contenere i dati dell'evento.</w:t>
+            </w:r>
+          </w:p>
+        </w:tc>
+      </w:tr>
+    </w:tbl>
+    <w:p>
+      <w:pPr>
+        <w:spacing w:after="0"/>
+      </w:pPr>
+      <w:r>
+        <w:t>Questa separazione rende il codice più organizzato.</w:t>
+      </w:r>
+    </w:p>
+    <w:p>
+      <w:r>
+        <w:pict w14:anchorId="58705C4A">
+          <v:rect id="_x0000_i1097" style="width:0;height:1.5pt" o:hralign="center" o:hrstd="t" o:hr="t" fillcolor="#a0a0a0" stroked="f"/>
+        </w:pict>
+      </w:r>
+    </w:p>
+    <w:p>
+      <w:pPr>
+        <w:rPr>
+          <w:b/>
+          <w:bCs/>
+        </w:rPr>
+      </w:pPr>
+      <w:r>
+        <w:rPr>
+          <w:b/>
+          <w:bCs/>
+        </w:rPr>
+        <w:t>6. Risposta HTTP</w:t>
+      </w:r>
+    </w:p>
+    <w:p>
+      <w:proofErr w:type="spellStart"/>
+      <w:r>
+        <w:t>return</w:t>
+      </w:r>
+      <w:proofErr w:type="spellEnd"/>
+      <w:r>
+        <w:t xml:space="preserve"> "Order </w:t>
+      </w:r>
+      <w:proofErr w:type="spellStart"/>
+      <w:r>
+        <w:t>placed</w:t>
+      </w:r>
+      <w:proofErr w:type="spellEnd"/>
+      <w:r>
+        <w:t xml:space="preserve"> </w:t>
+      </w:r>
+      <w:proofErr w:type="spellStart"/>
+      <w:r>
+        <w:t>succesfully</w:t>
+      </w:r>
+      <w:proofErr w:type="spellEnd"/>
+      <w:r>
+        <w:t xml:space="preserve"> ...";</w:t>
+      </w:r>
+    </w:p>
+    <w:p>
+      <w:r>
+        <w:t>Infine il Controller restituisce una String al client.</w:t>
+      </w:r>
+    </w:p>
+    <w:p>
+      <w:r>
+        <w:t>Per esempio, Postman riceverà:</w:t>
+      </w:r>
+    </w:p>
+    <w:p>
+      <w:r>
+        <w:t xml:space="preserve">Order </w:t>
+      </w:r>
+      <w:proofErr w:type="spellStart"/>
+      <w:r>
+        <w:t>placed</w:t>
+      </w:r>
+      <w:proofErr w:type="spellEnd"/>
+      <w:r>
+        <w:t xml:space="preserve"> </w:t>
+      </w:r>
+      <w:proofErr w:type="spellStart"/>
+      <w:r>
+        <w:t>succesfully</w:t>
+      </w:r>
+      <w:proofErr w:type="spellEnd"/>
+      <w:r>
+        <w:t xml:space="preserve"> ...</w:t>
+      </w:r>
+    </w:p>
+    <w:p>
+      <w:r>
+        <w:rPr>
+          <w:rFonts w:ascii="Segoe UI Emoji" w:hAnsi="Segoe UI Emoji" w:cs="Segoe UI Emoji"/>
+        </w:rPr>
+        <w:t>⚠️</w:t>
+      </w:r>
+      <w:r>
+        <w:t xml:space="preserve"> </w:t>
+      </w:r>
+      <w:r>
+        <w:rPr>
+          <w:b/>
+          <w:bCs/>
+        </w:rPr>
+        <w:t>Una precisazione importante:</w:t>
+      </w:r>
+      <w:r>
+        <w:t xml:space="preserve"> questa risposta non garantisce che Kafka abbia già confermato la ricezione del messaggio, perché </w:t>
+      </w:r>
+      <w:proofErr w:type="spellStart"/>
+      <w:r>
+        <w:t>KafkaTemplate.send</w:t>
+      </w:r>
+      <w:proofErr w:type="spellEnd"/>
+      <w:r>
+        <w:t>() è asincrono e qui non attendiamo il suo completamento.</w:t>
+      </w:r>
+    </w:p>
+    <w:p>
+      <w:r>
+        <w:pict w14:anchorId="69917106">
+          <v:rect id="_x0000_i1098" style="width:0;height:1.5pt" o:hralign="center" o:hrstd="t" o:hr="t" fillcolor="#a0a0a0" stroked="f"/>
+        </w:pict>
+      </w:r>
+    </w:p>
+    <w:p>
+      <w:pPr>
+        <w:rPr>
+          <w:b/>
+          <w:bCs/>
+        </w:rPr>
+      </w:pPr>
+      <w:r>
+        <w:rPr>
+          <w:b/>
+          <w:bCs/>
+        </w:rPr>
+        <w:lastRenderedPageBreak/>
+        <w:t>7. TEORIA ESSENZIALE</w:t>
+      </w:r>
+    </w:p>
+    <w:p>
+      <w:r>
+        <w:t xml:space="preserve">Il concetto fondamentale di questa lezione è il collegamento tra </w:t>
+      </w:r>
+      <w:r>
+        <w:rPr>
+          <w:b/>
+          <w:bCs/>
+        </w:rPr>
+        <w:t>REST API e Kafka Producer</w:t>
+      </w:r>
+      <w:r>
+        <w:t>.</w:t>
+      </w:r>
+    </w:p>
+    <w:p>
+      <w:pPr>
+        <w:spacing w:after="0"/>
+      </w:pPr>
+      <w:r>
+        <w:t>HTTP REQUEST</w:t>
+      </w:r>
+    </w:p>
+    <w:p>
+      <w:pPr>
+        <w:spacing w:after="0"/>
+      </w:pPr>
+      <w:r>
+        <w:t xml:space="preserve">     ↓</w:t>
+      </w:r>
+    </w:p>
+    <w:p>
+      <w:pPr>
+        <w:spacing w:after="0"/>
+      </w:pPr>
+      <w:r>
+        <w:t>@RestController</w:t>
+      </w:r>
+    </w:p>
+    <w:p>
+      <w:pPr>
+        <w:spacing w:after="0"/>
+      </w:pPr>
+      <w:r>
+        <w:t xml:space="preserve">     ↓</w:t>
+      </w:r>
+    </w:p>
+    <w:p>
+      <w:pPr>
+        <w:spacing w:after="0"/>
+      </w:pPr>
+      <w:r>
+        <w:t>@RequestBody</w:t>
+      </w:r>
+    </w:p>
+    <w:p>
+      <w:pPr>
+        <w:spacing w:after="0"/>
+      </w:pPr>
+      <w:r>
+        <w:t xml:space="preserve">     ↓</w:t>
+      </w:r>
+    </w:p>
+    <w:p>
+      <w:pPr>
+        <w:spacing w:after="0"/>
+      </w:pPr>
+      <w:r>
+        <w:t>Order</w:t>
+      </w:r>
+    </w:p>
+    <w:p>
+      <w:pPr>
+        <w:spacing w:after="0"/>
+      </w:pPr>
+      <w:r>
+        <w:t xml:space="preserve">     ↓</w:t>
+      </w:r>
+    </w:p>
+    <w:p>
+      <w:pPr>
+        <w:spacing w:after="0"/>
+      </w:pPr>
+      <w:proofErr w:type="spellStart"/>
+      <w:r>
+        <w:t>OrderEvent</w:t>
+      </w:r>
+      <w:proofErr w:type="spellEnd"/>
+    </w:p>
+    <w:p>
+      <w:pPr>
+        <w:spacing w:after="0"/>
+      </w:pPr>
+      <w:r>
+        <w:t xml:space="preserve">     ↓</w:t>
+      </w:r>
+    </w:p>
+    <w:p>
+      <w:pPr>
+        <w:spacing w:after="0"/>
+      </w:pPr>
+      <w:proofErr w:type="spellStart"/>
+      <w:r>
+        <w:t>OrderProducer</w:t>
+      </w:r>
+      <w:proofErr w:type="spellEnd"/>
+    </w:p>
+    <w:p>
+      <w:pPr>
+        <w:spacing w:after="0"/>
+      </w:pPr>
+      <w:r>
+        <w:t xml:space="preserve">     ↓</w:t>
+      </w:r>
+    </w:p>
+    <w:p>
+      <w:pPr>
+        <w:spacing w:after="0"/>
+      </w:pPr>
+      <w:proofErr w:type="spellStart"/>
+      <w:r>
+        <w:t>KafkaTemplate</w:t>
+      </w:r>
+      <w:proofErr w:type="spellEnd"/>
+    </w:p>
+    <w:p>
+      <w:pPr>
+        <w:spacing w:after="0"/>
+      </w:pPr>
+      <w:r>
+        <w:t xml:space="preserve">     ↓</w:t>
+      </w:r>
+    </w:p>
+    <w:p>
+      <w:r>
+        <w:t>KAFKA TOPIC</w:t>
+      </w:r>
+    </w:p>
+    <w:p>
+      <w:pPr>
+        <w:spacing w:after="0"/>
+      </w:pPr>
+      <w:r>
+        <w:t>Il Controller riceve i dati tramite HTTP, mentre il Producer si occupa di pubblicarli su Kafka.</w:t>
+      </w:r>
+    </w:p>
+    <w:p>
+      <w:pPr>
+        <w:spacing w:after="0"/>
+      </w:pPr>
+      <w:r>
+        <w:t>Questo permette di mantenere separate la gestione delle richieste REST e la comunicazione con Kafka.</w:t>
+      </w:r>
+    </w:p>
+    <w:p>
+      <w:pPr>
+        <w:spacing w:after="0"/>
+      </w:pPr>
+      <w:r>
+        <w:pict w14:anchorId="0BA9F3D6">
+          <v:rect id="_x0000_i1099" style="width:0;height:1.5pt" o:hralign="center" o:hrstd="t" o:hr="t" fillcolor="#a0a0a0" stroked="f"/>
+        </w:pict>
+      </w:r>
+    </w:p>
+    <w:p>
+      <w:pPr>
+        <w:spacing w:after="0"/>
+        <w:rPr>
+          <w:b/>
+          <w:bCs/>
+        </w:rPr>
+      </w:pPr>
+      <w:r>
+        <w:rPr>
+          <w:rFonts w:ascii="Segoe UI Emoji" w:hAnsi="Segoe UI Emoji" w:cs="Segoe UI Emoji"/>
+          <w:b/>
+          <w:bCs/>
+        </w:rPr>
+        <w:t>🎯</w:t>
+      </w:r>
+      <w:r>
+        <w:rPr>
+          <w:b/>
+          <w:bCs/>
+        </w:rPr>
+        <w:t xml:space="preserve"> 8. COLLOQUIO</w:t>
+      </w:r>
+    </w:p>
+    <w:p>
+      <w:pPr>
+        <w:spacing w:after="0"/>
+      </w:pPr>
+      <w:r>
+        <w:rPr>
+          <w:b/>
+          <w:bCs/>
+        </w:rPr>
+        <w:t>Domanda: Come integri un Controller REST con un Kafka Producer in Spring Boot?</w:t>
+      </w:r>
+    </w:p>
+    <w:p>
+      <w:pPr>
+        <w:spacing w:after="0"/>
+      </w:pPr>
+      <w:r>
+        <w:rPr>
+          <w:b/>
+          <w:bCs/>
+        </w:rPr>
+        <w:t>Risposta pronta:</w:t>
+      </w:r>
+    </w:p>
+    <w:p>
+      <w:pPr>
+        <w:spacing w:after="0"/>
+      </w:pPr>
+      <w:r>
+        <w:t xml:space="preserve">In Spring Boot posso creare un Controller REST con @RestController e definire un endpoint POST tramite @PostMapping. Utilizzo @RequestBody per convertire il JSON ricevuto in un oggetto Java. Successivamente creo un evento, come </w:t>
+      </w:r>
+      <w:proofErr w:type="spellStart"/>
+      <w:r>
+        <w:t>OrderEvent</w:t>
+      </w:r>
+      <w:proofErr w:type="spellEnd"/>
+      <w:r>
+        <w:t xml:space="preserve">, e lo passo a un servizio Producer tramite </w:t>
+      </w:r>
+      <w:proofErr w:type="spellStart"/>
+      <w:r>
+        <w:t>Dependency</w:t>
+      </w:r>
+      <w:proofErr w:type="spellEnd"/>
+      <w:r>
+        <w:t xml:space="preserve"> Injection. Il Producer utilizza </w:t>
+      </w:r>
+      <w:proofErr w:type="spellStart"/>
+      <w:r>
+        <w:t>KafkaTemplate</w:t>
+      </w:r>
+      <w:proofErr w:type="spellEnd"/>
+      <w:r>
+        <w:t xml:space="preserve"> per pubblicare l'evento su un </w:t>
+      </w:r>
+      <w:proofErr w:type="spellStart"/>
+      <w:r>
+        <w:t>topic</w:t>
+      </w:r>
+      <w:proofErr w:type="spellEnd"/>
+      <w:r>
+        <w:t xml:space="preserve"> Kafka.</w:t>
+      </w:r>
+    </w:p>
+    <w:p>
+      <w:pPr>
+        <w:spacing w:after="0"/>
+        <w:rPr>
+          <w:b/>
+          <w:bCs/>
+        </w:rPr>
+      </w:pPr>
+      <w:r>
+        <w:rPr>
+          <w:rFonts w:ascii="Segoe UI Emoji" w:hAnsi="Segoe UI Emoji" w:cs="Segoe UI Emoji"/>
+          <w:b/>
+          <w:bCs/>
+        </w:rPr>
+        <w:t>🧠</w:t>
+      </w:r>
+      <w:r>
+        <w:rPr>
+          <w:b/>
+          <w:bCs/>
+        </w:rPr>
+        <w:t xml:space="preserve"> DA MEMORIZZARE</w:t>
+      </w:r>
+    </w:p>
+    <w:p>
+      <w:pPr>
+        <w:spacing w:after="0"/>
+      </w:pPr>
+      <w:r>
+        <w:t xml:space="preserve">@RequestBody Order </w:t>
+      </w:r>
+      <w:proofErr w:type="spellStart"/>
+      <w:r>
+        <w:t>order</w:t>
+      </w:r>
+      <w:proofErr w:type="spellEnd"/>
+    </w:p>
+    <w:p>
+      <w:pPr>
+        <w:spacing w:after="0"/>
+      </w:pPr>
+      <w:r>
+        <w:t xml:space="preserve">         ↓</w:t>
+      </w:r>
+    </w:p>
+    <w:p>
+      <w:pPr>
+        <w:spacing w:after="0"/>
+      </w:pPr>
+      <w:r>
+        <w:t>RICEVO l'ordine</w:t>
+      </w:r>
+    </w:p>
+    <w:p>
+      <w:pPr>
+        <w:spacing w:after="0"/>
+      </w:pPr>
+    </w:p>
+    <w:p>
+      <w:pPr>
+        <w:spacing w:after="0"/>
+      </w:pPr>
+      <w:r>
+        <w:t xml:space="preserve">new </w:t>
+      </w:r>
+      <w:proofErr w:type="spellStart"/>
+      <w:r>
+        <w:t>OrderEvent</w:t>
+      </w:r>
+      <w:proofErr w:type="spellEnd"/>
+      <w:r>
+        <w:t>()</w:t>
+      </w:r>
+    </w:p>
+    <w:p>
+      <w:pPr>
+        <w:spacing w:after="0"/>
+      </w:pPr>
+      <w:r>
+        <w:t xml:space="preserve">         ↓</w:t>
+      </w:r>
+    </w:p>
+    <w:p>
+      <w:pPr>
+        <w:spacing w:after="0"/>
+      </w:pPr>
+      <w:r>
+        <w:t>CREO l'evento</w:t>
+      </w:r>
+    </w:p>
+    <w:p>
+      <w:pPr>
+        <w:spacing w:after="0"/>
+      </w:pPr>
+    </w:p>
+    <w:p>
+      <w:pPr>
+        <w:spacing w:after="0"/>
+      </w:pPr>
+      <w:proofErr w:type="spellStart"/>
+      <w:r>
+        <w:t>orderEvent.setOrder</w:t>
+      </w:r>
+      <w:proofErr w:type="spellEnd"/>
+      <w:r>
+        <w:t>(</w:t>
+      </w:r>
+      <w:proofErr w:type="spellStart"/>
+      <w:r>
+        <w:t>order</w:t>
+      </w:r>
+      <w:proofErr w:type="spellEnd"/>
+      <w:r>
+        <w:t>)</w:t>
+      </w:r>
+    </w:p>
+    <w:p>
+      <w:pPr>
+        <w:spacing w:after="0"/>
+      </w:pPr>
+      <w:r>
+        <w:t xml:space="preserve">         ↓</w:t>
+      </w:r>
+    </w:p>
+    <w:p>
+      <w:pPr>
+        <w:spacing w:after="0"/>
+      </w:pPr>
+      <w:r>
+        <w:t>INSERISCO l'ordine nell'evento</w:t>
+      </w:r>
+    </w:p>
+    <w:p>
+      <w:pPr>
+        <w:spacing w:after="0"/>
+      </w:pPr>
+      <w:proofErr w:type="spellStart"/>
+      <w:r>
+        <w:t>orderProducer.sendMessage</w:t>
+      </w:r>
+      <w:proofErr w:type="spellEnd"/>
+      <w:r>
+        <w:t>(</w:t>
+      </w:r>
+      <w:proofErr w:type="spellStart"/>
+      <w:r>
+        <w:t>orderEvent</w:t>
+      </w:r>
+      <w:proofErr w:type="spellEnd"/>
+      <w:r>
+        <w:t>)</w:t>
+      </w:r>
+    </w:p>
+    <w:p>
+      <w:pPr>
+        <w:spacing w:after="0"/>
+      </w:pPr>
+      <w:r>
+        <w:t xml:space="preserve">         ↓</w:t>
+      </w:r>
+    </w:p>
+    <w:p>
+      <w:pPr>
+        <w:spacing w:after="0"/>
+      </w:pPr>
+      <w:r>
+        <w:t>PASSO l'evento al Producer</w:t>
+      </w:r>
+    </w:p>
+    <w:p>
+      <w:pPr>
+        <w:spacing w:after="0"/>
+      </w:pPr>
+      <w:proofErr w:type="spellStart"/>
+      <w:r>
+        <w:t>kafkaTemplate.send</w:t>
+      </w:r>
+      <w:proofErr w:type="spellEnd"/>
+      <w:r>
+        <w:t>(</w:t>
+      </w:r>
+      <w:proofErr w:type="spellStart"/>
+      <w:r>
+        <w:t>message</w:t>
+      </w:r>
+      <w:proofErr w:type="spellEnd"/>
+      <w:r>
+        <w:t>)</w:t>
+      </w:r>
+    </w:p>
+    <w:p>
+      <w:pPr>
+        <w:spacing w:after="0"/>
+      </w:pPr>
+      <w:r>
+        <w:t xml:space="preserve">         ↓</w:t>
+      </w:r>
+    </w:p>
+    <w:p>
+      <w:pPr>
+        <w:spacing w:after="0"/>
+      </w:pPr>
+      <w:r>
+        <w:t>INVIO a Kafka</w:t>
+      </w:r>
+    </w:p>
+    <w:p>
+      <w:r>
+        <w:rPr>
+          <w:b/>
+          <w:bCs/>
+        </w:rPr>
+        <w:t xml:space="preserve">Bro, il punto fondamentale è questo: </w:t>
+      </w:r>
+      <w:proofErr w:type="spellStart"/>
+      <w:r>
+        <w:rPr>
+          <w:b/>
+          <w:bCs/>
+        </w:rPr>
+        <w:t>OrderController</w:t>
+      </w:r>
+      <w:proofErr w:type="spellEnd"/>
+      <w:r>
+        <w:rPr>
+          <w:b/>
+          <w:bCs/>
+        </w:rPr>
+        <w:t xml:space="preserve"> non invia direttamente il messaggio a Kafka. Prepara l'evento e delega l'invio a </w:t>
+      </w:r>
+      <w:proofErr w:type="spellStart"/>
+      <w:r>
+        <w:rPr>
+          <w:b/>
+          <w:bCs/>
+        </w:rPr>
+        <w:t>OrderProducer</w:t>
+      </w:r>
+      <w:proofErr w:type="spellEnd"/>
+      <w:r>
+        <w:rPr>
+          <w:b/>
+          <w:bCs/>
+        </w:rPr>
+        <w:t>.</w:t>
+      </w:r>
+    </w:p>
+    <w:p>
+      <w:pPr>
+        <w:rPr>
+          <w:b/>
+          <w:bCs/>
+        </w:rPr>
+      </w:pPr>
+      <w:r>
+        <w:rPr>
+          <w:b/>
+          <w:bCs/>
+        </w:rPr>
+        <w:lastRenderedPageBreak/>
+        <w:t xml:space="preserve">Il file </w:t>
+      </w:r>
+      <w:proofErr w:type="spellStart"/>
+      <w:r>
+        <w:rPr>
+          <w:b/>
+          <w:bCs/>
+        </w:rPr>
+        <w:t>application.properties</w:t>
+      </w:r>
+      <w:proofErr w:type="spellEnd"/>
+      <w:r>
+        <w:rPr>
+          <w:b/>
+          <w:bCs/>
+        </w:rPr>
+        <w:t xml:space="preserve"> del email-service</w:t>
+      </w:r>
+    </w:p>
+    <w:p>
+      <w:pPr>
+        <w:spacing w:after="0"/>
+      </w:pPr>
+      <w:r>
+        <w:t>spring.application.name=email-service</w:t>
+      </w:r>
+      <w:r>
+        <w:br/>
+      </w:r>
+      <w:r>
+        <w:br/>
+      </w:r>
+      <w:proofErr w:type="spellStart"/>
+      <w:r>
+        <w:t>server.port</w:t>
+      </w:r>
+      <w:proofErr w:type="spellEnd"/>
+      <w:r>
+        <w:t>=8082</w:t>
+      </w:r>
+      <w:r>
+        <w:br/>
+      </w:r>
+      <w:proofErr w:type="spellStart"/>
+      <w:r>
+        <w:t>spring.kafka.consumer.bootstrap</w:t>
+      </w:r>
+      <w:proofErr w:type="spellEnd"/>
+      <w:r>
+        <w:t>-servers=localhost:9092</w:t>
+      </w:r>
+      <w:r>
+        <w:br/>
+      </w:r>
+      <w:proofErr w:type="spellStart"/>
+      <w:r>
+        <w:t>spring.kafka.consumer.group</w:t>
+      </w:r>
+      <w:proofErr w:type="spellEnd"/>
+      <w:r>
+        <w:t>-id=email</w:t>
+      </w:r>
+      <w:r>
+        <w:br/>
+      </w:r>
+      <w:proofErr w:type="spellStart"/>
+      <w:r>
+        <w:t>spring.kafka.consumer.auto</w:t>
+      </w:r>
+      <w:proofErr w:type="spellEnd"/>
+      <w:r>
+        <w:t>-offset-reset=</w:t>
+      </w:r>
+      <w:proofErr w:type="spellStart"/>
+      <w:r>
+        <w:t>earliest</w:t>
+      </w:r>
+      <w:proofErr w:type="spellEnd"/>
+      <w:r>
+        <w:br/>
+        <w:t>spring.kafka.consumer.key-deserializer=org.apache.kafka.common.serialization.StringDeserializer</w:t>
+      </w:r>
+      <w:r>
+        <w:br/>
+        <w:t>spring.kafka.consumer.value-deserializer=org.springframework.kafka.support.serializer.JsonDeserializer</w:t>
+      </w:r>
+      <w:r>
+        <w:br/>
+      </w:r>
+      <w:proofErr w:type="spellStart"/>
+      <w:r>
+        <w:t>spring.kafka.consumer.properties.spring.json.trusted.packages</w:t>
+      </w:r>
+      <w:proofErr w:type="spellEnd"/>
+      <w:r>
+        <w:t>=*</w:t>
+      </w:r>
+      <w:r>
+        <w:br/>
+        <w:t>spring.kafka.topic.name=</w:t>
+      </w:r>
+      <w:proofErr w:type="spellStart"/>
+      <w:r>
+        <w:t>order_topics</w:t>
+      </w:r>
+      <w:proofErr w:type="spellEnd"/>
+    </w:p>
+    <w:p/>
+    <w:p>
+      <w:pPr>
+        <w:spacing w:after="0"/>
+        <w:rPr>
+          <w:b/>
+          <w:bCs/>
+          <w:i/>
+          <w:iCs/>
+        </w:rPr>
+      </w:pPr>
+      <w:r>
+        <w:rPr>
+          <w:b/>
+          <w:bCs/>
+          <w:i/>
+          <w:iCs/>
+        </w:rPr>
+        <w:t xml:space="preserve">package </w:t>
+      </w:r>
+      <w:proofErr w:type="spellStart"/>
+      <w:r>
+        <w:rPr>
+          <w:b/>
+          <w:bCs/>
+          <w:i/>
+          <w:iCs/>
+        </w:rPr>
+        <w:t>net.javaguides.emailservice.kafka</w:t>
+      </w:r>
+      <w:proofErr w:type="spellEnd"/>
+      <w:r>
+        <w:rPr>
+          <w:b/>
+          <w:bCs/>
+          <w:i/>
+          <w:iCs/>
+        </w:rPr>
+        <w:t>;</w:t>
+      </w:r>
+      <w:r>
+        <w:rPr>
+          <w:b/>
+          <w:bCs/>
+          <w:i/>
+          <w:iCs/>
+        </w:rPr>
+        <w:br/>
+      </w:r>
+      <w:r>
+        <w:rPr>
+          <w:b/>
+          <w:bCs/>
+          <w:i/>
+          <w:iCs/>
+        </w:rPr>
+        <w:br/>
+        <w:t>@Service</w:t>
+      </w:r>
+      <w:r>
+        <w:rPr>
+          <w:b/>
+          <w:bCs/>
+          <w:i/>
+          <w:iCs/>
+        </w:rPr>
+        <w:br/>
+        <w:t xml:space="preserve">public class </w:t>
+      </w:r>
+      <w:proofErr w:type="spellStart"/>
+      <w:r>
+        <w:rPr>
+          <w:b/>
+          <w:bCs/>
+          <w:i/>
+          <w:iCs/>
+        </w:rPr>
+        <w:t>OrderConsumer</w:t>
+      </w:r>
+      <w:proofErr w:type="spellEnd"/>
+      <w:r>
+        <w:rPr>
+          <w:b/>
+          <w:bCs/>
+          <w:i/>
+          <w:iCs/>
+        </w:rPr>
+        <w:t xml:space="preserve"> {</w:t>
+      </w:r>
+      <w:r>
+        <w:rPr>
+          <w:b/>
+          <w:bCs/>
+          <w:i/>
+          <w:iCs/>
+        </w:rPr>
+        <w:br/>
+        <w:t xml:space="preserve">    private </w:t>
+      </w:r>
+      <w:proofErr w:type="spellStart"/>
+      <w:r>
+        <w:rPr>
+          <w:b/>
+          <w:bCs/>
+          <w:i/>
+          <w:iCs/>
+        </w:rPr>
+        <w:t>static</w:t>
+      </w:r>
+      <w:proofErr w:type="spellEnd"/>
+      <w:r>
+        <w:rPr>
+          <w:b/>
+          <w:bCs/>
+          <w:i/>
+          <w:iCs/>
+        </w:rPr>
+        <w:t xml:space="preserve"> </w:t>
+      </w:r>
+      <w:proofErr w:type="spellStart"/>
+      <w:r>
+        <w:rPr>
+          <w:b/>
+          <w:bCs/>
+          <w:i/>
+          <w:iCs/>
+        </w:rPr>
+        <w:t>final</w:t>
+      </w:r>
+      <w:proofErr w:type="spellEnd"/>
+      <w:r>
+        <w:rPr>
+          <w:b/>
+          <w:bCs/>
+          <w:i/>
+          <w:iCs/>
+        </w:rPr>
+        <w:t xml:space="preserve"> </w:t>
+      </w:r>
+      <w:proofErr w:type="spellStart"/>
+      <w:r>
+        <w:rPr>
+          <w:b/>
+          <w:bCs/>
+          <w:i/>
+          <w:iCs/>
+        </w:rPr>
+        <w:t>Logger</w:t>
+      </w:r>
+      <w:proofErr w:type="spellEnd"/>
+      <w:r>
+        <w:rPr>
+          <w:b/>
+          <w:bCs/>
+          <w:i/>
+          <w:iCs/>
+        </w:rPr>
+        <w:t xml:space="preserve"> LOGGER = </w:t>
+      </w:r>
+      <w:proofErr w:type="spellStart"/>
+      <w:r>
+        <w:rPr>
+          <w:b/>
+          <w:bCs/>
+          <w:i/>
+          <w:iCs/>
+        </w:rPr>
+        <w:t>LoggerFactory.getLogger</w:t>
+      </w:r>
+      <w:proofErr w:type="spellEnd"/>
+      <w:r>
+        <w:rPr>
+          <w:b/>
+          <w:bCs/>
+          <w:i/>
+          <w:iCs/>
+        </w:rPr>
+        <w:t>(</w:t>
+      </w:r>
+      <w:proofErr w:type="spellStart"/>
+      <w:r>
+        <w:rPr>
+          <w:b/>
+          <w:bCs/>
+          <w:i/>
+          <w:iCs/>
+        </w:rPr>
+        <w:t>OrderConsumer.class</w:t>
+      </w:r>
+      <w:proofErr w:type="spellEnd"/>
+      <w:r>
+        <w:rPr>
+          <w:b/>
+          <w:bCs/>
+          <w:i/>
+          <w:iCs/>
+        </w:rPr>
+        <w:t>);</w:t>
+      </w:r>
+      <w:r>
+        <w:rPr>
+          <w:b/>
+          <w:bCs/>
+          <w:i/>
+          <w:iCs/>
+        </w:rPr>
+        <w:br/>
+      </w:r>
+      <w:r>
+        <w:rPr>
+          <w:b/>
+          <w:bCs/>
+          <w:i/>
+          <w:iCs/>
+        </w:rPr>
+        <w:br/>
+        <w:t xml:space="preserve">    @KafkaListener(topics = "${spring.kafka.topic.name}", </w:t>
+      </w:r>
+      <w:proofErr w:type="spellStart"/>
+      <w:r>
+        <w:rPr>
+          <w:b/>
+          <w:bCs/>
+          <w:i/>
+          <w:iCs/>
+        </w:rPr>
+        <w:t>groupId</w:t>
+      </w:r>
+      <w:proofErr w:type="spellEnd"/>
+      <w:r>
+        <w:rPr>
+          <w:b/>
+          <w:bCs/>
+          <w:i/>
+          <w:iCs/>
+        </w:rPr>
+        <w:t xml:space="preserve"> = "${</w:t>
+      </w:r>
+      <w:proofErr w:type="spellStart"/>
+      <w:r>
+        <w:rPr>
+          <w:b/>
+          <w:bCs/>
+          <w:i/>
+          <w:iCs/>
+        </w:rPr>
+        <w:t>spring.kafka.consumer.group</w:t>
+      </w:r>
+      <w:proofErr w:type="spellEnd"/>
+      <w:r>
+        <w:rPr>
+          <w:b/>
+          <w:bCs/>
+          <w:i/>
+          <w:iCs/>
+        </w:rPr>
+        <w:t>-id}")</w:t>
+      </w:r>
+      <w:r>
+        <w:rPr>
+          <w:b/>
+          <w:bCs/>
+          <w:i/>
+          <w:iCs/>
+        </w:rPr>
+        <w:br/>
+        <w:t xml:space="preserve">    public </w:t>
+      </w:r>
+      <w:proofErr w:type="spellStart"/>
+      <w:r>
+        <w:rPr>
+          <w:b/>
+          <w:bCs/>
+          <w:i/>
+          <w:iCs/>
+        </w:rPr>
+        <w:t>void</w:t>
+      </w:r>
+      <w:proofErr w:type="spellEnd"/>
+      <w:r>
+        <w:rPr>
+          <w:b/>
+          <w:bCs/>
+          <w:i/>
+          <w:iCs/>
+        </w:rPr>
+        <w:t xml:space="preserve"> </w:t>
+      </w:r>
+      <w:proofErr w:type="spellStart"/>
+      <w:r>
+        <w:rPr>
+          <w:b/>
+          <w:bCs/>
+          <w:i/>
+          <w:iCs/>
+        </w:rPr>
+        <w:t>consume</w:t>
+      </w:r>
+      <w:proofErr w:type="spellEnd"/>
+      <w:r>
+        <w:rPr>
+          <w:b/>
+          <w:bCs/>
+          <w:i/>
+          <w:iCs/>
+        </w:rPr>
+        <w:t>(</w:t>
+      </w:r>
+      <w:proofErr w:type="spellStart"/>
+      <w:r>
+        <w:rPr>
+          <w:b/>
+          <w:bCs/>
+          <w:i/>
+          <w:iCs/>
+        </w:rPr>
+        <w:t>OrderEvent</w:t>
+      </w:r>
+      <w:proofErr w:type="spellEnd"/>
+      <w:r>
+        <w:rPr>
+          <w:b/>
+          <w:bCs/>
+          <w:i/>
+          <w:iCs/>
+        </w:rPr>
+        <w:t xml:space="preserve"> event) {</w:t>
+      </w:r>
+      <w:r>
+        <w:rPr>
+          <w:b/>
+          <w:bCs/>
+          <w:i/>
+          <w:iCs/>
+        </w:rPr>
+        <w:br/>
+        <w:t xml:space="preserve">        LOGGER.info(</w:t>
+      </w:r>
+      <w:proofErr w:type="spellStart"/>
+      <w:r>
+        <w:rPr>
+          <w:b/>
+          <w:bCs/>
+          <w:i/>
+          <w:iCs/>
+        </w:rPr>
+        <w:t>String.format</w:t>
+      </w:r>
+      <w:proofErr w:type="spellEnd"/>
+      <w:r>
+        <w:rPr>
+          <w:b/>
+          <w:bCs/>
+          <w:i/>
+          <w:iCs/>
+        </w:rPr>
+        <w:t xml:space="preserve">("Order event </w:t>
+      </w:r>
+      <w:proofErr w:type="spellStart"/>
+      <w:r>
+        <w:rPr>
+          <w:b/>
+          <w:bCs/>
+          <w:i/>
+          <w:iCs/>
+        </w:rPr>
+        <w:t>received</w:t>
+      </w:r>
+      <w:proofErr w:type="spellEnd"/>
+      <w:r>
+        <w:rPr>
+          <w:b/>
+          <w:bCs/>
+          <w:i/>
+          <w:iCs/>
+        </w:rPr>
+        <w:t xml:space="preserve"> in email service =&gt; %s", </w:t>
+      </w:r>
+      <w:proofErr w:type="spellStart"/>
+      <w:r>
+        <w:rPr>
+          <w:b/>
+          <w:bCs/>
+          <w:i/>
+          <w:iCs/>
+        </w:rPr>
+        <w:t>event.toString</w:t>
+      </w:r>
+      <w:proofErr w:type="spellEnd"/>
+      <w:r>
+        <w:rPr>
+          <w:b/>
+          <w:bCs/>
+          <w:i/>
+          <w:iCs/>
+        </w:rPr>
+        <w:t>()));</w:t>
+      </w:r>
+      <w:r>
+        <w:rPr>
+          <w:b/>
+          <w:bCs/>
+          <w:i/>
+          <w:iCs/>
+        </w:rPr>
+        <w:br/>
+      </w:r>
+      <w:r>
+        <w:rPr>
+          <w:b/>
+          <w:bCs/>
+          <w:i/>
+          <w:iCs/>
+        </w:rPr>
+        <w:br/>
+        <w:t xml:space="preserve">    }</w:t>
+      </w:r>
+      <w:r>
+        <w:rPr>
+          <w:b/>
+          <w:bCs/>
+          <w:i/>
+          <w:iCs/>
+        </w:rPr>
+        <w:br/>
+        <w:t>}</w:t>
+      </w:r>
+    </w:p>
+    <w:p/>
+    <w:p>
+      <w:pPr>
+        <w:rPr>
+          <w:b/>
+          <w:bCs/>
+        </w:rPr>
+      </w:pPr>
+      <w:r>
+        <w:rPr>
+          <w:b/>
+          <w:bCs/>
+        </w:rPr>
+        <w:t xml:space="preserve">Il file </w:t>
+      </w:r>
+      <w:proofErr w:type="spellStart"/>
+      <w:r>
+        <w:rPr>
+          <w:b/>
+          <w:bCs/>
+        </w:rPr>
+        <w:t>application.properties</w:t>
+      </w:r>
+      <w:proofErr w:type="spellEnd"/>
+      <w:r>
+        <w:rPr>
+          <w:b/>
+          <w:bCs/>
+        </w:rPr>
+        <w:t xml:space="preserve"> del </w:t>
+      </w:r>
+      <w:r>
+        <w:rPr>
+          <w:b/>
+          <w:bCs/>
+        </w:rPr>
+        <w:t>stock</w:t>
+      </w:r>
+      <w:r>
+        <w:rPr>
+          <w:b/>
+          <w:bCs/>
+        </w:rPr>
+        <w:t>-service</w:t>
+      </w:r>
+    </w:p>
+    <w:p>
+      <w:pPr>
+        <w:spacing w:after="0"/>
+      </w:pPr>
+      <w:r>
+        <w:t>spring.application.name=stock-service</w:t>
+      </w:r>
+      <w:r>
+        <w:br/>
+      </w:r>
+      <w:r>
+        <w:br/>
+      </w:r>
+      <w:proofErr w:type="spellStart"/>
+      <w:r>
+        <w:t>server.port</w:t>
+      </w:r>
+      <w:proofErr w:type="spellEnd"/>
+      <w:r>
+        <w:t>=8081</w:t>
+      </w:r>
+      <w:r>
+        <w:br/>
+      </w:r>
+      <w:proofErr w:type="spellStart"/>
+      <w:r>
+        <w:t>spring.kafka.consumer.bootstrap</w:t>
+      </w:r>
+      <w:proofErr w:type="spellEnd"/>
+      <w:r>
+        <w:t>-servers=localhost:9092</w:t>
+      </w:r>
+      <w:r>
+        <w:br/>
+      </w:r>
+      <w:proofErr w:type="spellStart"/>
+      <w:r>
+        <w:t>spring.kafka.consumer.group</w:t>
+      </w:r>
+      <w:proofErr w:type="spellEnd"/>
+      <w:r>
+        <w:t>-id=stock</w:t>
+      </w:r>
+      <w:r>
+        <w:br/>
+      </w:r>
+      <w:proofErr w:type="spellStart"/>
+      <w:r>
+        <w:t>spring.kafka.consumer.auto</w:t>
+      </w:r>
+      <w:proofErr w:type="spellEnd"/>
+      <w:r>
+        <w:t>-offset-reset=</w:t>
+      </w:r>
+      <w:proofErr w:type="spellStart"/>
+      <w:r>
+        <w:t>earliest</w:t>
+      </w:r>
+      <w:proofErr w:type="spellEnd"/>
+      <w:r>
+        <w:br/>
+        <w:t>spring.kafka.consumer.key-deserializer=org.apache.kafka.common.serialization.StringDeserializer</w:t>
+      </w:r>
+      <w:r>
+        <w:br/>
+        <w:t>spring.kafka.consumer.value-deserializer=org.springframework.kafka.support.serializer.JsonDeserializer</w:t>
+      </w:r>
+      <w:r>
+        <w:br/>
+      </w:r>
+      <w:proofErr w:type="spellStart"/>
+      <w:r>
+        <w:t>spring.kafka.consumer.properties.spring.json.trusted.packages</w:t>
+      </w:r>
+      <w:proofErr w:type="spellEnd"/>
+      <w:r>
+        <w:t>=*</w:t>
+      </w:r>
+      <w:r>
+        <w:br/>
+        <w:t>spring.kafka.topic.name=</w:t>
+      </w:r>
+      <w:proofErr w:type="spellStart"/>
+      <w:r>
+        <w:t>order_topics</w:t>
+      </w:r>
+      <w:proofErr w:type="spellEnd"/>
+    </w:p>
+    <w:p>
+      <w:pPr>
+        <w:rPr>
+          <w:b/>
+          <w:bCs/>
+          <w:i/>
+          <w:iCs/>
+        </w:rPr>
+      </w:pPr>
+      <w:r>
+        <w:rPr>
+          <w:b/>
+          <w:bCs/>
+          <w:i/>
+          <w:iCs/>
+        </w:rPr>
+        <w:t xml:space="preserve">package </w:t>
+      </w:r>
+      <w:proofErr w:type="spellStart"/>
+      <w:r>
+        <w:rPr>
+          <w:b/>
+          <w:bCs/>
+          <w:i/>
+          <w:iCs/>
+        </w:rPr>
+        <w:t>net.javaguides.stockservice.kafka</w:t>
+      </w:r>
+      <w:proofErr w:type="spellEnd"/>
+      <w:r>
+        <w:rPr>
+          <w:b/>
+          <w:bCs/>
+          <w:i/>
+          <w:iCs/>
+        </w:rPr>
+        <w:t>;</w:t>
+      </w:r>
+      <w:r>
+        <w:br/>
+      </w:r>
+      <w:r>
+        <w:br/>
+      </w:r>
+      <w:r>
+        <w:rPr>
+          <w:b/>
+          <w:bCs/>
+          <w:i/>
+          <w:iCs/>
+        </w:rPr>
+        <w:t>@Service</w:t>
+      </w:r>
+      <w:r>
+        <w:rPr>
+          <w:b/>
+          <w:bCs/>
+          <w:i/>
+          <w:iCs/>
+        </w:rPr>
+        <w:br/>
+        <w:t xml:space="preserve">public class </w:t>
+      </w:r>
+      <w:proofErr w:type="spellStart"/>
+      <w:r>
+        <w:rPr>
+          <w:b/>
+          <w:bCs/>
+          <w:i/>
+          <w:iCs/>
+        </w:rPr>
+        <w:t>OrderConsumer</w:t>
+      </w:r>
+      <w:proofErr w:type="spellEnd"/>
+      <w:r>
+        <w:rPr>
+          <w:b/>
+          <w:bCs/>
+          <w:i/>
+          <w:iCs/>
+        </w:rPr>
+        <w:t xml:space="preserve"> {</w:t>
+      </w:r>
+      <w:r>
+        <w:rPr>
+          <w:b/>
+          <w:bCs/>
+          <w:i/>
+          <w:iCs/>
+        </w:rPr>
+        <w:br/>
+        <w:t xml:space="preserve">    private </w:t>
+      </w:r>
+      <w:proofErr w:type="spellStart"/>
+      <w:r>
+        <w:rPr>
+          <w:b/>
+          <w:bCs/>
+          <w:i/>
+          <w:iCs/>
+        </w:rPr>
+        <w:t>static</w:t>
+      </w:r>
+      <w:proofErr w:type="spellEnd"/>
+      <w:r>
+        <w:rPr>
+          <w:b/>
+          <w:bCs/>
+          <w:i/>
+          <w:iCs/>
+        </w:rPr>
+        <w:t xml:space="preserve"> </w:t>
+      </w:r>
+      <w:proofErr w:type="spellStart"/>
+      <w:r>
+        <w:rPr>
+          <w:b/>
+          <w:bCs/>
+          <w:i/>
+          <w:iCs/>
+        </w:rPr>
+        <w:t>final</w:t>
+      </w:r>
+      <w:proofErr w:type="spellEnd"/>
+      <w:r>
+        <w:rPr>
+          <w:b/>
+          <w:bCs/>
+          <w:i/>
+          <w:iCs/>
+        </w:rPr>
+        <w:t xml:space="preserve"> </w:t>
+      </w:r>
+      <w:proofErr w:type="spellStart"/>
+      <w:r>
+        <w:rPr>
+          <w:b/>
+          <w:bCs/>
+          <w:i/>
+          <w:iCs/>
+        </w:rPr>
+        <w:t>Logger</w:t>
+      </w:r>
+      <w:proofErr w:type="spellEnd"/>
+      <w:r>
+        <w:rPr>
+          <w:b/>
+          <w:bCs/>
+          <w:i/>
+          <w:iCs/>
+        </w:rPr>
+        <w:t xml:space="preserve"> LOGGER = </w:t>
+      </w:r>
+      <w:proofErr w:type="spellStart"/>
+      <w:r>
+        <w:rPr>
+          <w:b/>
+          <w:bCs/>
+          <w:i/>
+          <w:iCs/>
+        </w:rPr>
+        <w:t>LoggerFactory.getLogger</w:t>
+      </w:r>
+      <w:proofErr w:type="spellEnd"/>
+      <w:r>
+        <w:rPr>
+          <w:b/>
+          <w:bCs/>
+          <w:i/>
+          <w:iCs/>
+        </w:rPr>
+        <w:t>(</w:t>
+      </w:r>
+      <w:proofErr w:type="spellStart"/>
+      <w:r>
+        <w:rPr>
+          <w:b/>
+          <w:bCs/>
+          <w:i/>
+          <w:iCs/>
+        </w:rPr>
+        <w:t>OrderConsumer.class</w:t>
+      </w:r>
+      <w:proofErr w:type="spellEnd"/>
+      <w:r>
+        <w:rPr>
+          <w:b/>
+          <w:bCs/>
+          <w:i/>
+          <w:iCs/>
+        </w:rPr>
+        <w:t>);</w:t>
+      </w:r>
+      <w:r>
+        <w:rPr>
+          <w:b/>
+          <w:bCs/>
+          <w:i/>
+          <w:iCs/>
+        </w:rPr>
+        <w:br/>
+      </w:r>
+      <w:r>
+        <w:rPr>
+          <w:b/>
+          <w:bCs/>
+          <w:i/>
+          <w:iCs/>
+        </w:rPr>
+        <w:br/>
+        <w:t xml:space="preserve">    @KafkaListener(topics = "${spring.kafka.topic.name}", </w:t>
+      </w:r>
+      <w:proofErr w:type="spellStart"/>
+      <w:r>
+        <w:rPr>
+          <w:b/>
+          <w:bCs/>
+          <w:i/>
+          <w:iCs/>
+        </w:rPr>
+        <w:t>groupId</w:t>
+      </w:r>
+      <w:proofErr w:type="spellEnd"/>
+      <w:r>
+        <w:rPr>
+          <w:b/>
+          <w:bCs/>
+          <w:i/>
+          <w:iCs/>
+        </w:rPr>
+        <w:t xml:space="preserve"> = "${</w:t>
+      </w:r>
+      <w:proofErr w:type="spellStart"/>
+      <w:r>
+        <w:rPr>
+          <w:b/>
+          <w:bCs/>
+          <w:i/>
+          <w:iCs/>
+        </w:rPr>
+        <w:t>spring.kafka.consumer.group</w:t>
+      </w:r>
+      <w:proofErr w:type="spellEnd"/>
+      <w:r>
+        <w:rPr>
+          <w:b/>
+          <w:bCs/>
+          <w:i/>
+          <w:iCs/>
+        </w:rPr>
+        <w:t>-id}")</w:t>
+      </w:r>
+      <w:r>
+        <w:rPr>
+          <w:b/>
+          <w:bCs/>
+          <w:i/>
+          <w:iCs/>
+        </w:rPr>
+        <w:br/>
+        <w:t xml:space="preserve">    public </w:t>
+      </w:r>
+      <w:proofErr w:type="spellStart"/>
+      <w:r>
+        <w:rPr>
+          <w:b/>
+          <w:bCs/>
+          <w:i/>
+          <w:iCs/>
+        </w:rPr>
+        <w:t>void</w:t>
+      </w:r>
+      <w:proofErr w:type="spellEnd"/>
+      <w:r>
+        <w:rPr>
+          <w:b/>
+          <w:bCs/>
+          <w:i/>
+          <w:iCs/>
+        </w:rPr>
+        <w:t xml:space="preserve"> </w:t>
+      </w:r>
+      <w:proofErr w:type="spellStart"/>
+      <w:r>
+        <w:rPr>
+          <w:b/>
+          <w:bCs/>
+          <w:i/>
+          <w:iCs/>
+        </w:rPr>
+        <w:t>consume</w:t>
+      </w:r>
+      <w:proofErr w:type="spellEnd"/>
+      <w:r>
+        <w:rPr>
+          <w:b/>
+          <w:bCs/>
+          <w:i/>
+          <w:iCs/>
+        </w:rPr>
+        <w:t>(</w:t>
+      </w:r>
+      <w:proofErr w:type="spellStart"/>
+      <w:r>
+        <w:rPr>
+          <w:b/>
+          <w:bCs/>
+          <w:i/>
+          <w:iCs/>
+        </w:rPr>
+        <w:t>OrderEvent</w:t>
+      </w:r>
+      <w:proofErr w:type="spellEnd"/>
+      <w:r>
+        <w:rPr>
+          <w:b/>
+          <w:bCs/>
+          <w:i/>
+          <w:iCs/>
+        </w:rPr>
+        <w:t xml:space="preserve"> event) {</w:t>
+      </w:r>
+      <w:r>
+        <w:rPr>
+          <w:b/>
+          <w:bCs/>
+          <w:i/>
+          <w:iCs/>
+        </w:rPr>
+        <w:br/>
+        <w:t xml:space="preserve">        LOGGER.info(</w:t>
+      </w:r>
+      <w:proofErr w:type="spellStart"/>
+      <w:r>
+        <w:rPr>
+          <w:b/>
+          <w:bCs/>
+          <w:i/>
+          <w:iCs/>
+        </w:rPr>
+        <w:t>String.format</w:t>
+      </w:r>
+      <w:proofErr w:type="spellEnd"/>
+      <w:r>
+        <w:rPr>
+          <w:b/>
+          <w:bCs/>
+          <w:i/>
+          <w:iCs/>
+        </w:rPr>
+        <w:t xml:space="preserve">("Order event </w:t>
+      </w:r>
+      <w:proofErr w:type="spellStart"/>
+      <w:r>
+        <w:rPr>
+          <w:b/>
+          <w:bCs/>
+          <w:i/>
+          <w:iCs/>
+        </w:rPr>
+        <w:t>received</w:t>
+      </w:r>
+      <w:proofErr w:type="spellEnd"/>
+      <w:r>
+        <w:rPr>
+          <w:b/>
+          <w:bCs/>
+          <w:i/>
+          <w:iCs/>
+        </w:rPr>
+        <w:t xml:space="preserve"> in stock service =&gt; %s", </w:t>
+      </w:r>
+      <w:proofErr w:type="spellStart"/>
+      <w:r>
+        <w:rPr>
+          <w:b/>
+          <w:bCs/>
+          <w:i/>
+          <w:iCs/>
+        </w:rPr>
+        <w:t>event.toString</w:t>
+      </w:r>
+      <w:proofErr w:type="spellEnd"/>
+      <w:r>
+        <w:rPr>
+          <w:b/>
+          <w:bCs/>
+          <w:i/>
+          <w:iCs/>
+        </w:rPr>
+        <w:t>()));</w:t>
+      </w:r>
+      <w:r>
+        <w:rPr>
+          <w:b/>
+          <w:bCs/>
+          <w:i/>
+          <w:iCs/>
+        </w:rPr>
+        <w:br/>
+        <w:t xml:space="preserve">    }</w:t>
+      </w:r>
+      <w:r>
+        <w:rPr>
+          <w:b/>
+          <w:bCs/>
+          <w:i/>
+          <w:iCs/>
+        </w:rPr>
+        <w:br/>
+        <w:t>}</w:t>
       </w:r>
     </w:p>
     <w:p/>
@@ -4164,6 +11146,284 @@
     </w:sectPr>
   </w:body>
 </w:document>
+</file>
+
+<file path=word/numbering.xml><?xml version="1.0" encoding="utf-8"?>
+<w:numbering xmlns:wpc="http://schemas.microsoft.com/office/word/2010/wordprocessingCanvas" xmlns:cx="http://schemas.microsoft.com/office/drawing/2014/chartex" xmlns:cx1="http://schemas.microsoft.com/office/drawing/2015/9/8/chartex" xmlns:cx2="http://schemas.microsoft.com/office/drawing/2015/10/21/chartex" xmlns:cx3="http://schemas.microsoft.com/office/drawing/2016/5/9/chartex" xmlns:cx4="http://schemas.microsoft.com/office/drawing/2016/5/10/chartex" xmlns:cx5="http://schemas.microsoft.com/office/drawing/2016/5/11/chartex" xmlns:cx6="http://schemas.microsoft.com/office/drawing/2016/5/12/chartex" xmlns:cx7="http://schemas.microsoft.com/office/drawing/2016/5/13/chartex" xmlns:cx8="http://schemas.microsoft.com/office/drawing/2016/5/14/chartex" xmlns:mc="http://schemas.openxmlformats.org/markup-compatibility/2006" xmlns:aink="http://schemas.microsoft.com/office/drawing/2016/ink" xmlns:am3d="http://schemas.microsoft.com/office/drawing/2017/model3d" xmlns:o="urn:schemas-microsoft-com:office:office" xmlns:oel="http://schemas.microsoft.com/office/2019/extlst" xmlns:r="http://schemas.openxmlformats.org/officeDocument/2006/relationships" xmlns:m="http://schemas.openxmlformats.org/officeDocument/2006/math" xmlns:v="urn:schemas-microsoft-com:vml" xmlns:wp14="http://schemas.microsoft.com/office/word/2010/wordprocessingDrawing" xmlns:wp="http://schemas.openxmlformats.org/drawingml/2006/wordprocessingDrawing" xmlns:w10="urn:schemas-microsoft-com:office:word" xmlns:w="http://schemas.openxmlformats.org/wordprocessingml/2006/main" xmlns:w14="http://schemas.microsoft.com/office/word/2010/wordml" xmlns:w15="http://schemas.microsoft.com/office/word/2012/wordml" xmlns:w16cex="http://schemas.microsoft.com/office/word/2018/wordml/cex" xmlns:w16cid="http://schemas.microsoft.com/office/word/2016/wordml/cid" xmlns:w16="http://schemas.microsoft.com/office/word/2018/wordml" xmlns:w16du="http://schemas.microsoft.com/office/word/2023/wordml/word16du" xmlns:w16sdtdh="http://schemas.microsoft.com/office/word/2020/wordml/sdtdatahash" xmlns:w16sdtfl="http://schemas.microsoft.com/office/word/2024/wordml/sdtformatlock" xmlns:w16se="http://schemas.microsoft.com/office/word/2015/wordml/symex" xmlns:wpg="http://schemas.microsoft.com/office/word/2010/wordprocessingGroup" xmlns:wpi="http://schemas.microsoft.com/office/word/2010/wordprocessingInk" xmlns:wne="http://schemas.microsoft.com/office/word/2006/wordml" xmlns:wps="http://schemas.microsoft.com/office/word/2010/wordprocessingShape" mc:Ignorable="w14 w15 w16se w16cid w16 w16cex w16sdtdh w16sdtfl w16du wp14">
+  <w:numPicBullet w:numPicBulletId="0">
+    <w:pict>
+      <v:rect id="_x0000_i1150" style="width:0;height:1.5pt" o:hralign="center" o:bullet="t" o:hrstd="t" o:hr="t" fillcolor="#a0a0a0" stroked="f"/>
+    </w:pict>
+  </w:numPicBullet>
+  <w:abstractNum w:abstractNumId="0" w15:restartNumberingAfterBreak="0">
+    <w:nsid w:val="03311A38"/>
+    <w:multiLevelType w:val="multilevel"/>
+    <w:tmpl w:val="2280E5AA"/>
+    <w:lvl w:ilvl="0">
+      <w:start w:val="1"/>
+      <w:numFmt w:val="bullet"/>
+      <w:lvlText w:val=""/>
+      <w:lvlJc w:val="left"/>
+      <w:pPr>
+        <w:tabs>
+          <w:tab w:val="num" w:pos="720"/>
+        </w:tabs>
+        <w:ind w:left="720" w:hanging="360"/>
+      </w:pPr>
+      <w:rPr>
+        <w:rFonts w:ascii="Symbol" w:hAnsi="Symbol" w:hint="default"/>
+        <w:sz w:val="20"/>
+      </w:rPr>
+    </w:lvl>
+    <w:lvl w:ilvl="1" w:tentative="1">
+      <w:start w:val="1"/>
+      <w:numFmt w:val="bullet"/>
+      <w:lvlText w:val="o"/>
+      <w:lvlJc w:val="left"/>
+      <w:pPr>
+        <w:tabs>
+          <w:tab w:val="num" w:pos="1440"/>
+        </w:tabs>
+        <w:ind w:left="1440" w:hanging="360"/>
+      </w:pPr>
+      <w:rPr>
+        <w:rFonts w:ascii="Courier New" w:hAnsi="Courier New" w:hint="default"/>
+        <w:sz w:val="20"/>
+      </w:rPr>
+    </w:lvl>
+    <w:lvl w:ilvl="2" w:tentative="1">
+      <w:start w:val="1"/>
+      <w:numFmt w:val="bullet"/>
+      <w:lvlText w:val=""/>
+      <w:lvlJc w:val="left"/>
+      <w:pPr>
+        <w:tabs>
+          <w:tab w:val="num" w:pos="2160"/>
+        </w:tabs>
+        <w:ind w:left="2160" w:hanging="360"/>
+      </w:pPr>
+      <w:rPr>
+        <w:rFonts w:ascii="Wingdings" w:hAnsi="Wingdings" w:hint="default"/>
+        <w:sz w:val="20"/>
+      </w:rPr>
+    </w:lvl>
+    <w:lvl w:ilvl="3" w:tentative="1">
+      <w:start w:val="1"/>
+      <w:numFmt w:val="bullet"/>
+      <w:lvlText w:val=""/>
+      <w:lvlJc w:val="left"/>
+      <w:pPr>
+        <w:tabs>
+          <w:tab w:val="num" w:pos="2880"/>
+        </w:tabs>
+        <w:ind w:left="2880" w:hanging="360"/>
+      </w:pPr>
+      <w:rPr>
+        <w:rFonts w:ascii="Wingdings" w:hAnsi="Wingdings" w:hint="default"/>
+        <w:sz w:val="20"/>
+      </w:rPr>
+    </w:lvl>
+    <w:lvl w:ilvl="4" w:tentative="1">
+      <w:start w:val="1"/>
+      <w:numFmt w:val="bullet"/>
+      <w:lvlText w:val=""/>
+      <w:lvlJc w:val="left"/>
+      <w:pPr>
+        <w:tabs>
+          <w:tab w:val="num" w:pos="3600"/>
+        </w:tabs>
+        <w:ind w:left="3600" w:hanging="360"/>
+      </w:pPr>
+      <w:rPr>
+        <w:rFonts w:ascii="Wingdings" w:hAnsi="Wingdings" w:hint="default"/>
+        <w:sz w:val="20"/>
+      </w:rPr>
+    </w:lvl>
+    <w:lvl w:ilvl="5" w:tentative="1">
+      <w:start w:val="1"/>
+      <w:numFmt w:val="bullet"/>
+      <w:lvlText w:val=""/>
+      <w:lvlJc w:val="left"/>
+      <w:pPr>
+        <w:tabs>
+          <w:tab w:val="num" w:pos="4320"/>
+        </w:tabs>
+        <w:ind w:left="4320" w:hanging="360"/>
+      </w:pPr>
+      <w:rPr>
+        <w:rFonts w:ascii="Wingdings" w:hAnsi="Wingdings" w:hint="default"/>
+        <w:sz w:val="20"/>
+      </w:rPr>
+    </w:lvl>
+    <w:lvl w:ilvl="6" w:tentative="1">
+      <w:start w:val="1"/>
+      <w:numFmt w:val="bullet"/>
+      <w:lvlText w:val=""/>
+      <w:lvlJc w:val="left"/>
+      <w:pPr>
+        <w:tabs>
+          <w:tab w:val="num" w:pos="5040"/>
+        </w:tabs>
+        <w:ind w:left="5040" w:hanging="360"/>
+      </w:pPr>
+      <w:rPr>
+        <w:rFonts w:ascii="Wingdings" w:hAnsi="Wingdings" w:hint="default"/>
+        <w:sz w:val="20"/>
+      </w:rPr>
+    </w:lvl>
+    <w:lvl w:ilvl="7" w:tentative="1">
+      <w:start w:val="1"/>
+      <w:numFmt w:val="bullet"/>
+      <w:lvlText w:val=""/>
+      <w:lvlJc w:val="left"/>
+      <w:pPr>
+        <w:tabs>
+          <w:tab w:val="num" w:pos="5760"/>
+        </w:tabs>
+        <w:ind w:left="5760" w:hanging="360"/>
+      </w:pPr>
+      <w:rPr>
+        <w:rFonts w:ascii="Wingdings" w:hAnsi="Wingdings" w:hint="default"/>
+        <w:sz w:val="20"/>
+      </w:rPr>
+    </w:lvl>
+    <w:lvl w:ilvl="8" w:tentative="1">
+      <w:start w:val="1"/>
+      <w:numFmt w:val="bullet"/>
+      <w:lvlText w:val=""/>
+      <w:lvlJc w:val="left"/>
+      <w:pPr>
+        <w:tabs>
+          <w:tab w:val="num" w:pos="6480"/>
+        </w:tabs>
+        <w:ind w:left="6480" w:hanging="360"/>
+      </w:pPr>
+      <w:rPr>
+        <w:rFonts w:ascii="Wingdings" w:hAnsi="Wingdings" w:hint="default"/>
+        <w:sz w:val="20"/>
+      </w:rPr>
+    </w:lvl>
+  </w:abstractNum>
+  <w:abstractNum w:abstractNumId="1" w15:restartNumberingAfterBreak="0">
+    <w:nsid w:val="0AB040EC"/>
+    <w:multiLevelType w:val="multilevel"/>
+    <w:tmpl w:val="CAA0FFD0"/>
+    <w:lvl w:ilvl="0">
+      <w:start w:val="1"/>
+      <w:numFmt w:val="decimal"/>
+      <w:lvlText w:val="%1."/>
+      <w:lvlJc w:val="left"/>
+      <w:pPr>
+        <w:tabs>
+          <w:tab w:val="num" w:pos="720"/>
+        </w:tabs>
+        <w:ind w:left="720" w:hanging="360"/>
+      </w:pPr>
+    </w:lvl>
+    <w:lvl w:ilvl="1" w:tentative="1">
+      <w:start w:val="1"/>
+      <w:numFmt w:val="decimal"/>
+      <w:lvlText w:val="%2."/>
+      <w:lvlJc w:val="left"/>
+      <w:pPr>
+        <w:tabs>
+          <w:tab w:val="num" w:pos="1440"/>
+        </w:tabs>
+        <w:ind w:left="1440" w:hanging="360"/>
+      </w:pPr>
+    </w:lvl>
+    <w:lvl w:ilvl="2" w:tentative="1">
+      <w:start w:val="1"/>
+      <w:numFmt w:val="decimal"/>
+      <w:lvlText w:val="%3."/>
+      <w:lvlJc w:val="left"/>
+      <w:pPr>
+        <w:tabs>
+          <w:tab w:val="num" w:pos="2160"/>
+        </w:tabs>
+        <w:ind w:left="2160" w:hanging="360"/>
+      </w:pPr>
+    </w:lvl>
+    <w:lvl w:ilvl="3" w:tentative="1">
+      <w:start w:val="1"/>
+      <w:numFmt w:val="decimal"/>
+      <w:lvlText w:val="%4."/>
+      <w:lvlJc w:val="left"/>
+      <w:pPr>
+        <w:tabs>
+          <w:tab w:val="num" w:pos="2880"/>
+        </w:tabs>
+        <w:ind w:left="2880" w:hanging="360"/>
+      </w:pPr>
+    </w:lvl>
+    <w:lvl w:ilvl="4" w:tentative="1">
+      <w:start w:val="1"/>
+      <w:numFmt w:val="decimal"/>
+      <w:lvlText w:val="%5."/>
+      <w:lvlJc w:val="left"/>
+      <w:pPr>
+        <w:tabs>
+          <w:tab w:val="num" w:pos="3600"/>
+        </w:tabs>
+        <w:ind w:left="3600" w:hanging="360"/>
+      </w:pPr>
+    </w:lvl>
+    <w:lvl w:ilvl="5" w:tentative="1">
+      <w:start w:val="1"/>
+      <w:numFmt w:val="decimal"/>
+      <w:lvlText w:val="%6."/>
+      <w:lvlJc w:val="left"/>
+      <w:pPr>
+        <w:tabs>
+          <w:tab w:val="num" w:pos="4320"/>
+        </w:tabs>
+        <w:ind w:left="4320" w:hanging="360"/>
+      </w:pPr>
+    </w:lvl>
+    <w:lvl w:ilvl="6" w:tentative="1">
+      <w:start w:val="1"/>
+      <w:numFmt w:val="decimal"/>
+      <w:lvlText w:val="%7."/>
+      <w:lvlJc w:val="left"/>
+      <w:pPr>
+        <w:tabs>
+          <w:tab w:val="num" w:pos="5040"/>
+        </w:tabs>
+        <w:ind w:left="5040" w:hanging="360"/>
+      </w:pPr>
+    </w:lvl>
+    <w:lvl w:ilvl="7" w:tentative="1">
+      <w:start w:val="1"/>
+      <w:numFmt w:val="decimal"/>
+      <w:lvlText w:val="%8."/>
+      <w:lvlJc w:val="left"/>
+      <w:pPr>
+        <w:tabs>
+          <w:tab w:val="num" w:pos="5760"/>
+        </w:tabs>
+        <w:ind w:left="5760" w:hanging="360"/>
+      </w:pPr>
+    </w:lvl>
+    <w:lvl w:ilvl="8" w:tentative="1">
+      <w:start w:val="1"/>
+      <w:numFmt w:val="decimal"/>
+      <w:lvlText w:val="%9."/>
+      <w:lvlJc w:val="left"/>
+      <w:pPr>
+        <w:tabs>
+          <w:tab w:val="num" w:pos="6480"/>
+        </w:tabs>
+        <w:ind w:left="6480" w:hanging="360"/>
+      </w:pPr>
+    </w:lvl>
+  </w:abstractNum>
+  <w:num w:numId="1" w16cid:durableId="941375084">
+    <w:abstractNumId w:val="1"/>
+  </w:num>
+  <w:num w:numId="2" w16cid:durableId="515585068">
+    <w:abstractNumId w:val="0"/>
+  </w:num>
+</w:numbering>
 </file>
 
 <file path=word/styles.xml><?xml version="1.0" encoding="utf-8"?>
